--- a/插件详细手册/14.鼠标/解谜设计-鼠标迷宫.docx
+++ b/插件详细手册/14.鼠标/解谜设计-鼠标迷宫.docx
@@ -1,6 +1,6 @@
 
 <file path=word/document.xml><?xml version="1.0" encoding="utf-8"?>
-<w:document xmlns:wpc="http://schemas.microsoft.com/office/word/2010/wordprocessingCanvas" xmlns:cx="http://schemas.microsoft.com/office/drawing/2014/chartex" xmlns:cx1="http://schemas.microsoft.com/office/drawing/2015/9/8/chartex" xmlns:cx2="http://schemas.microsoft.com/office/drawing/2015/10/21/chartex" xmlns:cx3="http://schemas.microsoft.com/office/drawing/2016/5/9/chartex" xmlns:cx4="http://schemas.microsoft.com/office/drawing/2016/5/10/chartex" xmlns:cx5="http://schemas.microsoft.com/office/drawing/2016/5/11/chartex" xmlns:cx6="http://schemas.microsoft.com/office/drawing/2016/5/12/chartex" xmlns:cx7="http://schemas.microsoft.com/office/drawing/2016/5/13/chartex" xmlns:cx8="http://schemas.microsoft.com/office/drawing/2016/5/14/chartex" xmlns:mc="http://schemas.openxmlformats.org/markup-compatibility/2006" xmlns:aink="http://schemas.microsoft.com/office/drawing/2016/ink" xmlns:am3d="http://schemas.microsoft.com/office/drawing/2017/model3d" xmlns:o="urn:schemas-microsoft-com:office:office" xmlns:oel="http://schemas.microsoft.com/office/2019/extlst" xmlns:r="http://schemas.openxmlformats.org/officeDocument/2006/relationships" xmlns:m="http://schemas.openxmlformats.org/officeDocument/2006/math" xmlns:v="urn:schemas-microsoft-com:vml" xmlns:wp14="http://schemas.microsoft.com/office/word/2010/wordprocessingDrawing" xmlns:wp="http://schemas.openxmlformats.org/drawingml/2006/wordprocessingDrawing" xmlns:w10="urn:schemas-microsoft-com:office:word" xmlns:w="http://schemas.openxmlformats.org/wordprocessingml/2006/main" xmlns:w14="http://schemas.microsoft.com/office/word/2010/wordml" xmlns:w15="http://schemas.microsoft.com/office/word/2012/wordml" xmlns:w16cex="http://schemas.microsoft.com/office/word/2018/wordml/cex" xmlns:w16cid="http://schemas.microsoft.com/office/word/2016/wordml/cid" xmlns:w16="http://schemas.microsoft.com/office/word/2018/wordml" xmlns:w16du="http://schemas.microsoft.com/office/word/2023/wordml/word16du" xmlns:w16sdtdh="http://schemas.microsoft.com/office/word/2020/wordml/sdtdatahash" xmlns:w16se="http://schemas.microsoft.com/office/word/2015/wordml/symex" xmlns:wpg="http://schemas.microsoft.com/office/word/2010/wordprocessingGroup" xmlns:wpi="http://schemas.microsoft.com/office/word/2010/wordprocessingInk" xmlns:wne="http://schemas.microsoft.com/office/word/2006/wordml" xmlns:wps="http://schemas.microsoft.com/office/word/2010/wordprocessingShape" mc:Ignorable="w14 w15 w16se w16cid w16 w16cex w16sdtdh w16du wp14">
+<w:document xmlns:wpc="http://schemas.microsoft.com/office/word/2010/wordprocessingCanvas" xmlns:cx="http://schemas.microsoft.com/office/drawing/2014/chartex" xmlns:cx1="http://schemas.microsoft.com/office/drawing/2015/9/8/chartex" xmlns:cx2="http://schemas.microsoft.com/office/drawing/2015/10/21/chartex" xmlns:cx3="http://schemas.microsoft.com/office/drawing/2016/5/9/chartex" xmlns:cx4="http://schemas.microsoft.com/office/drawing/2016/5/10/chartex" xmlns:cx5="http://schemas.microsoft.com/office/drawing/2016/5/11/chartex" xmlns:cx6="http://schemas.microsoft.com/office/drawing/2016/5/12/chartex" xmlns:cx7="http://schemas.microsoft.com/office/drawing/2016/5/13/chartex" xmlns:cx8="http://schemas.microsoft.com/office/drawing/2016/5/14/chartex" xmlns:mc="http://schemas.openxmlformats.org/markup-compatibility/2006" xmlns:aink="http://schemas.microsoft.com/office/drawing/2016/ink" xmlns:am3d="http://schemas.microsoft.com/office/drawing/2017/model3d" xmlns:o="urn:schemas-microsoft-com:office:office" xmlns:oel="http://schemas.microsoft.com/office/2019/extlst" xmlns:r="http://schemas.openxmlformats.org/officeDocument/2006/relationships" xmlns:m="http://schemas.openxmlformats.org/officeDocument/2006/math" xmlns:v="urn:schemas-microsoft-com:vml" xmlns:wp14="http://schemas.microsoft.com/office/word/2010/wordprocessingDrawing" xmlns:wp="http://schemas.openxmlformats.org/drawingml/2006/wordprocessingDrawing" xmlns:w10="urn:schemas-microsoft-com:office:word" xmlns:w="http://schemas.openxmlformats.org/wordprocessingml/2006/main" xmlns:w14="http://schemas.microsoft.com/office/word/2010/wordml" xmlns:w15="http://schemas.microsoft.com/office/word/2012/wordml" xmlns:w16cex="http://schemas.microsoft.com/office/word/2018/wordml/cex" xmlns:w16cid="http://schemas.microsoft.com/office/word/2016/wordml/cid" xmlns:w16="http://schemas.microsoft.com/office/word/2018/wordml" xmlns:w16du="http://schemas.microsoft.com/office/word/2023/wordml/word16du" xmlns:w16sdtdh="http://schemas.microsoft.com/office/word/2020/wordml/sdtdatahash" xmlns:w16sdtfl="http://schemas.microsoft.com/office/word/2024/wordml/sdtformatlock" xmlns:w16se="http://schemas.microsoft.com/office/word/2015/wordml/symex" xmlns:wpg="http://schemas.microsoft.com/office/word/2010/wordprocessingGroup" xmlns:wpi="http://schemas.microsoft.com/office/word/2010/wordprocessingInk" xmlns:wne="http://schemas.microsoft.com/office/word/2006/wordml" xmlns:wps="http://schemas.microsoft.com/office/word/2010/wordprocessingShape" mc:Ignorable="w14 w15 w16se w16cid w16 w16cex w16sdtdh w16sdtfl w16du wp14">
   <w:body>
     <w:p>
       <w:pPr>
@@ -85,6 +85,7 @@
       <w:pPr>
         <w:widowControl/>
         <w:adjustRightInd w:val="0"/>
+        <w:snapToGrid w:val="0"/>
         <w:jc w:val="center"/>
         <w:rPr>
           <w:rFonts w:ascii="Tahoma" w:eastAsia="微软雅黑" w:hAnsi="Tahoma"/>
@@ -100,9 +101,9 @@
           <w:sz w:val="22"/>
         </w:rPr>
         <w:drawing>
-          <wp:inline distT="0" distB="0" distL="0" distR="0" wp14:anchorId="4EC34EAF" wp14:editId="1527EF0E">
-            <wp:extent cx="3567430" cy="2208061"/>
-            <wp:effectExtent l="0" t="0" r="0" b="1905"/>
+          <wp:inline distT="0" distB="0" distL="0" distR="0" wp14:anchorId="4EC34EAF" wp14:editId="4B82651E">
+            <wp:extent cx="3225800" cy="1996609"/>
+            <wp:effectExtent l="0" t="0" r="0" b="3810"/>
             <wp:docPr id="1140832860" name="图片 7"/>
             <wp:cNvGraphicFramePr>
               <a:graphicFrameLocks xmlns:a="http://schemas.openxmlformats.org/drawingml/2006/main" noChangeAspect="1"/>
@@ -132,7 +133,7 @@
                   <pic:spPr bwMode="auto">
                     <a:xfrm>
                       <a:off x="0" y="0"/>
-                      <a:ext cx="3572812" cy="2211392"/>
+                      <a:ext cx="3233380" cy="2001300"/>
                     </a:xfrm>
                     <a:prstGeom prst="rect">
                       <a:avLst/>
@@ -181,27 +182,25 @@
     <w:p>
       <w:pPr>
         <w:widowControl/>
+        <w:adjustRightInd w:val="0"/>
+        <w:snapToGrid w:val="0"/>
         <w:jc w:val="center"/>
         <w:rPr>
-          <w:rFonts w:ascii="宋体" w:eastAsia="宋体" w:hAnsi="宋体" w:cs="宋体" w:hint="eastAsia"/>
-          <w:kern w:val="0"/>
-          <w:sz w:val="24"/>
-          <w:szCs w:val="24"/>
-        </w:rPr>
-      </w:pPr>
-      <w:r>
-        <w:rPr>
-          <w:rFonts w:ascii="宋体" w:eastAsia="宋体" w:hAnsi="宋体" w:cs="宋体" w:hint="eastAsia"/>
+          <w:rFonts w:ascii="Tahoma" w:eastAsia="微软雅黑" w:hAnsi="Tahoma"/>
+          <w:kern w:val="0"/>
+          <w:sz w:val="22"/>
+        </w:rPr>
+      </w:pPr>
+      <w:r>
+        <w:rPr>
+          <w:rFonts w:hint="eastAsia"/>
           <w:noProof/>
-          <w:kern w:val="0"/>
-          <w:sz w:val="24"/>
-          <w:szCs w:val="24"/>
         </w:rPr>
         <w:drawing>
-          <wp:inline distT="0" distB="0" distL="0" distR="0" wp14:anchorId="5030A7DF" wp14:editId="0A6A33BD">
-            <wp:extent cx="4892040" cy="2585607"/>
-            <wp:effectExtent l="0" t="0" r="3810" b="5715"/>
-            <wp:docPr id="422668572" name="图片 1"/>
+          <wp:inline distT="0" distB="0" distL="0" distR="0" wp14:anchorId="28B5B30E" wp14:editId="277EEE22">
+            <wp:extent cx="4690533" cy="2646260"/>
+            <wp:effectExtent l="0" t="0" r="0" b="1905"/>
+            <wp:docPr id="1238614637" name="图片 7"/>
             <wp:cNvGraphicFramePr>
               <a:graphicFrameLocks xmlns:a="http://schemas.openxmlformats.org/drawingml/2006/main" noChangeAspect="1"/>
             </wp:cNvGraphicFramePr>
@@ -209,7 +208,7 @@
               <a:graphicData uri="http://schemas.openxmlformats.org/drawingml/2006/picture">
                 <pic:pic xmlns:pic="http://schemas.openxmlformats.org/drawingml/2006/picture">
                   <pic:nvPicPr>
-                    <pic:cNvPr id="0" name="Picture 1"/>
+                    <pic:cNvPr id="0" name="Picture 13"/>
                     <pic:cNvPicPr>
                       <a:picLocks noChangeAspect="1" noChangeArrowheads="1"/>
                     </pic:cNvPicPr>
@@ -230,7 +229,7 @@
                   <pic:spPr bwMode="auto">
                     <a:xfrm>
                       <a:off x="0" y="0"/>
-                      <a:ext cx="4895376" cy="2587370"/>
+                      <a:ext cx="4708068" cy="2656152"/>
                     </a:xfrm>
                     <a:prstGeom prst="rect">
                       <a:avLst/>
@@ -250,6 +249,61 @@
     <w:p>
       <w:pPr>
         <w:widowControl/>
+        <w:adjustRightInd w:val="0"/>
+        <w:snapToGrid w:val="0"/>
+        <w:jc w:val="center"/>
+        <w:rPr>
+          <w:rFonts w:ascii="Tahoma" w:eastAsia="微软雅黑" w:hAnsi="Tahoma" w:hint="eastAsia"/>
+          <w:kern w:val="0"/>
+          <w:sz w:val="22"/>
+        </w:rPr>
+      </w:pPr>
+      <w:r>
+        <w:rPr>
+          <w:rFonts w:ascii="Tahoma" w:eastAsia="微软雅黑" w:hAnsi="Tahoma"/>
+          <w:kern w:val="0"/>
+          <w:sz w:val="22"/>
+        </w:rPr>
+        <w:drawing>
+          <wp:inline distT="0" distB="0" distL="0" distR="0" wp14:anchorId="33D98F8B" wp14:editId="579904D6">
+            <wp:extent cx="4673600" cy="1584501"/>
+            <wp:effectExtent l="0" t="0" r="0" b="0"/>
+            <wp:docPr id="5234946" name="图片 1"/>
+            <wp:cNvGraphicFramePr>
+              <a:graphicFrameLocks xmlns:a="http://schemas.openxmlformats.org/drawingml/2006/main" noChangeAspect="1"/>
+            </wp:cNvGraphicFramePr>
+            <a:graphic xmlns:a="http://schemas.openxmlformats.org/drawingml/2006/main">
+              <a:graphicData uri="http://schemas.openxmlformats.org/drawingml/2006/picture">
+                <pic:pic xmlns:pic="http://schemas.openxmlformats.org/drawingml/2006/picture">
+                  <pic:nvPicPr>
+                    <pic:cNvPr id="5234946" name=""/>
+                    <pic:cNvPicPr/>
+                  </pic:nvPicPr>
+                  <pic:blipFill>
+                    <a:blip r:embed="rId9"/>
+                    <a:stretch>
+                      <a:fillRect/>
+                    </a:stretch>
+                  </pic:blipFill>
+                  <pic:spPr>
+                    <a:xfrm>
+                      <a:off x="0" y="0"/>
+                      <a:ext cx="4687880" cy="1589343"/>
+                    </a:xfrm>
+                    <a:prstGeom prst="rect">
+                      <a:avLst/>
+                    </a:prstGeom>
+                  </pic:spPr>
+                </pic:pic>
+              </a:graphicData>
+            </a:graphic>
+          </wp:inline>
+        </w:drawing>
+      </w:r>
+    </w:p>
+    <w:p>
+      <w:pPr>
+        <w:widowControl/>
         <w:snapToGrid w:val="0"/>
         <w:jc w:val="left"/>
         <w:rPr>
@@ -765,21 +819,229 @@
     </w:p>
     <w:p>
       <w:pPr>
-        <w:widowControl/>
+        <w:pStyle w:val="3"/>
+        <w:rPr>
+          <w:rFonts w:hint="eastAsia"/>
+        </w:rPr>
+      </w:pPr>
+      <w:r>
+        <w:rPr>
+          <w:rFonts w:hint="eastAsia"/>
+        </w:rPr>
+        <w:lastRenderedPageBreak/>
+        <w:t>基础工程示例</w:t>
+      </w:r>
+    </w:p>
+    <w:p>
+      <w:pPr>
+        <w:widowControl/>
+        <w:adjustRightInd w:val="0"/>
+        <w:snapToGrid w:val="0"/>
         <w:jc w:val="left"/>
         <w:rPr>
-          <w:rFonts w:ascii="宋体" w:eastAsia="宋体" w:hAnsi="宋体" w:cs="宋体" w:hint="eastAsia"/>
-          <w:kern w:val="0"/>
-          <w:sz w:val="24"/>
-          <w:szCs w:val="24"/>
-        </w:rPr>
-      </w:pPr>
-      <w:r>
-        <w:rPr>
-          <w:rFonts w:ascii="宋体" w:eastAsia="宋体" w:hAnsi="宋体" w:cs="宋体"/>
-          <w:kern w:val="0"/>
-          <w:sz w:val="24"/>
-          <w:szCs w:val="24"/>
+          <w:rFonts w:ascii="Tahoma" w:eastAsia="微软雅黑" w:hAnsi="Tahoma"/>
+          <w:kern w:val="0"/>
+          <w:sz w:val="22"/>
+        </w:rPr>
+      </w:pPr>
+      <w:r>
+        <w:rPr>
+          <w:rFonts w:ascii="Tahoma" w:eastAsia="微软雅黑" w:hAnsi="Tahoma" w:hint="eastAsia"/>
+          <w:kern w:val="0"/>
+          <w:sz w:val="22"/>
+        </w:rPr>
+        <w:t>考虑到示例工程中的插件太多了，群友单独拿出来会遇到各种问题。</w:t>
+      </w:r>
+    </w:p>
+    <w:p>
+      <w:pPr>
+        <w:widowControl/>
+        <w:adjustRightInd w:val="0"/>
+        <w:snapToGrid w:val="0"/>
+        <w:spacing w:after="200"/>
+        <w:jc w:val="left"/>
+        <w:rPr>
+          <w:rFonts w:ascii="Tahoma" w:eastAsia="微软雅黑" w:hAnsi="Tahoma"/>
+          <w:kern w:val="0"/>
+          <w:sz w:val="22"/>
+        </w:rPr>
+      </w:pPr>
+      <w:r>
+        <w:rPr>
+          <w:rFonts w:ascii="Tahoma" w:eastAsia="微软雅黑" w:hAnsi="Tahoma" w:hint="eastAsia"/>
+          <w:kern w:val="0"/>
+          <w:sz w:val="22"/>
+        </w:rPr>
+        <w:t>这里我建立了单独的解谜设计工程，并放入了集合中，方便熟悉用法。</w:t>
+      </w:r>
+    </w:p>
+    <w:tbl>
+      <w:tblPr>
+        <w:tblStyle w:val="af"/>
+        <w:tblW w:w="0" w:type="auto"/>
+        <w:shd w:val="clear" w:color="auto" w:fill="DEEAF6" w:themeFill="accent1" w:themeFillTint="33"/>
+        <w:tblLook w:val="04A0" w:firstRow="1" w:lastRow="0" w:firstColumn="1" w:lastColumn="0" w:noHBand="0" w:noVBand="1"/>
+      </w:tblPr>
+      <w:tblGrid>
+        <w:gridCol w:w="8522"/>
+      </w:tblGrid>
+      <w:tr>
+        <w:tc>
+          <w:tcPr>
+            <w:tcW w:w="8522" w:type="dxa"/>
+            <w:shd w:val="clear" w:color="auto" w:fill="DEEAF6" w:themeFill="accent1" w:themeFillTint="33"/>
+          </w:tcPr>
+          <w:p>
+            <w:pPr>
+              <w:widowControl/>
+              <w:adjustRightInd w:val="0"/>
+              <w:snapToGrid w:val="0"/>
+              <w:jc w:val="left"/>
+              <w:rPr>
+                <w:rFonts w:ascii="Tahoma" w:eastAsia="微软雅黑" w:hAnsi="Tahoma"/>
+                <w:kern w:val="0"/>
+                <w:sz w:val="22"/>
+              </w:rPr>
+            </w:pPr>
+            <w:r>
+              <w:rPr>
+                <w:rFonts w:ascii="Tahoma" w:eastAsia="微软雅黑" w:hAnsi="Tahoma" w:hint="eastAsia"/>
+                <w:kern w:val="0"/>
+                <w:sz w:val="22"/>
+              </w:rPr>
+              <w:t>小型示例工程集合</w:t>
+            </w:r>
+          </w:p>
+          <w:p>
+            <w:pPr>
+              <w:widowControl/>
+              <w:adjustRightInd w:val="0"/>
+              <w:snapToGrid w:val="0"/>
+              <w:jc w:val="left"/>
+              <w:rPr>
+                <w:rFonts w:ascii="Tahoma" w:eastAsia="微软雅黑" w:hAnsi="Tahoma"/>
+                <w:kern w:val="0"/>
+                <w:sz w:val="22"/>
+              </w:rPr>
+            </w:pPr>
+            <w:r>
+              <w:rPr>
+                <w:rFonts w:ascii="Tahoma" w:eastAsia="微软雅黑" w:hAnsi="Tahoma" w:hint="eastAsia"/>
+                <w:kern w:val="0"/>
+                <w:sz w:val="22"/>
+              </w:rPr>
+              <w:t>链接</w:t>
+            </w:r>
+            <w:r>
+              <w:rPr>
+                <w:rFonts w:ascii="Tahoma" w:eastAsia="微软雅黑" w:hAnsi="Tahoma" w:hint="eastAsia"/>
+                <w:kern w:val="0"/>
+                <w:sz w:val="22"/>
+              </w:rPr>
+              <w:t xml:space="preserve">: </w:t>
+            </w:r>
+            <w:hyperlink r:id="rId10" w:history="1">
+              <w:r>
+                <w:rPr>
+                  <w:rStyle w:val="a4"/>
+                  <w:rFonts w:ascii="Tahoma" w:eastAsia="微软雅黑" w:hAnsi="Tahoma" w:hint="eastAsia"/>
+                  <w:kern w:val="0"/>
+                  <w:sz w:val="22"/>
+                </w:rPr>
+                <w:t>https://pan.baidu.com/s/1Z60Fht7alAGZymWOle68PQ</w:t>
+              </w:r>
+            </w:hyperlink>
+            <w:r>
+              <w:rPr>
+                <w:rFonts w:ascii="Tahoma" w:eastAsia="微软雅黑" w:hAnsi="Tahoma" w:hint="eastAsia"/>
+                <w:kern w:val="0"/>
+                <w:sz w:val="22"/>
+              </w:rPr>
+              <w:t xml:space="preserve"> </w:t>
+            </w:r>
+          </w:p>
+          <w:p>
+            <w:pPr>
+              <w:widowControl/>
+              <w:adjustRightInd w:val="0"/>
+              <w:snapToGrid w:val="0"/>
+              <w:jc w:val="left"/>
+              <w:rPr>
+                <w:rFonts w:ascii="Tahoma" w:eastAsia="微软雅黑" w:hAnsi="Tahoma"/>
+                <w:kern w:val="0"/>
+                <w:sz w:val="22"/>
+              </w:rPr>
+            </w:pPr>
+            <w:r>
+              <w:rPr>
+                <w:rFonts w:ascii="Tahoma" w:eastAsia="微软雅黑" w:hAnsi="Tahoma" w:hint="eastAsia"/>
+                <w:kern w:val="0"/>
+                <w:sz w:val="22"/>
+              </w:rPr>
+              <w:t>提取码</w:t>
+            </w:r>
+            <w:r>
+              <w:rPr>
+                <w:rFonts w:ascii="Tahoma" w:eastAsia="微软雅黑" w:hAnsi="Tahoma" w:hint="eastAsia"/>
+                <w:kern w:val="0"/>
+                <w:sz w:val="22"/>
+              </w:rPr>
+              <w:t xml:space="preserve">: 3r5e </w:t>
+            </w:r>
+          </w:p>
+        </w:tc>
+      </w:tr>
+    </w:tbl>
+    <w:p>
+      <w:pPr>
+        <w:widowControl/>
+        <w:adjustRightInd w:val="0"/>
+        <w:jc w:val="left"/>
+        <w:rPr>
+          <w:rFonts w:ascii="Tahoma" w:eastAsia="微软雅黑" w:hAnsi="Tahoma"/>
+          <w:kern w:val="0"/>
+          <w:sz w:val="22"/>
+        </w:rPr>
+      </w:pPr>
+      <w:r>
+        <w:rPr>
+          <w:rFonts w:ascii="Tahoma" w:eastAsia="微软雅黑" w:hAnsi="Tahoma" w:hint="eastAsia"/>
+          <w:kern w:val="0"/>
+          <w:sz w:val="22"/>
+        </w:rPr>
+        <w:t>另外，示例中的插件一直在更新，而打包工程中的插件不一定会同步更新哦。</w:t>
+      </w:r>
+    </w:p>
+    <w:p>
+      <w:pPr>
+        <w:widowControl/>
+        <w:adjustRightInd w:val="0"/>
+        <w:snapToGrid w:val="0"/>
+        <w:jc w:val="left"/>
+        <w:rPr>
+          <w:rFonts w:ascii="Tahoma" w:eastAsia="微软雅黑" w:hAnsi="Tahoma"/>
+          <w:kern w:val="0"/>
+          <w:sz w:val="22"/>
+        </w:rPr>
+      </w:pPr>
+    </w:p>
+    <w:p>
+      <w:pPr>
+        <w:widowControl/>
+        <w:adjustRightInd w:val="0"/>
+        <w:snapToGrid w:val="0"/>
+        <w:jc w:val="left"/>
+        <w:rPr>
+          <w:rFonts w:ascii="Tahoma" w:eastAsia="微软雅黑" w:hAnsi="Tahoma"/>
+          <w:kern w:val="0"/>
+          <w:sz w:val="22"/>
+        </w:rPr>
+      </w:pPr>
+      <w:r>
+        <w:rPr>
+          <w:rFonts w:ascii="Tahoma" w:eastAsia="微软雅黑" w:hAnsi="Tahoma" w:hint="eastAsia"/>
+          <w:kern w:val="0"/>
+          <w:sz w:val="22"/>
         </w:rPr>
         <w:br w:type="page"/>
       </w:r>
@@ -890,6 +1152,14 @@
           <w:sz w:val="22"/>
         </w:rPr>
         <w:t>留意图片创建指令。</w:t>
+      </w:r>
+      <w:r>
+        <w:rPr>
+          <w:rFonts w:ascii="Tahoma" w:eastAsia="微软雅黑" w:hAnsi="Tahoma" w:hint="eastAsia"/>
+          <w:kern w:val="0"/>
+          <w:sz w:val="22"/>
+        </w:rPr>
+        <w:t>留意“修改为像素判定”。</w:t>
       </w:r>
     </w:p>
     <w:p>
@@ -930,7 +1200,7 @@
                     </pic:cNvPicPr>
                   </pic:nvPicPr>
                   <pic:blipFill>
-                    <a:blip r:embed="rId9">
+                    <a:blip r:embed="rId11">
                       <a:extLst>
                         <a:ext uri="{28A0092B-C50C-407E-A947-70E740481C1C}">
                           <a14:useLocalDpi xmlns:a14="http://schemas.microsoft.com/office/drawing/2010/main" val="0"/>
@@ -1051,13 +1321,13 @@
     <w:p>
       <w:pPr>
         <w:widowControl/>
+        <w:adjustRightInd w:val="0"/>
         <w:snapToGrid w:val="0"/>
         <w:jc w:val="center"/>
         <w:rPr>
-          <w:rFonts w:ascii="宋体" w:eastAsia="宋体" w:hAnsi="宋体" w:cs="宋体" w:hint="eastAsia"/>
-          <w:kern w:val="0"/>
-          <w:sz w:val="24"/>
-          <w:szCs w:val="24"/>
+          <w:rFonts w:ascii="Tahoma" w:eastAsia="微软雅黑" w:hAnsi="Tahoma" w:hint="eastAsia"/>
+          <w:kern w:val="0"/>
+          <w:sz w:val="22"/>
         </w:rPr>
       </w:pPr>
       <w:r>
@@ -1086,7 +1356,7 @@
                     </pic:cNvPicPr>
                   </pic:nvPicPr>
                   <pic:blipFill>
-                    <a:blip r:embed="rId10" cstate="print">
+                    <a:blip r:embed="rId12" cstate="print">
                       <a:extLst>
                         <a:ext uri="{28A0092B-C50C-407E-A947-70E740481C1C}">
                           <a14:useLocalDpi xmlns:a14="http://schemas.microsoft.com/office/drawing/2010/main" val="0"/>
@@ -1132,6 +1402,241 @@
         <w:rPr>
           <w:rFonts w:hint="eastAsia"/>
         </w:rPr>
+        <w:t>）</w:t>
+      </w:r>
+      <w:r>
+        <w:rPr>
+          <w:rFonts w:hint="eastAsia"/>
+        </w:rPr>
+        <w:t>变量</w:t>
+      </w:r>
+      <w:r>
+        <w:rPr>
+          <w:rFonts w:hint="eastAsia"/>
+        </w:rPr>
+        <w:t>和开关</w:t>
+      </w:r>
+    </w:p>
+    <w:p>
+      <w:pPr>
+        <w:widowControl/>
+        <w:adjustRightInd w:val="0"/>
+        <w:snapToGrid w:val="0"/>
+        <w:jc w:val="left"/>
+        <w:rPr>
+          <w:rFonts w:ascii="Tahoma" w:eastAsia="微软雅黑" w:hAnsi="Tahoma"/>
+          <w:kern w:val="0"/>
+          <w:sz w:val="22"/>
+        </w:rPr>
+      </w:pPr>
+      <w:r>
+        <w:rPr>
+          <w:rFonts w:ascii="Tahoma" w:eastAsia="微软雅黑" w:hAnsi="Tahoma" w:hint="eastAsia"/>
+          <w:kern w:val="0"/>
+          <w:sz w:val="22"/>
+        </w:rPr>
+        <w:t>游戏中只用到了</w:t>
+      </w:r>
+      <w:r>
+        <w:rPr>
+          <w:rFonts w:ascii="Tahoma" w:eastAsia="微软雅黑" w:hAnsi="Tahoma" w:hint="eastAsia"/>
+          <w:kern w:val="0"/>
+          <w:sz w:val="22"/>
+        </w:rPr>
+        <w:t xml:space="preserve"> </w:t>
+      </w:r>
+      <w:r>
+        <w:rPr>
+          <w:rFonts w:ascii="Tahoma" w:eastAsia="微软雅黑" w:hAnsi="Tahoma" w:hint="eastAsia"/>
+          <w:kern w:val="0"/>
+          <w:sz w:val="22"/>
+        </w:rPr>
+        <w:t>变量</w:t>
+      </w:r>
+      <w:r>
+        <w:rPr>
+          <w:rFonts w:ascii="Tahoma" w:eastAsia="微软雅黑" w:hAnsi="Tahoma" w:hint="eastAsia"/>
+          <w:kern w:val="0"/>
+          <w:sz w:val="22"/>
+        </w:rPr>
+        <w:t>55</w:t>
+      </w:r>
+      <w:r>
+        <w:rPr>
+          <w:rFonts w:ascii="Tahoma" w:eastAsia="微软雅黑" w:hAnsi="Tahoma" w:hint="eastAsia"/>
+          <w:kern w:val="0"/>
+          <w:sz w:val="22"/>
+        </w:rPr>
+        <w:t>，如下图。</w:t>
+      </w:r>
+    </w:p>
+    <w:p>
+      <w:pPr>
+        <w:widowControl/>
+        <w:adjustRightInd w:val="0"/>
+        <w:snapToGrid w:val="0"/>
+        <w:jc w:val="left"/>
+        <w:rPr>
+          <w:rFonts w:ascii="Tahoma" w:eastAsia="微软雅黑" w:hAnsi="Tahoma" w:hint="eastAsia"/>
+          <w:kern w:val="0"/>
+          <w:sz w:val="22"/>
+        </w:rPr>
+      </w:pPr>
+      <w:r>
+        <w:rPr>
+          <w:rFonts w:ascii="Tahoma" w:eastAsia="微软雅黑" w:hAnsi="Tahoma" w:hint="eastAsia"/>
+          <w:kern w:val="0"/>
+          <w:sz w:val="22"/>
+        </w:rPr>
+        <w:t>（你可以修改变量，但要一并修改</w:t>
+      </w:r>
+      <w:r>
+        <w:rPr>
+          <w:rFonts w:ascii="Tahoma" w:eastAsia="微软雅黑" w:hAnsi="Tahoma" w:hint="eastAsia"/>
+          <w:kern w:val="0"/>
+          <w:sz w:val="22"/>
+        </w:rPr>
+        <w:t xml:space="preserve"> </w:t>
+      </w:r>
+      <w:r>
+        <w:rPr>
+          <w:rFonts w:ascii="Tahoma" w:eastAsia="微软雅黑" w:hAnsi="Tahoma" w:hint="eastAsia"/>
+          <w:kern w:val="0"/>
+          <w:sz w:val="22"/>
+        </w:rPr>
+        <w:t>公共事件和地图中的事件</w:t>
+      </w:r>
+      <w:r>
+        <w:rPr>
+          <w:rFonts w:ascii="Tahoma" w:eastAsia="微软雅黑" w:hAnsi="Tahoma" w:hint="eastAsia"/>
+          <w:kern w:val="0"/>
+          <w:sz w:val="22"/>
+        </w:rPr>
+        <w:t xml:space="preserve"> </w:t>
+      </w:r>
+      <w:r>
+        <w:rPr>
+          <w:rFonts w:ascii="Tahoma" w:eastAsia="微软雅黑" w:hAnsi="Tahoma" w:hint="eastAsia"/>
+          <w:kern w:val="0"/>
+          <w:sz w:val="22"/>
+        </w:rPr>
+        <w:t>对应的</w:t>
+      </w:r>
+      <w:r>
+        <w:rPr>
+          <w:rFonts w:ascii="Tahoma" w:eastAsia="微软雅黑" w:hAnsi="Tahoma" w:hint="eastAsia"/>
+          <w:kern w:val="0"/>
+          <w:sz w:val="22"/>
+        </w:rPr>
+        <w:t>变量</w:t>
+      </w:r>
+      <w:r>
+        <w:rPr>
+          <w:rFonts w:ascii="Tahoma" w:eastAsia="微软雅黑" w:hAnsi="Tahoma" w:hint="eastAsia"/>
+          <w:kern w:val="0"/>
+          <w:sz w:val="22"/>
+        </w:rPr>
+        <w:t>）</w:t>
+      </w:r>
+    </w:p>
+    <w:p>
+      <w:pPr>
+        <w:widowControl/>
+        <w:adjustRightInd w:val="0"/>
+        <w:snapToGrid w:val="0"/>
+        <w:jc w:val="center"/>
+        <w:rPr>
+          <w:rFonts w:ascii="Tahoma" w:eastAsia="微软雅黑" w:hAnsi="Tahoma" w:hint="eastAsia"/>
+          <w:kern w:val="0"/>
+          <w:sz w:val="22"/>
+        </w:rPr>
+      </w:pPr>
+      <w:r>
+        <w:rPr>
+          <w:rFonts w:hint="eastAsia"/>
+          <w:noProof/>
+        </w:rPr>
+        <w:drawing>
+          <wp:inline distT="0" distB="0" distL="0" distR="0" wp14:anchorId="76C330C9" wp14:editId="79BD6344">
+            <wp:extent cx="2116667" cy="2726517"/>
+            <wp:effectExtent l="0" t="0" r="0" b="0"/>
+            <wp:docPr id="1521652705" name="图片 1"/>
+            <wp:cNvGraphicFramePr>
+              <a:graphicFrameLocks xmlns:a="http://schemas.openxmlformats.org/drawingml/2006/main" noChangeAspect="1"/>
+            </wp:cNvGraphicFramePr>
+            <a:graphic xmlns:a="http://schemas.openxmlformats.org/drawingml/2006/main">
+              <a:graphicData uri="http://schemas.openxmlformats.org/drawingml/2006/picture">
+                <pic:pic xmlns:pic="http://schemas.openxmlformats.org/drawingml/2006/picture">
+                  <pic:nvPicPr>
+                    <pic:cNvPr id="0" name="Picture 1"/>
+                    <pic:cNvPicPr>
+                      <a:picLocks noChangeAspect="1" noChangeArrowheads="1"/>
+                    </pic:cNvPicPr>
+                  </pic:nvPicPr>
+                  <pic:blipFill>
+                    <a:blip r:embed="rId13">
+                      <a:extLst>
+                        <a:ext uri="{28A0092B-C50C-407E-A947-70E740481C1C}">
+                          <a14:useLocalDpi xmlns:a14="http://schemas.microsoft.com/office/drawing/2010/main" val="0"/>
+                        </a:ext>
+                      </a:extLst>
+                    </a:blip>
+                    <a:srcRect/>
+                    <a:stretch>
+                      <a:fillRect/>
+                    </a:stretch>
+                  </pic:blipFill>
+                  <pic:spPr bwMode="auto">
+                    <a:xfrm>
+                      <a:off x="0" y="0"/>
+                      <a:ext cx="2121172" cy="2732320"/>
+                    </a:xfrm>
+                    <a:prstGeom prst="rect">
+                      <a:avLst/>
+                    </a:prstGeom>
+                    <a:noFill/>
+                    <a:ln>
+                      <a:noFill/>
+                    </a:ln>
+                  </pic:spPr>
+                </pic:pic>
+              </a:graphicData>
+            </a:graphic>
+          </wp:inline>
+        </w:drawing>
+      </w:r>
+    </w:p>
+    <w:p>
+      <w:pPr>
+        <w:widowControl/>
+        <w:adjustRightInd w:val="0"/>
+        <w:snapToGrid w:val="0"/>
+        <w:jc w:val="left"/>
+        <w:rPr>
+          <w:rFonts w:ascii="Tahoma" w:eastAsia="微软雅黑" w:hAnsi="Tahoma" w:hint="eastAsia"/>
+          <w:kern w:val="0"/>
+          <w:sz w:val="22"/>
+        </w:rPr>
+      </w:pPr>
+    </w:p>
+    <w:p>
+      <w:pPr>
+        <w:pStyle w:val="4"/>
+        <w:rPr>
+          <w:rFonts w:hint="eastAsia"/>
+        </w:rPr>
+      </w:pPr>
+      <w:r>
+        <w:rPr>
+          <w:rFonts w:hint="eastAsia"/>
+        </w:rPr>
+        <w:lastRenderedPageBreak/>
+        <w:t>4</w:t>
+      </w:r>
+      <w:r>
+        <w:rPr>
+          <w:rFonts w:hint="eastAsia"/>
+        </w:rPr>
         <w:t>）公共事件</w:t>
       </w:r>
     </w:p>
@@ -1218,7 +1723,7 @@
                     </pic:cNvPicPr>
                   </pic:nvPicPr>
                   <pic:blipFill>
-                    <a:blip r:embed="rId11">
+                    <a:blip r:embed="rId14">
                       <a:extLst>
                         <a:ext uri="{28A0092B-C50C-407E-A947-70E740481C1C}">
                           <a14:useLocalDpi xmlns:a14="http://schemas.microsoft.com/office/drawing/2010/main" val="0"/>
@@ -1398,7 +1903,7 @@
                     </pic:cNvPicPr>
                   </pic:nvPicPr>
                   <pic:blipFill>
-                    <a:blip r:embed="rId12">
+                    <a:blip r:embed="rId15">
                       <a:extLst>
                         <a:ext uri="{28A0092B-C50C-407E-A947-70E740481C1C}">
                           <a14:useLocalDpi xmlns:a14="http://schemas.microsoft.com/office/drawing/2010/main" val="0"/>
@@ -1435,7 +1940,7 @@
         <w:widowControl/>
         <w:snapToGrid w:val="0"/>
         <w:rPr>
-          <w:rFonts w:ascii="宋体" w:eastAsia="宋体" w:hAnsi="宋体" w:cs="宋体" w:hint="eastAsia"/>
+          <w:rFonts w:ascii="宋体" w:eastAsia="宋体" w:hAnsi="宋体" w:cs="宋体"/>
           <w:kern w:val="0"/>
           <w:sz w:val="24"/>
           <w:szCs w:val="24"/>
@@ -1444,6 +1949,176 @@
     </w:p>
     <w:p>
       <w:pPr>
+        <w:pStyle w:val="4"/>
+        <w:rPr>
+          <w:rFonts w:hint="eastAsia"/>
+        </w:rPr>
+      </w:pPr>
+      <w:r>
+        <w:rPr>
+          <w:rFonts w:hint="eastAsia"/>
+        </w:rPr>
+        <w:t>5</w:t>
+      </w:r>
+      <w:r>
+        <w:rPr>
+          <w:rFonts w:hint="eastAsia"/>
+        </w:rPr>
+        <w:t>）</w:t>
+      </w:r>
+      <w:r>
+        <w:rPr>
+          <w:rFonts w:hint="eastAsia"/>
+        </w:rPr>
+        <w:t>插件-吸附槽配置</w:t>
+      </w:r>
+    </w:p>
+    <w:p>
+      <w:pPr>
+        <w:widowControl/>
+        <w:snapToGrid w:val="0"/>
+        <w:rPr>
+          <w:rFonts w:ascii="宋体" w:eastAsia="宋体" w:hAnsi="宋体" w:cs="宋体"/>
+          <w:kern w:val="0"/>
+          <w:sz w:val="24"/>
+          <w:szCs w:val="24"/>
+        </w:rPr>
+      </w:pPr>
+      <w:r>
+        <w:rPr>
+          <w:rFonts w:ascii="Tahoma" w:eastAsia="微软雅黑" w:hAnsi="Tahoma" w:hint="eastAsia"/>
+          <w:kern w:val="0"/>
+          <w:sz w:val="22"/>
+        </w:rPr>
+        <w:t>插件中，</w:t>
+      </w:r>
+      <w:r>
+        <w:rPr>
+          <w:rFonts w:ascii="Tahoma" w:eastAsia="微软雅黑" w:hAnsi="Tahoma" w:hint="eastAsia"/>
+          <w:kern w:val="0"/>
+          <w:sz w:val="22"/>
+        </w:rPr>
+        <w:t>还</w:t>
+      </w:r>
+      <w:r>
+        <w:rPr>
+          <w:rFonts w:ascii="Tahoma" w:eastAsia="微软雅黑" w:hAnsi="Tahoma" w:hint="eastAsia"/>
+          <w:kern w:val="0"/>
+          <w:sz w:val="22"/>
+        </w:rPr>
+        <w:t>需要添加吸附槽</w:t>
+      </w:r>
+      <w:r>
+        <w:rPr>
+          <w:rFonts w:ascii="Tahoma" w:eastAsia="微软雅黑" w:hAnsi="Tahoma" w:hint="eastAsia"/>
+          <w:kern w:val="0"/>
+          <w:sz w:val="22"/>
+        </w:rPr>
+        <w:t>，吸附槽用于控制图片的移动。</w:t>
+      </w:r>
+    </w:p>
+    <w:p>
+      <w:pPr>
+        <w:widowControl/>
+        <w:snapToGrid w:val="0"/>
+        <w:jc w:val="center"/>
+        <w:rPr>
+          <w:rFonts w:ascii="宋体" w:eastAsia="宋体" w:hAnsi="宋体" w:cs="宋体"/>
+          <w:kern w:val="0"/>
+          <w:sz w:val="24"/>
+          <w:szCs w:val="24"/>
+        </w:rPr>
+      </w:pPr>
+      <w:r>
+        <w:rPr>
+          <w:rFonts w:hint="eastAsia"/>
+          <w:noProof/>
+        </w:rPr>
+        <w:drawing>
+          <wp:inline distT="0" distB="0" distL="0" distR="0" wp14:anchorId="6996C133" wp14:editId="1C5190AC">
+            <wp:extent cx="4605866" cy="960582"/>
+            <wp:effectExtent l="0" t="0" r="4445" b="0"/>
+            <wp:docPr id="385830482" name="图片 2"/>
+            <wp:cNvGraphicFramePr>
+              <a:graphicFrameLocks xmlns:a="http://schemas.openxmlformats.org/drawingml/2006/main" noChangeAspect="1"/>
+            </wp:cNvGraphicFramePr>
+            <a:graphic xmlns:a="http://schemas.openxmlformats.org/drawingml/2006/main">
+              <a:graphicData uri="http://schemas.openxmlformats.org/drawingml/2006/picture">
+                <pic:pic xmlns:pic="http://schemas.openxmlformats.org/drawingml/2006/picture">
+                  <pic:nvPicPr>
+                    <pic:cNvPr id="0" name="Picture 3"/>
+                    <pic:cNvPicPr>
+                      <a:picLocks noChangeAspect="1" noChangeArrowheads="1"/>
+                    </pic:cNvPicPr>
+                  </pic:nvPicPr>
+                  <pic:blipFill>
+                    <a:blip r:embed="rId16">
+                      <a:extLst>
+                        <a:ext uri="{28A0092B-C50C-407E-A947-70E740481C1C}">
+                          <a14:useLocalDpi xmlns:a14="http://schemas.microsoft.com/office/drawing/2010/main" val="0"/>
+                        </a:ext>
+                      </a:extLst>
+                    </a:blip>
+                    <a:srcRect/>
+                    <a:stretch>
+                      <a:fillRect/>
+                    </a:stretch>
+                  </pic:blipFill>
+                  <pic:spPr bwMode="auto">
+                    <a:xfrm>
+                      <a:off x="0" y="0"/>
+                      <a:ext cx="4611210" cy="961697"/>
+                    </a:xfrm>
+                    <a:prstGeom prst="rect">
+                      <a:avLst/>
+                    </a:prstGeom>
+                    <a:noFill/>
+                    <a:ln>
+                      <a:noFill/>
+                    </a:ln>
+                  </pic:spPr>
+                </pic:pic>
+              </a:graphicData>
+            </a:graphic>
+          </wp:inline>
+        </w:drawing>
+      </w:r>
+    </w:p>
+    <w:p>
+      <w:pPr>
+        <w:widowControl/>
+        <w:snapToGrid w:val="0"/>
+        <w:rPr>
+          <w:rFonts w:ascii="宋体" w:eastAsia="宋体" w:hAnsi="宋体" w:cs="宋体" w:hint="eastAsia"/>
+          <w:kern w:val="0"/>
+          <w:sz w:val="24"/>
+          <w:szCs w:val="24"/>
+        </w:rPr>
+      </w:pPr>
+    </w:p>
+    <w:p>
+      <w:pPr>
+        <w:widowControl/>
+        <w:jc w:val="left"/>
+        <w:rPr>
+          <w:rFonts w:ascii="宋体" w:eastAsia="宋体" w:hAnsi="宋体" w:cs="宋体" w:hint="eastAsia"/>
+          <w:kern w:val="0"/>
+          <w:sz w:val="24"/>
+          <w:szCs w:val="24"/>
+        </w:rPr>
+      </w:pPr>
+      <w:r>
+        <w:rPr>
+          <w:rFonts w:ascii="宋体" w:eastAsia="宋体" w:hAnsi="宋体" w:cs="宋体" w:hint="eastAsia"/>
+          <w:kern w:val="0"/>
+          <w:sz w:val="24"/>
+          <w:szCs w:val="24"/>
+        </w:rPr>
+        <w:br w:type="page"/>
+      </w:r>
+    </w:p>
+    <w:p>
+      <w:pPr>
         <w:pStyle w:val="2"/>
         <w:rPr>
           <w:rFonts w:hint="eastAsia"/>
@@ -1453,6 +2128,7 @@
         <w:rPr>
           <w:rFonts w:hint="eastAsia"/>
         </w:rPr>
+        <w:lastRenderedPageBreak/>
         <w:t>鼠标迷宫</w:t>
       </w:r>
       <w:r>
@@ -1950,7 +2626,7 @@
         <w:spacing w:after="200"/>
         <w:jc w:val="left"/>
         <w:rPr>
-          <w:rFonts w:ascii="Tahoma" w:eastAsia="微软雅黑" w:hAnsi="Tahoma" w:hint="eastAsia"/>
+          <w:rFonts w:ascii="Tahoma" w:eastAsia="微软雅黑" w:hAnsi="Tahoma"/>
           <w:kern w:val="0"/>
           <w:sz w:val="22"/>
         </w:rPr>
@@ -2786,7 +3462,7 @@
                     </pic:cNvPicPr>
                   </pic:nvPicPr>
                   <pic:blipFill>
-                    <a:blip r:embed="rId13">
+                    <a:blip r:embed="rId17">
                       <a:extLst>
                         <a:ext uri="{28A0092B-C50C-407E-A947-70E740481C1C}">
                           <a14:useLocalDpi xmlns:a14="http://schemas.microsoft.com/office/drawing/2010/main" val="0"/>
@@ -3047,7 +3723,7 @@
                     </pic:cNvPicPr>
                   </pic:nvPicPr>
                   <pic:blipFill>
-                    <a:blip r:embed="rId14">
+                    <a:blip r:embed="rId18">
                       <a:extLst>
                         <a:ext uri="{28A0092B-C50C-407E-A947-70E740481C1C}">
                           <a14:useLocalDpi xmlns:a14="http://schemas.microsoft.com/office/drawing/2010/main" val="0"/>
@@ -3115,7 +3791,7 @@
                     </pic:cNvPicPr>
                   </pic:nvPicPr>
                   <pic:blipFill>
-                    <a:blip r:embed="rId15">
+                    <a:blip r:embed="rId19">
                       <a:extLst>
                         <a:ext uri="{28A0092B-C50C-407E-A947-70E740481C1C}">
                           <a14:useLocalDpi xmlns:a14="http://schemas.microsoft.com/office/drawing/2010/main" val="0"/>
@@ -3186,7 +3862,7 @@
                     </pic:cNvPicPr>
                   </pic:nvPicPr>
                   <pic:blipFill>
-                    <a:blip r:embed="rId16">
+                    <a:blip r:embed="rId20">
                       <a:extLst>
                         <a:ext uri="{28A0092B-C50C-407E-A947-70E740481C1C}">
                           <a14:useLocalDpi xmlns:a14="http://schemas.microsoft.com/office/drawing/2010/main" val="0"/>
@@ -3372,7 +4048,7 @@
                     </pic:cNvPicPr>
                   </pic:nvPicPr>
                   <pic:blipFill>
-                    <a:blip r:embed="rId17">
+                    <a:blip r:embed="rId21">
                       <a:extLst>
                         <a:ext uri="{28A0092B-C50C-407E-A947-70E740481C1C}">
                           <a14:useLocalDpi xmlns:a14="http://schemas.microsoft.com/office/drawing/2010/main" val="0"/>
@@ -3532,7 +4208,7 @@
                     </pic:cNvPicPr>
                   </pic:nvPicPr>
                   <pic:blipFill>
-                    <a:blip r:embed="rId18">
+                    <a:blip r:embed="rId22">
                       <a:extLst>
                         <a:ext uri="{28A0092B-C50C-407E-A947-70E740481C1C}">
                           <a14:useLocalDpi xmlns:a14="http://schemas.microsoft.com/office/drawing/2010/main" val="0"/>
@@ -3611,7 +4287,7 @@
                     </pic:cNvPicPr>
                   </pic:nvPicPr>
                   <pic:blipFill>
-                    <a:blip r:embed="rId19">
+                    <a:blip r:embed="rId23">
                       <a:extLst>
                         <a:ext uri="{28A0092B-C50C-407E-A947-70E740481C1C}">
                           <a14:useLocalDpi xmlns:a14="http://schemas.microsoft.com/office/drawing/2010/main" val="0"/>
@@ -3799,7 +4475,7 @@
                     </pic:cNvPicPr>
                   </pic:nvPicPr>
                   <pic:blipFill>
-                    <a:blip r:embed="rId17">
+                    <a:blip r:embed="rId21">
                       <a:extLst>
                         <a:ext uri="{28A0092B-C50C-407E-A947-70E740481C1C}">
                           <a14:useLocalDpi xmlns:a14="http://schemas.microsoft.com/office/drawing/2010/main" val="0"/>
@@ -3856,7 +4532,7 @@
                     </pic:cNvPicPr>
                   </pic:nvPicPr>
                   <pic:blipFill>
-                    <a:blip r:embed="rId20">
+                    <a:blip r:embed="rId24">
                       <a:extLst>
                         <a:ext uri="{28A0092B-C50C-407E-A947-70E740481C1C}">
                           <a14:useLocalDpi xmlns:a14="http://schemas.microsoft.com/office/drawing/2010/main" val="0"/>
@@ -4443,7 +5119,7 @@
                     </pic:cNvPicPr>
                   </pic:nvPicPr>
                   <pic:blipFill>
-                    <a:blip r:embed="rId21">
+                    <a:blip r:embed="rId25">
                       <a:extLst>
                         <a:ext uri="{28A0092B-C50C-407E-A947-70E740481C1C}">
                           <a14:useLocalDpi xmlns:a14="http://schemas.microsoft.com/office/drawing/2010/main" val="0"/>
@@ -4497,7 +5173,7 @@
           <w:szCs w:val="24"/>
         </w:rPr>
         <w:drawing>
-          <wp:inline distT="0" distB="0" distL="0" distR="0" wp14:anchorId="2489684A" wp14:editId="203166B9">
+          <wp:inline distT="0" distB="0" distL="0" distR="0" wp14:anchorId="2489684A" wp14:editId="72D28756">
             <wp:extent cx="3939540" cy="2327867"/>
             <wp:effectExtent l="0" t="0" r="3810" b="0"/>
             <wp:docPr id="838402466" name="图片 2"/>
@@ -4514,7 +5190,7 @@
                     </pic:cNvPicPr>
                   </pic:nvPicPr>
                   <pic:blipFill>
-                    <a:blip r:embed="rId22" cstate="print">
+                    <a:blip r:embed="rId26" cstate="print">
                       <a:extLst>
                         <a:ext uri="{28A0092B-C50C-407E-A947-70E740481C1C}">
                           <a14:useLocalDpi xmlns:a14="http://schemas.microsoft.com/office/drawing/2010/main" val="0"/>
@@ -4691,7 +5367,7 @@
                     </pic:cNvPicPr>
                   </pic:nvPicPr>
                   <pic:blipFill>
-                    <a:blip r:embed="rId23">
+                    <a:blip r:embed="rId27">
                       <a:extLst>
                         <a:ext uri="{28A0092B-C50C-407E-A947-70E740481C1C}">
                           <a14:useLocalDpi xmlns:a14="http://schemas.microsoft.com/office/drawing/2010/main" val="0"/>
@@ -4865,7 +5541,7 @@
                     </pic:cNvPicPr>
                   </pic:nvPicPr>
                   <pic:blipFill>
-                    <a:blip r:embed="rId24">
+                    <a:blip r:embed="rId28">
                       <a:extLst>
                         <a:ext uri="{28A0092B-C50C-407E-A947-70E740481C1C}">
                           <a14:useLocalDpi xmlns:a14="http://schemas.microsoft.com/office/drawing/2010/main" val="0"/>
@@ -4926,7 +5602,7 @@
                     </pic:cNvPicPr>
                   </pic:nvPicPr>
                   <pic:blipFill>
-                    <a:blip r:embed="rId25">
+                    <a:blip r:embed="rId29">
                       <a:extLst>
                         <a:ext uri="{28A0092B-C50C-407E-A947-70E740481C1C}">
                           <a14:useLocalDpi xmlns:a14="http://schemas.microsoft.com/office/drawing/2010/main" val="0"/>
@@ -5604,7 +6280,7 @@
                     </pic:cNvPicPr>
                   </pic:nvPicPr>
                   <pic:blipFill>
-                    <a:blip r:embed="rId26">
+                    <a:blip r:embed="rId30">
                       <a:extLst>
                         <a:ext uri="{28A0092B-C50C-407E-A947-70E740481C1C}">
                           <a14:useLocalDpi xmlns:a14="http://schemas.microsoft.com/office/drawing/2010/main" val="0"/>
@@ -5657,7 +6333,7 @@
                     </pic:cNvPicPr>
                   </pic:nvPicPr>
                   <pic:blipFill>
-                    <a:blip r:embed="rId27" cstate="print">
+                    <a:blip r:embed="rId31" cstate="print">
                       <a:extLst>
                         <a:ext uri="{28A0092B-C50C-407E-A947-70E740481C1C}">
                           <a14:useLocalDpi xmlns:a14="http://schemas.microsoft.com/office/drawing/2010/main" val="0"/>
@@ -5864,7 +6540,7 @@
                     </pic:cNvPicPr>
                   </pic:nvPicPr>
                   <pic:blipFill>
-                    <a:blip r:embed="rId28">
+                    <a:blip r:embed="rId32">
                       <a:extLst>
                         <a:ext uri="{28A0092B-C50C-407E-A947-70E740481C1C}">
                           <a14:useLocalDpi xmlns:a14="http://schemas.microsoft.com/office/drawing/2010/main" val="0"/>
@@ -6017,7 +6693,7 @@
                     </pic:cNvPicPr>
                   </pic:nvPicPr>
                   <pic:blipFill>
-                    <a:blip r:embed="rId29">
+                    <a:blip r:embed="rId33">
                       <a:extLst>
                         <a:ext uri="{28A0092B-C50C-407E-A947-70E740481C1C}">
                           <a14:useLocalDpi xmlns:a14="http://schemas.microsoft.com/office/drawing/2010/main" val="0"/>
@@ -6192,7 +6868,7 @@
                     </pic:cNvPicPr>
                   </pic:nvPicPr>
                   <pic:blipFill>
-                    <a:blip r:embed="rId30">
+                    <a:blip r:embed="rId34">
                       <a:extLst>
                         <a:ext uri="{28A0092B-C50C-407E-A947-70E740481C1C}">
                           <a14:useLocalDpi xmlns:a14="http://schemas.microsoft.com/office/drawing/2010/main" val="0"/>
@@ -6263,7 +6939,7 @@
                     </pic:cNvPicPr>
                   </pic:nvPicPr>
                   <pic:blipFill>
-                    <a:blip r:embed="rId31">
+                    <a:blip r:embed="rId35">
                       <a:extLst>
                         <a:ext uri="{28A0092B-C50C-407E-A947-70E740481C1C}">
                           <a14:useLocalDpi xmlns:a14="http://schemas.microsoft.com/office/drawing/2010/main" val="0"/>
@@ -6369,7 +7045,7 @@
                     </pic:cNvPicPr>
                   </pic:nvPicPr>
                   <pic:blipFill>
-                    <a:blip r:embed="rId32">
+                    <a:blip r:embed="rId36">
                       <a:extLst>
                         <a:ext uri="{28A0092B-C50C-407E-A947-70E740481C1C}">
                           <a14:useLocalDpi xmlns:a14="http://schemas.microsoft.com/office/drawing/2010/main" val="0"/>
@@ -6459,7 +7135,7 @@
                     </pic:cNvPicPr>
                   </pic:nvPicPr>
                   <pic:blipFill>
-                    <a:blip r:embed="rId33">
+                    <a:blip r:embed="rId37">
                       <a:extLst>
                         <a:ext uri="{28A0092B-C50C-407E-A947-70E740481C1C}">
                           <a14:useLocalDpi xmlns:a14="http://schemas.microsoft.com/office/drawing/2010/main" val="0"/>
@@ -6627,7 +7303,7 @@
                     </pic:cNvPicPr>
                   </pic:nvPicPr>
                   <pic:blipFill>
-                    <a:blip r:embed="rId34">
+                    <a:blip r:embed="rId38">
                       <a:extLst>
                         <a:ext uri="{28A0092B-C50C-407E-A947-70E740481C1C}">
                           <a14:useLocalDpi xmlns:a14="http://schemas.microsoft.com/office/drawing/2010/main" val="0"/>
@@ -6794,7 +7470,7 @@
                     </pic:cNvPicPr>
                   </pic:nvPicPr>
                   <pic:blipFill>
-                    <a:blip r:embed="rId35">
+                    <a:blip r:embed="rId39">
                       <a:extLst>
                         <a:ext uri="{28A0092B-C50C-407E-A947-70E740481C1C}">
                           <a14:useLocalDpi xmlns:a14="http://schemas.microsoft.com/office/drawing/2010/main" val="0"/>
@@ -6863,7 +7539,7 @@
                     </pic:cNvPicPr>
                   </pic:nvPicPr>
                   <pic:blipFill>
-                    <a:blip r:embed="rId36">
+                    <a:blip r:embed="rId40">
                       <a:extLst>
                         <a:ext uri="{28A0092B-C50C-407E-A947-70E740481C1C}">
                           <a14:useLocalDpi xmlns:a14="http://schemas.microsoft.com/office/drawing/2010/main" val="0"/>
@@ -6977,8 +7653,935 @@
         </w:rPr>
       </w:pPr>
     </w:p>
+    <w:p>
+      <w:pPr>
+        <w:widowControl/>
+        <w:jc w:val="left"/>
+        <w:rPr>
+          <w:rFonts w:ascii="Tahoma" w:eastAsia="微软雅黑" w:hAnsi="Tahoma"/>
+          <w:kern w:val="0"/>
+          <w:sz w:val="22"/>
+        </w:rPr>
+      </w:pPr>
+      <w:r>
+        <w:rPr>
+          <w:rFonts w:ascii="Tahoma" w:eastAsia="微软雅黑" w:hAnsi="Tahoma"/>
+          <w:kern w:val="0"/>
+          <w:sz w:val="22"/>
+        </w:rPr>
+        <w:br w:type="page"/>
+      </w:r>
+    </w:p>
+    <w:p>
+      <w:pPr>
+        <w:pStyle w:val="2"/>
+        <w:rPr>
+          <w:rFonts w:hint="eastAsia"/>
+        </w:rPr>
+      </w:pPr>
+      <w:r>
+        <w:rPr>
+          <w:rFonts w:hint="eastAsia"/>
+        </w:rPr>
+        <w:lastRenderedPageBreak/>
+        <w:t>常见问题（FAQ）</w:t>
+      </w:r>
+    </w:p>
+    <w:p>
+      <w:pPr>
+        <w:pStyle w:val="3"/>
+        <w:rPr>
+          <w:rFonts w:hint="eastAsia"/>
+        </w:rPr>
+      </w:pPr>
+      <w:r>
+        <w:rPr>
+          <w:rFonts w:hint="eastAsia"/>
+        </w:rPr>
+        <w:t>复制公共事件后报错</w:t>
+      </w:r>
+    </w:p>
+    <w:tbl>
+      <w:tblPr>
+        <w:tblStyle w:val="af"/>
+        <w:tblW w:w="8789" w:type="dxa"/>
+        <w:tblInd w:w="-176" w:type="dxa"/>
+        <w:tblBorders>
+          <w:top w:val="single" w:sz="4" w:space="0" w:color="D9D9D9" w:themeColor="background1" w:themeShade="D9"/>
+          <w:left w:val="none" w:sz="0" w:space="0" w:color="auto"/>
+          <w:bottom w:val="single" w:sz="4" w:space="0" w:color="D9D9D9" w:themeColor="background1" w:themeShade="D9"/>
+          <w:right w:val="none" w:sz="0" w:space="0" w:color="auto"/>
+          <w:insideH w:val="single" w:sz="4" w:space="0" w:color="D9D9D9" w:themeColor="background1" w:themeShade="D9"/>
+          <w:insideV w:val="none" w:sz="0" w:space="0" w:color="auto"/>
+        </w:tblBorders>
+        <w:tblLook w:val="04A0" w:firstRow="1" w:lastRow="0" w:firstColumn="1" w:lastColumn="0" w:noHBand="0" w:noVBand="1"/>
+      </w:tblPr>
+      <w:tblGrid>
+        <w:gridCol w:w="1418"/>
+        <w:gridCol w:w="7371"/>
+      </w:tblGrid>
+      <w:tr>
+        <w:tc>
+          <w:tcPr>
+            <w:tcW w:w="1418" w:type="dxa"/>
+          </w:tcPr>
+          <w:p>
+            <w:pPr>
+              <w:widowControl/>
+              <w:adjustRightInd w:val="0"/>
+              <w:snapToGrid w:val="0"/>
+              <w:spacing w:line="276" w:lineRule="auto"/>
+              <w:jc w:val="left"/>
+              <w:rPr>
+                <w:rFonts w:ascii="Tahoma" w:eastAsia="微软雅黑" w:hAnsi="Tahoma"/>
+                <w:kern w:val="0"/>
+                <w:sz w:val="22"/>
+              </w:rPr>
+            </w:pPr>
+            <w:r>
+              <w:rPr>
+                <w:rFonts w:ascii="Tahoma" w:eastAsia="微软雅黑" w:hAnsi="Tahoma" w:hint="eastAsia"/>
+                <w:b/>
+                <w:bCs/>
+                <w:kern w:val="0"/>
+                <w:sz w:val="22"/>
+              </w:rPr>
+              <w:t>问题名称</w:t>
+            </w:r>
+          </w:p>
+        </w:tc>
+        <w:tc>
+          <w:tcPr>
+            <w:tcW w:w="7371" w:type="dxa"/>
+          </w:tcPr>
+          <w:p>
+            <w:pPr>
+              <w:widowControl/>
+              <w:adjustRightInd w:val="0"/>
+              <w:snapToGrid w:val="0"/>
+              <w:spacing w:line="276" w:lineRule="auto"/>
+              <w:jc w:val="left"/>
+              <w:rPr>
+                <w:rFonts w:ascii="Tahoma" w:eastAsia="微软雅黑" w:hAnsi="Tahoma"/>
+                <w:kern w:val="0"/>
+                <w:sz w:val="22"/>
+              </w:rPr>
+            </w:pPr>
+            <w:r>
+              <w:rPr>
+                <w:rFonts w:ascii="Tahoma" w:eastAsia="微软雅黑" w:hAnsi="Tahoma" w:hint="eastAsia"/>
+                <w:kern w:val="0"/>
+                <w:sz w:val="22"/>
+              </w:rPr>
+              <w:t>复制</w:t>
+            </w:r>
+            <w:r>
+              <w:rPr>
+                <w:rFonts w:ascii="Tahoma" w:eastAsia="微软雅黑" w:hAnsi="Tahoma" w:hint="eastAsia"/>
+                <w:kern w:val="0"/>
+                <w:sz w:val="22"/>
+              </w:rPr>
+              <w:t>公共事件后报错</w:t>
+            </w:r>
+          </w:p>
+        </w:tc>
+      </w:tr>
+      <w:tr>
+        <w:tc>
+          <w:tcPr>
+            <w:tcW w:w="1418" w:type="dxa"/>
+          </w:tcPr>
+          <w:p>
+            <w:pPr>
+              <w:widowControl/>
+              <w:adjustRightInd w:val="0"/>
+              <w:snapToGrid w:val="0"/>
+              <w:spacing w:line="276" w:lineRule="auto"/>
+              <w:jc w:val="left"/>
+              <w:rPr>
+                <w:rFonts w:ascii="Tahoma" w:eastAsia="微软雅黑" w:hAnsi="Tahoma"/>
+                <w:b/>
+                <w:bCs/>
+                <w:kern w:val="0"/>
+                <w:sz w:val="22"/>
+              </w:rPr>
+            </w:pPr>
+            <w:r>
+              <w:rPr>
+                <w:rFonts w:ascii="Tahoma" w:eastAsia="微软雅黑" w:hAnsi="Tahoma" w:hint="eastAsia"/>
+                <w:b/>
+                <w:bCs/>
+                <w:kern w:val="0"/>
+                <w:sz w:val="22"/>
+              </w:rPr>
+              <w:t>问题图示</w:t>
+            </w:r>
+          </w:p>
+        </w:tc>
+        <w:tc>
+          <w:tcPr>
+            <w:tcW w:w="7371" w:type="dxa"/>
+          </w:tcPr>
+          <w:p>
+            <w:pPr>
+              <w:widowControl/>
+              <w:jc w:val="left"/>
+              <w:rPr>
+                <w:rFonts w:ascii="宋体" w:hAnsi="宋体" w:cs="宋体" w:hint="eastAsia"/>
+                <w:kern w:val="0"/>
+                <w:szCs w:val="24"/>
+              </w:rPr>
+            </w:pPr>
+            <w:r>
+              <w:rPr>
+                <w:rFonts w:hint="eastAsia"/>
+                <w:noProof/>
+              </w:rPr>
+              <w:drawing>
+                <wp:inline distT="0" distB="0" distL="0" distR="0" wp14:anchorId="4F86CEDD" wp14:editId="6215442A">
+                  <wp:extent cx="3649133" cy="1012587"/>
+                  <wp:effectExtent l="0" t="0" r="0" b="0"/>
+                  <wp:docPr id="1172288953" name="图片 3"/>
+                  <wp:cNvGraphicFramePr>
+                    <a:graphicFrameLocks xmlns:a="http://schemas.openxmlformats.org/drawingml/2006/main" noChangeAspect="1"/>
+                  </wp:cNvGraphicFramePr>
+                  <a:graphic xmlns:a="http://schemas.openxmlformats.org/drawingml/2006/main">
+                    <a:graphicData uri="http://schemas.openxmlformats.org/drawingml/2006/picture">
+                      <pic:pic xmlns:pic="http://schemas.openxmlformats.org/drawingml/2006/picture">
+                        <pic:nvPicPr>
+                          <pic:cNvPr id="0" name="Picture 5"/>
+                          <pic:cNvPicPr>
+                            <a:picLocks noChangeAspect="1" noChangeArrowheads="1"/>
+                          </pic:cNvPicPr>
+                        </pic:nvPicPr>
+                        <pic:blipFill>
+                          <a:blip r:embed="rId41">
+                            <a:extLst>
+                              <a:ext uri="{28A0092B-C50C-407E-A947-70E740481C1C}">
+                                <a14:useLocalDpi xmlns:a14="http://schemas.microsoft.com/office/drawing/2010/main" val="0"/>
+                              </a:ext>
+                            </a:extLst>
+                          </a:blip>
+                          <a:srcRect/>
+                          <a:stretch>
+                            <a:fillRect/>
+                          </a:stretch>
+                        </pic:blipFill>
+                        <pic:spPr bwMode="auto">
+                          <a:xfrm>
+                            <a:off x="0" y="0"/>
+                            <a:ext cx="3665028" cy="1016998"/>
+                          </a:xfrm>
+                          <a:prstGeom prst="rect">
+                            <a:avLst/>
+                          </a:prstGeom>
+                          <a:noFill/>
+                          <a:ln>
+                            <a:noFill/>
+                          </a:ln>
+                        </pic:spPr>
+                      </pic:pic>
+                    </a:graphicData>
+                  </a:graphic>
+                </wp:inline>
+              </w:drawing>
+            </w:r>
+          </w:p>
+        </w:tc>
+      </w:tr>
+      <w:tr>
+        <w:tc>
+          <w:tcPr>
+            <w:tcW w:w="1418" w:type="dxa"/>
+          </w:tcPr>
+          <w:p>
+            <w:pPr>
+              <w:widowControl/>
+              <w:adjustRightInd w:val="0"/>
+              <w:snapToGrid w:val="0"/>
+              <w:spacing w:line="276" w:lineRule="auto"/>
+              <w:jc w:val="left"/>
+              <w:rPr>
+                <w:rFonts w:ascii="Tahoma" w:eastAsia="微软雅黑" w:hAnsi="Tahoma"/>
+                <w:b/>
+                <w:bCs/>
+                <w:kern w:val="0"/>
+                <w:sz w:val="22"/>
+              </w:rPr>
+            </w:pPr>
+            <w:r>
+              <w:rPr>
+                <w:rFonts w:ascii="Tahoma" w:eastAsia="微软雅黑" w:hAnsi="Tahoma" w:hint="eastAsia"/>
+                <w:b/>
+                <w:bCs/>
+                <w:kern w:val="0"/>
+                <w:sz w:val="22"/>
+              </w:rPr>
+              <w:t>问题描述</w:t>
+            </w:r>
+          </w:p>
+        </w:tc>
+        <w:tc>
+          <w:tcPr>
+            <w:tcW w:w="7371" w:type="dxa"/>
+          </w:tcPr>
+          <w:p>
+            <w:pPr>
+              <w:widowControl/>
+              <w:adjustRightInd w:val="0"/>
+              <w:snapToGrid w:val="0"/>
+              <w:spacing w:line="276" w:lineRule="auto"/>
+              <w:jc w:val="left"/>
+              <w:rPr>
+                <w:rFonts w:ascii="Tahoma" w:eastAsia="微软雅黑" w:hAnsi="Tahoma"/>
+                <w:kern w:val="0"/>
+                <w:sz w:val="22"/>
+              </w:rPr>
+            </w:pPr>
+            <w:r>
+              <w:rPr>
+                <w:rFonts w:ascii="Tahoma" w:eastAsia="微软雅黑" w:hAnsi="Tahoma" w:hint="eastAsia"/>
+                <w:kern w:val="0"/>
+                <w:sz w:val="22"/>
+              </w:rPr>
+              <w:t>复制了示例中的</w:t>
+            </w:r>
+            <w:r>
+              <w:rPr>
+                <w:rFonts w:ascii="Tahoma" w:eastAsia="微软雅黑" w:hAnsi="Tahoma" w:hint="eastAsia"/>
+                <w:kern w:val="0"/>
+                <w:sz w:val="22"/>
+              </w:rPr>
+              <w:t>公共事件</w:t>
+            </w:r>
+            <w:r>
+              <w:rPr>
+                <w:rFonts w:ascii="Tahoma" w:eastAsia="微软雅黑" w:hAnsi="Tahoma" w:hint="eastAsia"/>
+                <w:kern w:val="0"/>
+                <w:sz w:val="22"/>
+              </w:rPr>
+              <w:t>，</w:t>
+            </w:r>
+            <w:r>
+              <w:rPr>
+                <w:rFonts w:ascii="Tahoma" w:eastAsia="微软雅黑" w:hAnsi="Tahoma" w:hint="eastAsia"/>
+                <w:kern w:val="0"/>
+                <w:sz w:val="22"/>
+              </w:rPr>
+              <w:t>出现了这个错误</w:t>
+            </w:r>
+            <w:r>
+              <w:rPr>
+                <w:rFonts w:ascii="Tahoma" w:eastAsia="微软雅黑" w:hAnsi="Tahoma" w:hint="eastAsia"/>
+                <w:kern w:val="0"/>
+                <w:sz w:val="22"/>
+              </w:rPr>
+              <w:t>。</w:t>
+            </w:r>
+          </w:p>
+        </w:tc>
+      </w:tr>
+      <w:tr>
+        <w:tc>
+          <w:tcPr>
+            <w:tcW w:w="1418" w:type="dxa"/>
+          </w:tcPr>
+          <w:p>
+            <w:pPr>
+              <w:widowControl/>
+              <w:adjustRightInd w:val="0"/>
+              <w:snapToGrid w:val="0"/>
+              <w:spacing w:line="276" w:lineRule="auto"/>
+              <w:jc w:val="left"/>
+              <w:rPr>
+                <w:rFonts w:ascii="Tahoma" w:eastAsia="微软雅黑" w:hAnsi="Tahoma"/>
+                <w:b/>
+                <w:bCs/>
+                <w:kern w:val="0"/>
+                <w:sz w:val="22"/>
+              </w:rPr>
+            </w:pPr>
+            <w:r>
+              <w:rPr>
+                <w:rFonts w:ascii="Tahoma" w:eastAsia="微软雅黑" w:hAnsi="Tahoma" w:hint="eastAsia"/>
+                <w:b/>
+                <w:bCs/>
+                <w:kern w:val="0"/>
+                <w:sz w:val="22"/>
+              </w:rPr>
+              <w:t>出现时机</w:t>
+            </w:r>
+          </w:p>
+        </w:tc>
+        <w:tc>
+          <w:tcPr>
+            <w:tcW w:w="7371" w:type="dxa"/>
+          </w:tcPr>
+          <w:p>
+            <w:pPr>
+              <w:widowControl/>
+              <w:adjustRightInd w:val="0"/>
+              <w:snapToGrid w:val="0"/>
+              <w:spacing w:line="276" w:lineRule="auto"/>
+              <w:jc w:val="left"/>
+              <w:rPr>
+                <w:rFonts w:ascii="Tahoma" w:eastAsia="微软雅黑" w:hAnsi="Tahoma"/>
+                <w:kern w:val="0"/>
+                <w:sz w:val="22"/>
+              </w:rPr>
+            </w:pPr>
+            <w:r>
+              <w:rPr>
+                <w:rFonts w:ascii="Tahoma" w:eastAsia="微软雅黑" w:hAnsi="Tahoma" w:hint="eastAsia"/>
+                <w:kern w:val="0"/>
+                <w:sz w:val="22"/>
+              </w:rPr>
+              <w:t>常规问题，因为复制了很多固定的插件指令到其它地方</w:t>
+            </w:r>
+            <w:r>
+              <w:rPr>
+                <w:rFonts w:ascii="Tahoma" w:eastAsia="微软雅黑" w:hAnsi="Tahoma" w:hint="eastAsia"/>
+                <w:kern w:val="0"/>
+                <w:sz w:val="22"/>
+              </w:rPr>
+              <w:t>。</w:t>
+            </w:r>
+          </w:p>
+          <w:p>
+            <w:pPr>
+              <w:widowControl/>
+              <w:adjustRightInd w:val="0"/>
+              <w:snapToGrid w:val="0"/>
+              <w:spacing w:line="276" w:lineRule="auto"/>
+              <w:jc w:val="left"/>
+              <w:rPr>
+                <w:rFonts w:ascii="Tahoma" w:eastAsia="微软雅黑" w:hAnsi="Tahoma" w:hint="eastAsia"/>
+                <w:kern w:val="0"/>
+                <w:sz w:val="22"/>
+              </w:rPr>
+            </w:pPr>
+            <w:r>
+              <w:rPr>
+                <w:rFonts w:ascii="Tahoma" w:eastAsia="微软雅黑" w:hAnsi="Tahoma" w:hint="eastAsia"/>
+                <w:kern w:val="0"/>
+                <w:sz w:val="22"/>
+              </w:rPr>
+              <w:t>所以插件指令找不到对象就报错了。</w:t>
+            </w:r>
+          </w:p>
+        </w:tc>
+      </w:tr>
+      <w:tr>
+        <w:tc>
+          <w:tcPr>
+            <w:tcW w:w="1418" w:type="dxa"/>
+          </w:tcPr>
+          <w:p>
+            <w:pPr>
+              <w:widowControl/>
+              <w:adjustRightInd w:val="0"/>
+              <w:snapToGrid w:val="0"/>
+              <w:spacing w:line="276" w:lineRule="auto"/>
+              <w:jc w:val="left"/>
+              <w:rPr>
+                <w:rFonts w:ascii="Tahoma" w:eastAsia="微软雅黑" w:hAnsi="Tahoma"/>
+                <w:kern w:val="0"/>
+                <w:sz w:val="22"/>
+              </w:rPr>
+            </w:pPr>
+            <w:r>
+              <w:rPr>
+                <w:rFonts w:ascii="Tahoma" w:eastAsia="微软雅黑" w:hAnsi="Tahoma" w:hint="eastAsia"/>
+                <w:b/>
+                <w:bCs/>
+                <w:kern w:val="0"/>
+                <w:sz w:val="22"/>
+              </w:rPr>
+              <w:t>原理解析</w:t>
+            </w:r>
+          </w:p>
+        </w:tc>
+        <w:tc>
+          <w:tcPr>
+            <w:tcW w:w="7371" w:type="dxa"/>
+          </w:tcPr>
+          <w:p>
+            <w:pPr>
+              <w:widowControl/>
+              <w:adjustRightInd w:val="0"/>
+              <w:snapToGrid w:val="0"/>
+              <w:rPr>
+                <w:rFonts w:ascii="Tahoma" w:eastAsia="微软雅黑" w:hAnsi="Tahoma"/>
+                <w:kern w:val="0"/>
+                <w:sz w:val="22"/>
+              </w:rPr>
+            </w:pPr>
+            <w:r>
+              <w:rPr>
+                <w:rFonts w:ascii="Tahoma" w:eastAsia="微软雅黑" w:hAnsi="Tahoma" w:hint="eastAsia"/>
+                <w:kern w:val="0"/>
+                <w:sz w:val="22"/>
+              </w:rPr>
+              <w:t>示例中的公共事件很多，所以编号排在了</w:t>
+            </w:r>
+            <w:r>
+              <w:rPr>
+                <w:rFonts w:ascii="Tahoma" w:eastAsia="微软雅黑" w:hAnsi="Tahoma" w:hint="eastAsia"/>
+                <w:kern w:val="0"/>
+                <w:sz w:val="22"/>
+              </w:rPr>
+              <w:t>115</w:t>
+            </w:r>
+            <w:r>
+              <w:rPr>
+                <w:rFonts w:ascii="Tahoma" w:eastAsia="微软雅黑" w:hAnsi="Tahoma" w:hint="eastAsia"/>
+                <w:kern w:val="0"/>
+                <w:sz w:val="22"/>
+              </w:rPr>
+              <w:t>、</w:t>
+            </w:r>
+            <w:r>
+              <w:rPr>
+                <w:rFonts w:ascii="Tahoma" w:eastAsia="微软雅黑" w:hAnsi="Tahoma" w:hint="eastAsia"/>
+                <w:kern w:val="0"/>
+                <w:sz w:val="22"/>
+              </w:rPr>
+              <w:t>116</w:t>
+            </w:r>
+            <w:r>
+              <w:rPr>
+                <w:rFonts w:ascii="Tahoma" w:eastAsia="微软雅黑" w:hAnsi="Tahoma" w:hint="eastAsia"/>
+                <w:kern w:val="0"/>
+                <w:sz w:val="22"/>
+              </w:rPr>
+              <w:t>、</w:t>
+            </w:r>
+            <w:r>
+              <w:rPr>
+                <w:rFonts w:ascii="Tahoma" w:eastAsia="微软雅黑" w:hAnsi="Tahoma" w:hint="eastAsia"/>
+                <w:kern w:val="0"/>
+                <w:sz w:val="22"/>
+              </w:rPr>
+              <w:t>117</w:t>
+            </w:r>
+            <w:r>
+              <w:rPr>
+                <w:rFonts w:ascii="Tahoma" w:eastAsia="微软雅黑" w:hAnsi="Tahoma" w:hint="eastAsia"/>
+                <w:kern w:val="0"/>
+                <w:sz w:val="22"/>
+              </w:rPr>
+              <w:t>。</w:t>
+            </w:r>
+          </w:p>
+          <w:p>
+            <w:pPr>
+              <w:widowControl/>
+              <w:adjustRightInd w:val="0"/>
+              <w:snapToGrid w:val="0"/>
+              <w:rPr>
+                <w:rFonts w:ascii="Tahoma" w:eastAsia="微软雅黑" w:hAnsi="Tahoma" w:hint="eastAsia"/>
+                <w:kern w:val="0"/>
+                <w:sz w:val="22"/>
+              </w:rPr>
+            </w:pPr>
+            <w:r>
+              <w:rPr>
+                <w:rFonts w:ascii="Tahoma" w:eastAsia="微软雅黑" w:hAnsi="Tahoma" w:hint="eastAsia"/>
+                <w:kern w:val="0"/>
+                <w:sz w:val="22"/>
+              </w:rPr>
+              <w:t>而复制后，公共事件的位置变了。</w:t>
+            </w:r>
+          </w:p>
+          <w:p>
+            <w:pPr>
+              <w:widowControl/>
+              <w:adjustRightInd w:val="0"/>
+              <w:snapToGrid w:val="0"/>
+              <w:rPr>
+                <w:rFonts w:ascii="Tahoma" w:eastAsia="微软雅黑" w:hAnsi="Tahoma"/>
+                <w:kern w:val="0"/>
+                <w:sz w:val="22"/>
+              </w:rPr>
+            </w:pPr>
+            <w:r>
+              <w:rPr>
+                <w:rFonts w:ascii="宋体" w:eastAsia="宋体" w:hAnsi="宋体" w:cs="宋体"/>
+                <w:noProof/>
+                <w:kern w:val="0"/>
+                <w:sz w:val="24"/>
+                <w:szCs w:val="24"/>
+              </w:rPr>
+              <w:drawing>
+                <wp:inline distT="0" distB="0" distL="0" distR="0" wp14:anchorId="77685762" wp14:editId="78ED3825">
+                  <wp:extent cx="1821180" cy="881216"/>
+                  <wp:effectExtent l="0" t="0" r="7620" b="0"/>
+                  <wp:docPr id="1849076279" name="图片 1"/>
+                  <wp:cNvGraphicFramePr>
+                    <a:graphicFrameLocks xmlns:a="http://schemas.openxmlformats.org/drawingml/2006/main" noChangeAspect="1"/>
+                  </wp:cNvGraphicFramePr>
+                  <a:graphic xmlns:a="http://schemas.openxmlformats.org/drawingml/2006/main">
+                    <a:graphicData uri="http://schemas.openxmlformats.org/drawingml/2006/picture">
+                      <pic:pic xmlns:pic="http://schemas.openxmlformats.org/drawingml/2006/picture">
+                        <pic:nvPicPr>
+                          <pic:cNvPr id="0" name="Picture 1"/>
+                          <pic:cNvPicPr>
+                            <a:picLocks noChangeAspect="1" noChangeArrowheads="1"/>
+                          </pic:cNvPicPr>
+                        </pic:nvPicPr>
+                        <pic:blipFill>
+                          <a:blip r:embed="rId14">
+                            <a:extLst>
+                              <a:ext uri="{28A0092B-C50C-407E-A947-70E740481C1C}">
+                                <a14:useLocalDpi xmlns:a14="http://schemas.microsoft.com/office/drawing/2010/main" val="0"/>
+                              </a:ext>
+                            </a:extLst>
+                          </a:blip>
+                          <a:srcRect/>
+                          <a:stretch>
+                            <a:fillRect/>
+                          </a:stretch>
+                        </pic:blipFill>
+                        <pic:spPr bwMode="auto">
+                          <a:xfrm>
+                            <a:off x="0" y="0"/>
+                            <a:ext cx="1823727" cy="882449"/>
+                          </a:xfrm>
+                          <a:prstGeom prst="rect">
+                            <a:avLst/>
+                          </a:prstGeom>
+                          <a:noFill/>
+                          <a:ln>
+                            <a:noFill/>
+                          </a:ln>
+                        </pic:spPr>
+                      </pic:pic>
+                    </a:graphicData>
+                  </a:graphic>
+                </wp:inline>
+              </w:drawing>
+            </w:r>
+            <w:r>
+              <w:rPr>
+                <w:rFonts w:ascii="Tahoma" w:eastAsia="微软雅黑" w:hAnsi="Tahoma" w:hint="eastAsia"/>
+                <w:kern w:val="0"/>
+                <w:sz w:val="22"/>
+              </w:rPr>
+              <w:t xml:space="preserve"> </w:t>
+            </w:r>
+            <w:r>
+              <w:rPr>
+                <w:rFonts w:hint="eastAsia"/>
+                <w:noProof/>
+              </w:rPr>
+              <w:drawing>
+                <wp:inline distT="0" distB="0" distL="0" distR="0" wp14:anchorId="5486A41B" wp14:editId="05C7E7A9">
+                  <wp:extent cx="2226733" cy="871777"/>
+                  <wp:effectExtent l="0" t="0" r="2540" b="5080"/>
+                  <wp:docPr id="719472433" name="图片 4"/>
+                  <wp:cNvGraphicFramePr>
+                    <a:graphicFrameLocks xmlns:a="http://schemas.openxmlformats.org/drawingml/2006/main" noChangeAspect="1"/>
+                  </wp:cNvGraphicFramePr>
+                  <a:graphic xmlns:a="http://schemas.openxmlformats.org/drawingml/2006/main">
+                    <a:graphicData uri="http://schemas.openxmlformats.org/drawingml/2006/picture">
+                      <pic:pic xmlns:pic="http://schemas.openxmlformats.org/drawingml/2006/picture">
+                        <pic:nvPicPr>
+                          <pic:cNvPr id="0" name="Picture 7"/>
+                          <pic:cNvPicPr>
+                            <a:picLocks noChangeAspect="1" noChangeArrowheads="1"/>
+                          </pic:cNvPicPr>
+                        </pic:nvPicPr>
+                        <pic:blipFill>
+                          <a:blip r:embed="rId42">
+                            <a:extLst>
+                              <a:ext uri="{28A0092B-C50C-407E-A947-70E740481C1C}">
+                                <a14:useLocalDpi xmlns:a14="http://schemas.microsoft.com/office/drawing/2010/main" val="0"/>
+                              </a:ext>
+                            </a:extLst>
+                          </a:blip>
+                          <a:srcRect/>
+                          <a:stretch>
+                            <a:fillRect/>
+                          </a:stretch>
+                        </pic:blipFill>
+                        <pic:spPr bwMode="auto">
+                          <a:xfrm>
+                            <a:off x="0" y="0"/>
+                            <a:ext cx="2233971" cy="874611"/>
+                          </a:xfrm>
+                          <a:prstGeom prst="rect">
+                            <a:avLst/>
+                          </a:prstGeom>
+                          <a:noFill/>
+                          <a:ln>
+                            <a:noFill/>
+                          </a:ln>
+                        </pic:spPr>
+                      </pic:pic>
+                    </a:graphicData>
+                  </a:graphic>
+                </wp:inline>
+              </w:drawing>
+            </w:r>
+          </w:p>
+        </w:tc>
+      </w:tr>
+      <w:tr>
+        <w:tc>
+          <w:tcPr>
+            <w:tcW w:w="1418" w:type="dxa"/>
+          </w:tcPr>
+          <w:p>
+            <w:pPr>
+              <w:widowControl/>
+              <w:adjustRightInd w:val="0"/>
+              <w:snapToGrid w:val="0"/>
+              <w:spacing w:line="276" w:lineRule="auto"/>
+              <w:jc w:val="left"/>
+              <w:rPr>
+                <w:rFonts w:ascii="Tahoma" w:eastAsia="微软雅黑" w:hAnsi="Tahoma"/>
+                <w:b/>
+                <w:bCs/>
+                <w:kern w:val="0"/>
+                <w:sz w:val="22"/>
+              </w:rPr>
+            </w:pPr>
+            <w:r>
+              <w:rPr>
+                <w:rFonts w:ascii="Tahoma" w:eastAsia="微软雅黑" w:hAnsi="Tahoma" w:hint="eastAsia"/>
+                <w:b/>
+                <w:bCs/>
+                <w:kern w:val="0"/>
+                <w:sz w:val="22"/>
+              </w:rPr>
+              <w:t>解决方案</w:t>
+            </w:r>
+          </w:p>
+        </w:tc>
+        <w:tc>
+          <w:tcPr>
+            <w:tcW w:w="7371" w:type="dxa"/>
+          </w:tcPr>
+          <w:p>
+            <w:pPr>
+              <w:widowControl/>
+              <w:adjustRightInd w:val="0"/>
+              <w:snapToGrid w:val="0"/>
+              <w:rPr>
+                <w:rFonts w:ascii="Tahoma" w:eastAsia="微软雅黑" w:hAnsi="Tahoma" w:hint="eastAsia"/>
+                <w:kern w:val="0"/>
+                <w:sz w:val="22"/>
+              </w:rPr>
+            </w:pPr>
+            <w:r>
+              <w:rPr>
+                <w:rFonts w:ascii="Tahoma" w:eastAsia="微软雅黑" w:hAnsi="Tahoma" w:hint="eastAsia"/>
+                <w:kern w:val="0"/>
+                <w:sz w:val="22"/>
+              </w:rPr>
+              <w:t>修改事件执行“开始迷宫”公共事件对应的编号。</w:t>
+            </w:r>
+          </w:p>
+          <w:p>
+            <w:pPr>
+              <w:widowControl/>
+              <w:adjustRightInd w:val="0"/>
+              <w:snapToGrid w:val="0"/>
+              <w:rPr>
+                <w:rFonts w:ascii="Tahoma" w:eastAsia="微软雅黑" w:hAnsi="Tahoma"/>
+                <w:kern w:val="0"/>
+                <w:sz w:val="22"/>
+              </w:rPr>
+            </w:pPr>
+            <w:r>
+              <w:rPr>
+                <w:rFonts w:hint="eastAsia"/>
+                <w:noProof/>
+              </w:rPr>
+              <w:drawing>
+                <wp:inline distT="0" distB="0" distL="0" distR="0" wp14:anchorId="29DE69DF" wp14:editId="1148214D">
+                  <wp:extent cx="4538459" cy="872066"/>
+                  <wp:effectExtent l="0" t="0" r="0" b="4445"/>
+                  <wp:docPr id="874742642" name="图片 6"/>
+                  <wp:cNvGraphicFramePr>
+                    <a:graphicFrameLocks xmlns:a="http://schemas.openxmlformats.org/drawingml/2006/main" noChangeAspect="1"/>
+                  </wp:cNvGraphicFramePr>
+                  <a:graphic xmlns:a="http://schemas.openxmlformats.org/drawingml/2006/main">
+                    <a:graphicData uri="http://schemas.openxmlformats.org/drawingml/2006/picture">
+                      <pic:pic xmlns:pic="http://schemas.openxmlformats.org/drawingml/2006/picture">
+                        <pic:nvPicPr>
+                          <pic:cNvPr id="0" name="Picture 11"/>
+                          <pic:cNvPicPr>
+                            <a:picLocks noChangeAspect="1" noChangeArrowheads="1"/>
+                          </pic:cNvPicPr>
+                        </pic:nvPicPr>
+                        <pic:blipFill>
+                          <a:blip r:embed="rId43">
+                            <a:extLst>
+                              <a:ext uri="{28A0092B-C50C-407E-A947-70E740481C1C}">
+                                <a14:useLocalDpi xmlns:a14="http://schemas.microsoft.com/office/drawing/2010/main" val="0"/>
+                              </a:ext>
+                            </a:extLst>
+                          </a:blip>
+                          <a:srcRect/>
+                          <a:stretch>
+                            <a:fillRect/>
+                          </a:stretch>
+                        </pic:blipFill>
+                        <pic:spPr bwMode="auto">
+                          <a:xfrm>
+                            <a:off x="0" y="0"/>
+                            <a:ext cx="4557381" cy="875702"/>
+                          </a:xfrm>
+                          <a:prstGeom prst="rect">
+                            <a:avLst/>
+                          </a:prstGeom>
+                          <a:noFill/>
+                          <a:ln>
+                            <a:noFill/>
+                          </a:ln>
+                        </pic:spPr>
+                      </pic:pic>
+                    </a:graphicData>
+                  </a:graphic>
+                </wp:inline>
+              </w:drawing>
+            </w:r>
+          </w:p>
+          <w:p>
+            <w:pPr>
+              <w:widowControl/>
+              <w:adjustRightInd w:val="0"/>
+              <w:snapToGrid w:val="0"/>
+              <w:rPr>
+                <w:rFonts w:ascii="Tahoma" w:eastAsia="微软雅黑" w:hAnsi="Tahoma" w:hint="eastAsia"/>
+                <w:kern w:val="0"/>
+                <w:sz w:val="22"/>
+              </w:rPr>
+            </w:pPr>
+            <w:r>
+              <w:rPr>
+                <w:rFonts w:ascii="Tahoma" w:eastAsia="微软雅黑" w:hAnsi="Tahoma" w:hint="eastAsia"/>
+                <w:kern w:val="0"/>
+                <w:sz w:val="22"/>
+              </w:rPr>
+              <w:t>修改“鼠标迷宫</w:t>
+            </w:r>
+            <w:r>
+              <w:rPr>
+                <w:rFonts w:ascii="Tahoma" w:eastAsia="微软雅黑" w:hAnsi="Tahoma" w:hint="eastAsia"/>
+                <w:kern w:val="0"/>
+                <w:sz w:val="22"/>
+              </w:rPr>
+              <w:t>-</w:t>
+            </w:r>
+            <w:r>
+              <w:rPr>
+                <w:rFonts w:ascii="Tahoma" w:eastAsia="微软雅黑" w:hAnsi="Tahoma" w:hint="eastAsia"/>
+                <w:kern w:val="0"/>
+                <w:sz w:val="22"/>
+              </w:rPr>
+              <w:t>开始迷宫”内部的“执行公共事件</w:t>
+            </w:r>
+            <w:r>
+              <w:rPr>
+                <w:rFonts w:ascii="Tahoma" w:eastAsia="微软雅黑" w:hAnsi="Tahoma" w:hint="eastAsia"/>
+                <w:kern w:val="0"/>
+                <w:sz w:val="22"/>
+              </w:rPr>
+              <w:t>[]</w:t>
+            </w:r>
+            <w:r>
+              <w:rPr>
+                <w:rFonts w:ascii="Tahoma" w:eastAsia="微软雅黑" w:hAnsi="Tahoma" w:hint="eastAsia"/>
+                <w:kern w:val="0"/>
+                <w:sz w:val="22"/>
+              </w:rPr>
+              <w:t>”对应的编号。</w:t>
+            </w:r>
+          </w:p>
+          <w:p>
+            <w:pPr>
+              <w:widowControl/>
+              <w:adjustRightInd w:val="0"/>
+              <w:snapToGrid w:val="0"/>
+              <w:rPr>
+                <w:rFonts w:ascii="Tahoma" w:eastAsia="微软雅黑" w:hAnsi="Tahoma" w:hint="eastAsia"/>
+                <w:kern w:val="0"/>
+                <w:sz w:val="22"/>
+              </w:rPr>
+            </w:pPr>
+            <w:r>
+              <w:rPr>
+                <w:rFonts w:hint="eastAsia"/>
+                <w:noProof/>
+              </w:rPr>
+              <w:drawing>
+                <wp:inline distT="0" distB="0" distL="0" distR="0" wp14:anchorId="4CC2FEAA" wp14:editId="4EF3D570">
+                  <wp:extent cx="3302000" cy="2143183"/>
+                  <wp:effectExtent l="0" t="0" r="0" b="9525"/>
+                  <wp:docPr id="93287458" name="图片 5"/>
+                  <wp:cNvGraphicFramePr>
+                    <a:graphicFrameLocks xmlns:a="http://schemas.openxmlformats.org/drawingml/2006/main" noChangeAspect="1"/>
+                  </wp:cNvGraphicFramePr>
+                  <a:graphic xmlns:a="http://schemas.openxmlformats.org/drawingml/2006/main">
+                    <a:graphicData uri="http://schemas.openxmlformats.org/drawingml/2006/picture">
+                      <pic:pic xmlns:pic="http://schemas.openxmlformats.org/drawingml/2006/picture">
+                        <pic:nvPicPr>
+                          <pic:cNvPr id="0" name="Picture 9"/>
+                          <pic:cNvPicPr>
+                            <a:picLocks noChangeAspect="1" noChangeArrowheads="1"/>
+                          </pic:cNvPicPr>
+                        </pic:nvPicPr>
+                        <pic:blipFill>
+                          <a:blip r:embed="rId44">
+                            <a:extLst>
+                              <a:ext uri="{28A0092B-C50C-407E-A947-70E740481C1C}">
+                                <a14:useLocalDpi xmlns:a14="http://schemas.microsoft.com/office/drawing/2010/main" val="0"/>
+                              </a:ext>
+                            </a:extLst>
+                          </a:blip>
+                          <a:srcRect/>
+                          <a:stretch>
+                            <a:fillRect/>
+                          </a:stretch>
+                        </pic:blipFill>
+                        <pic:spPr bwMode="auto">
+                          <a:xfrm>
+                            <a:off x="0" y="0"/>
+                            <a:ext cx="3306323" cy="2145989"/>
+                          </a:xfrm>
+                          <a:prstGeom prst="rect">
+                            <a:avLst/>
+                          </a:prstGeom>
+                          <a:noFill/>
+                          <a:ln>
+                            <a:noFill/>
+                          </a:ln>
+                        </pic:spPr>
+                      </pic:pic>
+                    </a:graphicData>
+                  </a:graphic>
+                </wp:inline>
+              </w:drawing>
+            </w:r>
+          </w:p>
+        </w:tc>
+      </w:tr>
+    </w:tbl>
+    <w:p>
+      <w:pPr>
+        <w:widowControl/>
+        <w:jc w:val="left"/>
+        <w:rPr>
+          <w:rFonts w:ascii="Tahoma" w:eastAsia="微软雅黑" w:hAnsi="Tahoma" w:hint="eastAsia"/>
+          <w:kern w:val="0"/>
+          <w:sz w:val="22"/>
+        </w:rPr>
+      </w:pPr>
+    </w:p>
     <w:sectPr>
-      <w:headerReference w:type="default" r:id="rId37"/>
+      <w:headerReference w:type="default" r:id="rId45"/>
       <w:pgSz w:w="11906" w:h="16838"/>
       <w:pgMar w:top="1440" w:right="1800" w:bottom="1440" w:left="1800" w:header="851" w:footer="992" w:gutter="0"/>
       <w:cols w:space="425"/>
@@ -6989,7 +8592,7 @@
 </file>
 
 <file path=word/endnotes.xml><?xml version="1.0" encoding="utf-8"?>
-<w:endnotes xmlns:wpc="http://schemas.microsoft.com/office/word/2010/wordprocessingCanvas" xmlns:cx="http://schemas.microsoft.com/office/drawing/2014/chartex" xmlns:cx1="http://schemas.microsoft.com/office/drawing/2015/9/8/chartex" xmlns:cx2="http://schemas.microsoft.com/office/drawing/2015/10/21/chartex" xmlns:cx3="http://schemas.microsoft.com/office/drawing/2016/5/9/chartex" xmlns:cx4="http://schemas.microsoft.com/office/drawing/2016/5/10/chartex" xmlns:cx5="http://schemas.microsoft.com/office/drawing/2016/5/11/chartex" xmlns:cx6="http://schemas.microsoft.com/office/drawing/2016/5/12/chartex" xmlns:cx7="http://schemas.microsoft.com/office/drawing/2016/5/13/chartex" xmlns:cx8="http://schemas.microsoft.com/office/drawing/2016/5/14/chartex" xmlns:mc="http://schemas.openxmlformats.org/markup-compatibility/2006" xmlns:aink="http://schemas.microsoft.com/office/drawing/2016/ink" xmlns:am3d="http://schemas.microsoft.com/office/drawing/2017/model3d" xmlns:o="urn:schemas-microsoft-com:office:office" xmlns:oel="http://schemas.microsoft.com/office/2019/extlst" xmlns:r="http://schemas.openxmlformats.org/officeDocument/2006/relationships" xmlns:m="http://schemas.openxmlformats.org/officeDocument/2006/math" xmlns:v="urn:schemas-microsoft-com:vml" xmlns:wp14="http://schemas.microsoft.com/office/word/2010/wordprocessingDrawing" xmlns:wp="http://schemas.openxmlformats.org/drawingml/2006/wordprocessingDrawing" xmlns:w10="urn:schemas-microsoft-com:office:word" xmlns:w="http://schemas.openxmlformats.org/wordprocessingml/2006/main" xmlns:w14="http://schemas.microsoft.com/office/word/2010/wordml" xmlns:w15="http://schemas.microsoft.com/office/word/2012/wordml" xmlns:w16cex="http://schemas.microsoft.com/office/word/2018/wordml/cex" xmlns:w16cid="http://schemas.microsoft.com/office/word/2016/wordml/cid" xmlns:w16="http://schemas.microsoft.com/office/word/2018/wordml" xmlns:w16du="http://schemas.microsoft.com/office/word/2023/wordml/word16du" xmlns:w16sdtdh="http://schemas.microsoft.com/office/word/2020/wordml/sdtdatahash" xmlns:w16se="http://schemas.microsoft.com/office/word/2015/wordml/symex" xmlns:wpg="http://schemas.microsoft.com/office/word/2010/wordprocessingGroup" xmlns:wpi="http://schemas.microsoft.com/office/word/2010/wordprocessingInk" xmlns:wne="http://schemas.microsoft.com/office/word/2006/wordml" xmlns:wps="http://schemas.microsoft.com/office/word/2010/wordprocessingShape" mc:Ignorable="w14 w15 w16se w16cid w16 w16cex w16sdtdh w16du wp14">
+<w:endnotes xmlns:wpc="http://schemas.microsoft.com/office/word/2010/wordprocessingCanvas" xmlns:cx="http://schemas.microsoft.com/office/drawing/2014/chartex" xmlns:cx1="http://schemas.microsoft.com/office/drawing/2015/9/8/chartex" xmlns:cx2="http://schemas.microsoft.com/office/drawing/2015/10/21/chartex" xmlns:cx3="http://schemas.microsoft.com/office/drawing/2016/5/9/chartex" xmlns:cx4="http://schemas.microsoft.com/office/drawing/2016/5/10/chartex" xmlns:cx5="http://schemas.microsoft.com/office/drawing/2016/5/11/chartex" xmlns:cx6="http://schemas.microsoft.com/office/drawing/2016/5/12/chartex" xmlns:cx7="http://schemas.microsoft.com/office/drawing/2016/5/13/chartex" xmlns:cx8="http://schemas.microsoft.com/office/drawing/2016/5/14/chartex" xmlns:mc="http://schemas.openxmlformats.org/markup-compatibility/2006" xmlns:aink="http://schemas.microsoft.com/office/drawing/2016/ink" xmlns:am3d="http://schemas.microsoft.com/office/drawing/2017/model3d" xmlns:o="urn:schemas-microsoft-com:office:office" xmlns:oel="http://schemas.microsoft.com/office/2019/extlst" xmlns:r="http://schemas.openxmlformats.org/officeDocument/2006/relationships" xmlns:m="http://schemas.openxmlformats.org/officeDocument/2006/math" xmlns:v="urn:schemas-microsoft-com:vml" xmlns:wp14="http://schemas.microsoft.com/office/word/2010/wordprocessingDrawing" xmlns:wp="http://schemas.openxmlformats.org/drawingml/2006/wordprocessingDrawing" xmlns:w10="urn:schemas-microsoft-com:office:word" xmlns:w="http://schemas.openxmlformats.org/wordprocessingml/2006/main" xmlns:w14="http://schemas.microsoft.com/office/word/2010/wordml" xmlns:w15="http://schemas.microsoft.com/office/word/2012/wordml" xmlns:w16cex="http://schemas.microsoft.com/office/word/2018/wordml/cex" xmlns:w16cid="http://schemas.microsoft.com/office/word/2016/wordml/cid" xmlns:w16="http://schemas.microsoft.com/office/word/2018/wordml" xmlns:w16du="http://schemas.microsoft.com/office/word/2023/wordml/word16du" xmlns:w16sdtdh="http://schemas.microsoft.com/office/word/2020/wordml/sdtdatahash" xmlns:w16sdtfl="http://schemas.microsoft.com/office/word/2024/wordml/sdtformatlock" xmlns:w16se="http://schemas.microsoft.com/office/word/2015/wordml/symex" xmlns:wpg="http://schemas.microsoft.com/office/word/2010/wordprocessingGroup" xmlns:wpi="http://schemas.microsoft.com/office/word/2010/wordprocessingInk" xmlns:wne="http://schemas.microsoft.com/office/word/2006/wordml" xmlns:wps="http://schemas.microsoft.com/office/word/2010/wordprocessingShape" mc:Ignorable="w14 w15 w16se w16cid w16 w16cex w16sdtdh w16sdtfl w16du wp14">
   <w:endnote w:type="separator" w:id="-1">
     <w:p>
       <w:pPr>
@@ -7018,7 +8621,7 @@
 </file>
 
 <file path=word/footnotes.xml><?xml version="1.0" encoding="utf-8"?>
-<w:footnotes xmlns:wpc="http://schemas.microsoft.com/office/word/2010/wordprocessingCanvas" xmlns:cx="http://schemas.microsoft.com/office/drawing/2014/chartex" xmlns:cx1="http://schemas.microsoft.com/office/drawing/2015/9/8/chartex" xmlns:cx2="http://schemas.microsoft.com/office/drawing/2015/10/21/chartex" xmlns:cx3="http://schemas.microsoft.com/office/drawing/2016/5/9/chartex" xmlns:cx4="http://schemas.microsoft.com/office/drawing/2016/5/10/chartex" xmlns:cx5="http://schemas.microsoft.com/office/drawing/2016/5/11/chartex" xmlns:cx6="http://schemas.microsoft.com/office/drawing/2016/5/12/chartex" xmlns:cx7="http://schemas.microsoft.com/office/drawing/2016/5/13/chartex" xmlns:cx8="http://schemas.microsoft.com/office/drawing/2016/5/14/chartex" xmlns:mc="http://schemas.openxmlformats.org/markup-compatibility/2006" xmlns:aink="http://schemas.microsoft.com/office/drawing/2016/ink" xmlns:am3d="http://schemas.microsoft.com/office/drawing/2017/model3d" xmlns:o="urn:schemas-microsoft-com:office:office" xmlns:oel="http://schemas.microsoft.com/office/2019/extlst" xmlns:r="http://schemas.openxmlformats.org/officeDocument/2006/relationships" xmlns:m="http://schemas.openxmlformats.org/officeDocument/2006/math" xmlns:v="urn:schemas-microsoft-com:vml" xmlns:wp14="http://schemas.microsoft.com/office/word/2010/wordprocessingDrawing" xmlns:wp="http://schemas.openxmlformats.org/drawingml/2006/wordprocessingDrawing" xmlns:w10="urn:schemas-microsoft-com:office:word" xmlns:w="http://schemas.openxmlformats.org/wordprocessingml/2006/main" xmlns:w14="http://schemas.microsoft.com/office/word/2010/wordml" xmlns:w15="http://schemas.microsoft.com/office/word/2012/wordml" xmlns:w16cex="http://schemas.microsoft.com/office/word/2018/wordml/cex" xmlns:w16cid="http://schemas.microsoft.com/office/word/2016/wordml/cid" xmlns:w16="http://schemas.microsoft.com/office/word/2018/wordml" xmlns:w16du="http://schemas.microsoft.com/office/word/2023/wordml/word16du" xmlns:w16sdtdh="http://schemas.microsoft.com/office/word/2020/wordml/sdtdatahash" xmlns:w16se="http://schemas.microsoft.com/office/word/2015/wordml/symex" xmlns:wpg="http://schemas.microsoft.com/office/word/2010/wordprocessingGroup" xmlns:wpi="http://schemas.microsoft.com/office/word/2010/wordprocessingInk" xmlns:wne="http://schemas.microsoft.com/office/word/2006/wordml" xmlns:wps="http://schemas.microsoft.com/office/word/2010/wordprocessingShape" mc:Ignorable="w14 w15 w16se w16cid w16 w16cex w16sdtdh w16du wp14">
+<w:footnotes xmlns:wpc="http://schemas.microsoft.com/office/word/2010/wordprocessingCanvas" xmlns:cx="http://schemas.microsoft.com/office/drawing/2014/chartex" xmlns:cx1="http://schemas.microsoft.com/office/drawing/2015/9/8/chartex" xmlns:cx2="http://schemas.microsoft.com/office/drawing/2015/10/21/chartex" xmlns:cx3="http://schemas.microsoft.com/office/drawing/2016/5/9/chartex" xmlns:cx4="http://schemas.microsoft.com/office/drawing/2016/5/10/chartex" xmlns:cx5="http://schemas.microsoft.com/office/drawing/2016/5/11/chartex" xmlns:cx6="http://schemas.microsoft.com/office/drawing/2016/5/12/chartex" xmlns:cx7="http://schemas.microsoft.com/office/drawing/2016/5/13/chartex" xmlns:cx8="http://schemas.microsoft.com/office/drawing/2016/5/14/chartex" xmlns:mc="http://schemas.openxmlformats.org/markup-compatibility/2006" xmlns:aink="http://schemas.microsoft.com/office/drawing/2016/ink" xmlns:am3d="http://schemas.microsoft.com/office/drawing/2017/model3d" xmlns:o="urn:schemas-microsoft-com:office:office" xmlns:oel="http://schemas.microsoft.com/office/2019/extlst" xmlns:r="http://schemas.openxmlformats.org/officeDocument/2006/relationships" xmlns:m="http://schemas.openxmlformats.org/officeDocument/2006/math" xmlns:v="urn:schemas-microsoft-com:vml" xmlns:wp14="http://schemas.microsoft.com/office/word/2010/wordprocessingDrawing" xmlns:wp="http://schemas.openxmlformats.org/drawingml/2006/wordprocessingDrawing" xmlns:w10="urn:schemas-microsoft-com:office:word" xmlns:w="http://schemas.openxmlformats.org/wordprocessingml/2006/main" xmlns:w14="http://schemas.microsoft.com/office/word/2010/wordml" xmlns:w15="http://schemas.microsoft.com/office/word/2012/wordml" xmlns:w16cex="http://schemas.microsoft.com/office/word/2018/wordml/cex" xmlns:w16cid="http://schemas.microsoft.com/office/word/2016/wordml/cid" xmlns:w16="http://schemas.microsoft.com/office/word/2018/wordml" xmlns:w16du="http://schemas.microsoft.com/office/word/2023/wordml/word16du" xmlns:w16sdtdh="http://schemas.microsoft.com/office/word/2020/wordml/sdtdatahash" xmlns:w16sdtfl="http://schemas.microsoft.com/office/word/2024/wordml/sdtformatlock" xmlns:w16se="http://schemas.microsoft.com/office/word/2015/wordml/symex" xmlns:wpg="http://schemas.microsoft.com/office/word/2010/wordprocessingGroup" xmlns:wpi="http://schemas.microsoft.com/office/word/2010/wordprocessingInk" xmlns:wne="http://schemas.microsoft.com/office/word/2006/wordml" xmlns:wps="http://schemas.microsoft.com/office/word/2010/wordprocessingShape" mc:Ignorable="w14 w15 w16se w16cid w16 w16cex w16sdtdh w16sdtfl w16du wp14">
   <w:footnote w:type="separator" w:id="-1">
     <w:p>
       <w:pPr>
@@ -7047,7 +8650,7 @@
 </file>
 
 <file path=word/header1.xml><?xml version="1.0" encoding="utf-8"?>
-<w:hdr xmlns:wpc="http://schemas.microsoft.com/office/word/2010/wordprocessingCanvas" xmlns:cx="http://schemas.microsoft.com/office/drawing/2014/chartex" xmlns:cx1="http://schemas.microsoft.com/office/drawing/2015/9/8/chartex" xmlns:cx2="http://schemas.microsoft.com/office/drawing/2015/10/21/chartex" xmlns:cx3="http://schemas.microsoft.com/office/drawing/2016/5/9/chartex" xmlns:cx4="http://schemas.microsoft.com/office/drawing/2016/5/10/chartex" xmlns:cx5="http://schemas.microsoft.com/office/drawing/2016/5/11/chartex" xmlns:cx6="http://schemas.microsoft.com/office/drawing/2016/5/12/chartex" xmlns:cx7="http://schemas.microsoft.com/office/drawing/2016/5/13/chartex" xmlns:cx8="http://schemas.microsoft.com/office/drawing/2016/5/14/chartex" xmlns:mc="http://schemas.openxmlformats.org/markup-compatibility/2006" xmlns:aink="http://schemas.microsoft.com/office/drawing/2016/ink" xmlns:am3d="http://schemas.microsoft.com/office/drawing/2017/model3d" xmlns:o="urn:schemas-microsoft-com:office:office" xmlns:oel="http://schemas.microsoft.com/office/2019/extlst" xmlns:r="http://schemas.openxmlformats.org/officeDocument/2006/relationships" xmlns:m="http://schemas.openxmlformats.org/officeDocument/2006/math" xmlns:v="urn:schemas-microsoft-com:vml" xmlns:wp14="http://schemas.microsoft.com/office/word/2010/wordprocessingDrawing" xmlns:wp="http://schemas.openxmlformats.org/drawingml/2006/wordprocessingDrawing" xmlns:w10="urn:schemas-microsoft-com:office:word" xmlns:w="http://schemas.openxmlformats.org/wordprocessingml/2006/main" xmlns:w14="http://schemas.microsoft.com/office/word/2010/wordml" xmlns:w15="http://schemas.microsoft.com/office/word/2012/wordml" xmlns:w16cex="http://schemas.microsoft.com/office/word/2018/wordml/cex" xmlns:w16cid="http://schemas.microsoft.com/office/word/2016/wordml/cid" xmlns:w16="http://schemas.microsoft.com/office/word/2018/wordml" xmlns:w16du="http://schemas.microsoft.com/office/word/2023/wordml/word16du" xmlns:w16sdtdh="http://schemas.microsoft.com/office/word/2020/wordml/sdtdatahash" xmlns:w16se="http://schemas.microsoft.com/office/word/2015/wordml/symex" xmlns:wpg="http://schemas.microsoft.com/office/word/2010/wordprocessingGroup" xmlns:wpi="http://schemas.microsoft.com/office/word/2010/wordprocessingInk" xmlns:wne="http://schemas.microsoft.com/office/word/2006/wordml" xmlns:wps="http://schemas.microsoft.com/office/word/2010/wordprocessingShape" mc:Ignorable="w14 w15 w16se w16cid w16 w16cex w16sdtdh w16du wp14">
+<w:hdr xmlns:wpc="http://schemas.microsoft.com/office/word/2010/wordprocessingCanvas" xmlns:cx="http://schemas.microsoft.com/office/drawing/2014/chartex" xmlns:cx1="http://schemas.microsoft.com/office/drawing/2015/9/8/chartex" xmlns:cx2="http://schemas.microsoft.com/office/drawing/2015/10/21/chartex" xmlns:cx3="http://schemas.microsoft.com/office/drawing/2016/5/9/chartex" xmlns:cx4="http://schemas.microsoft.com/office/drawing/2016/5/10/chartex" xmlns:cx5="http://schemas.microsoft.com/office/drawing/2016/5/11/chartex" xmlns:cx6="http://schemas.microsoft.com/office/drawing/2016/5/12/chartex" xmlns:cx7="http://schemas.microsoft.com/office/drawing/2016/5/13/chartex" xmlns:cx8="http://schemas.microsoft.com/office/drawing/2016/5/14/chartex" xmlns:mc="http://schemas.openxmlformats.org/markup-compatibility/2006" xmlns:aink="http://schemas.microsoft.com/office/drawing/2016/ink" xmlns:am3d="http://schemas.microsoft.com/office/drawing/2017/model3d" xmlns:o="urn:schemas-microsoft-com:office:office" xmlns:oel="http://schemas.microsoft.com/office/2019/extlst" xmlns:r="http://schemas.openxmlformats.org/officeDocument/2006/relationships" xmlns:m="http://schemas.openxmlformats.org/officeDocument/2006/math" xmlns:v="urn:schemas-microsoft-com:vml" xmlns:wp14="http://schemas.microsoft.com/office/word/2010/wordprocessingDrawing" xmlns:wp="http://schemas.openxmlformats.org/drawingml/2006/wordprocessingDrawing" xmlns:w10="urn:schemas-microsoft-com:office:word" xmlns:w="http://schemas.openxmlformats.org/wordprocessingml/2006/main" xmlns:w14="http://schemas.microsoft.com/office/word/2010/wordml" xmlns:w15="http://schemas.microsoft.com/office/word/2012/wordml" xmlns:w16cex="http://schemas.microsoft.com/office/word/2018/wordml/cex" xmlns:w16cid="http://schemas.microsoft.com/office/word/2016/wordml/cid" xmlns:w16="http://schemas.microsoft.com/office/word/2018/wordml" xmlns:w16du="http://schemas.microsoft.com/office/word/2023/wordml/word16du" xmlns:w16sdtdh="http://schemas.microsoft.com/office/word/2020/wordml/sdtdatahash" xmlns:w16sdtfl="http://schemas.microsoft.com/office/word/2024/wordml/sdtformatlock" xmlns:w16se="http://schemas.microsoft.com/office/word/2015/wordml/symex" xmlns:wpg="http://schemas.microsoft.com/office/word/2010/wordprocessingGroup" xmlns:wpi="http://schemas.microsoft.com/office/word/2010/wordprocessingInk" xmlns:wne="http://schemas.microsoft.com/office/word/2006/wordml" xmlns:wps="http://schemas.microsoft.com/office/word/2010/wordprocessingShape" mc:Ignorable="w14 w15 w16se w16cid w16 w16cex w16sdtdh w16sdtfl w16du wp14">
   <w:p>
     <w:pPr>
       <w:jc w:val="center"/>
@@ -7145,7 +8748,6 @@
       </w:rPr>
       <w:t xml:space="preserve">   </w:t>
     </w:r>
-    <w:proofErr w:type="spellStart"/>
     <w:r>
       <w:rPr>
         <w:rFonts w:ascii="微软雅黑" w:eastAsia="微软雅黑" w:hAnsi="微软雅黑"/>
@@ -7153,13 +8755,12 @@
       </w:rPr>
       <w:t>drill_up</w:t>
     </w:r>
-    <w:proofErr w:type="spellEnd"/>
   </w:p>
 </w:hdr>
 </file>
 
 <file path=word/styles.xml><?xml version="1.0" encoding="utf-8"?>
-<w:styles xmlns:mc="http://schemas.openxmlformats.org/markup-compatibility/2006" xmlns:r="http://schemas.openxmlformats.org/officeDocument/2006/relationships" xmlns:w="http://schemas.openxmlformats.org/wordprocessingml/2006/main" xmlns:w14="http://schemas.microsoft.com/office/word/2010/wordml" xmlns:w15="http://schemas.microsoft.com/office/word/2012/wordml" xmlns:w16cex="http://schemas.microsoft.com/office/word/2018/wordml/cex" xmlns:w16cid="http://schemas.microsoft.com/office/word/2016/wordml/cid" xmlns:w16="http://schemas.microsoft.com/office/word/2018/wordml" xmlns:w16du="http://schemas.microsoft.com/office/word/2023/wordml/word16du" xmlns:w16sdtdh="http://schemas.microsoft.com/office/word/2020/wordml/sdtdatahash" xmlns:w16se="http://schemas.microsoft.com/office/word/2015/wordml/symex" mc:Ignorable="w14 w15 w16se w16cid w16 w16cex w16sdtdh w16du">
+<w:styles xmlns:mc="http://schemas.openxmlformats.org/markup-compatibility/2006" xmlns:r="http://schemas.openxmlformats.org/officeDocument/2006/relationships" xmlns:w="http://schemas.openxmlformats.org/wordprocessingml/2006/main" xmlns:w14="http://schemas.microsoft.com/office/word/2010/wordml" xmlns:w15="http://schemas.microsoft.com/office/word/2012/wordml" xmlns:w16cex="http://schemas.microsoft.com/office/word/2018/wordml/cex" xmlns:w16cid="http://schemas.microsoft.com/office/word/2016/wordml/cid" xmlns:w16="http://schemas.microsoft.com/office/word/2018/wordml" xmlns:w16du="http://schemas.microsoft.com/office/word/2023/wordml/word16du" xmlns:w16sdtdh="http://schemas.microsoft.com/office/word/2020/wordml/sdtdatahash" xmlns:w16sdtfl="http://schemas.microsoft.com/office/word/2024/wordml/sdtformatlock" xmlns:w16se="http://schemas.microsoft.com/office/word/2015/wordml/symex" mc:Ignorable="w14 w15 w16se w16cid w16 w16cex w16sdtdh w16sdtfl w16du">
   <w:docDefaults>
     <w:rPrDefault>
       <w:rPr>

--- a/插件详细手册/14.鼠标/解谜设计-鼠标迷宫.docx
+++ b/插件详细手册/14.鼠标/解谜设计-鼠标迷宫.docx
@@ -13,8 +13,20 @@
         <w:rPr>
           <w:rFonts w:hint="eastAsia"/>
         </w:rPr>
+        <w:t>===</w:t>
+      </w:r>
+      <w:r>
+        <w:rPr>
+          <w:rFonts w:hint="eastAsia"/>
+        </w:rPr>
         <w:t>概述</w:t>
       </w:r>
+      <w:r>
+        <w:rPr>
+          <w:rFonts w:hint="eastAsia"/>
+        </w:rPr>
+        <w:t>===</w:t>
+      </w:r>
     </w:p>
     <w:p>
       <w:pPr>
@@ -27,13 +39,7 @@
         <w:rPr>
           <w:rFonts w:hint="eastAsia"/>
         </w:rPr>
-        <w:t>基础</w:t>
-      </w:r>
-      <w:r>
-        <w:rPr>
-          <w:rFonts w:hint="eastAsia"/>
-        </w:rPr>
-        <w:t>插件</w:t>
+        <w:t>示例图</w:t>
       </w:r>
     </w:p>
     <w:p>
@@ -101,9 +107,9 @@
           <w:sz w:val="22"/>
         </w:rPr>
         <w:drawing>
-          <wp:inline distT="0" distB="0" distL="0" distR="0" wp14:anchorId="4EC34EAF" wp14:editId="4B82651E">
-            <wp:extent cx="3225800" cy="1996609"/>
-            <wp:effectExtent l="0" t="0" r="0" b="3810"/>
+          <wp:inline distT="0" distB="0" distL="0" distR="0" wp14:anchorId="4EC34EAF" wp14:editId="2139D4DC">
+            <wp:extent cx="4161177" cy="2575560"/>
+            <wp:effectExtent l="0" t="0" r="0" b="0"/>
             <wp:docPr id="1140832860" name="图片 7"/>
             <wp:cNvGraphicFramePr>
               <a:graphicFrameLocks xmlns:a="http://schemas.openxmlformats.org/drawingml/2006/main" noChangeAspect="1"/>
@@ -133,7 +139,7 @@
                   <pic:spPr bwMode="auto">
                     <a:xfrm>
                       <a:off x="0" y="0"/>
-                      <a:ext cx="3233380" cy="2001300"/>
+                      <a:ext cx="4177456" cy="2585636"/>
                     </a:xfrm>
                     <a:prstGeom prst="rect">
                       <a:avLst/>
@@ -155,665 +161,22 @@
         <w:widowControl/>
         <w:adjustRightInd w:val="0"/>
         <w:snapToGrid w:val="0"/>
-        <w:jc w:val="left"/>
-        <w:rPr>
-          <w:rFonts w:ascii="Tahoma" w:eastAsia="微软雅黑" w:hAnsi="Tahoma"/>
-          <w:kern w:val="0"/>
-          <w:sz w:val="22"/>
-        </w:rPr>
-      </w:pPr>
-      <w:r>
-        <w:rPr>
-          <w:rFonts w:ascii="Tahoma" w:eastAsia="微软雅黑" w:hAnsi="Tahoma" w:hint="eastAsia"/>
-          <w:kern w:val="0"/>
-          <w:sz w:val="22"/>
-        </w:rPr>
-        <w:t>如果要从零开始设计，</w:t>
-      </w:r>
-      <w:r>
-        <w:rPr>
-          <w:rFonts w:ascii="Tahoma" w:eastAsia="微软雅黑" w:hAnsi="Tahoma" w:hint="eastAsia"/>
-          <w:kern w:val="0"/>
-          <w:sz w:val="22"/>
-        </w:rPr>
-        <w:t>需要下图的插件：</w:t>
-      </w:r>
+        <w:rPr>
+          <w:rFonts w:ascii="Tahoma" w:eastAsia="微软雅黑" w:hAnsi="Tahoma"/>
+          <w:kern w:val="0"/>
+          <w:sz w:val="22"/>
+        </w:rPr>
+      </w:pPr>
     </w:p>
     <w:p>
       <w:pPr>
         <w:widowControl/>
         <w:adjustRightInd w:val="0"/>
         <w:snapToGrid w:val="0"/>
-        <w:jc w:val="center"/>
-        <w:rPr>
-          <w:rFonts w:ascii="Tahoma" w:eastAsia="微软雅黑" w:hAnsi="Tahoma"/>
-          <w:kern w:val="0"/>
-          <w:sz w:val="22"/>
-        </w:rPr>
-      </w:pPr>
-      <w:r>
-        <w:rPr>
-          <w:rFonts w:hint="eastAsia"/>
-          <w:noProof/>
-        </w:rPr>
-        <w:drawing>
-          <wp:inline distT="0" distB="0" distL="0" distR="0" wp14:anchorId="28B5B30E" wp14:editId="277EEE22">
-            <wp:extent cx="4690533" cy="2646260"/>
-            <wp:effectExtent l="0" t="0" r="0" b="1905"/>
-            <wp:docPr id="1238614637" name="图片 7"/>
-            <wp:cNvGraphicFramePr>
-              <a:graphicFrameLocks xmlns:a="http://schemas.openxmlformats.org/drawingml/2006/main" noChangeAspect="1"/>
-            </wp:cNvGraphicFramePr>
-            <a:graphic xmlns:a="http://schemas.openxmlformats.org/drawingml/2006/main">
-              <a:graphicData uri="http://schemas.openxmlformats.org/drawingml/2006/picture">
-                <pic:pic xmlns:pic="http://schemas.openxmlformats.org/drawingml/2006/picture">
-                  <pic:nvPicPr>
-                    <pic:cNvPr id="0" name="Picture 13"/>
-                    <pic:cNvPicPr>
-                      <a:picLocks noChangeAspect="1" noChangeArrowheads="1"/>
-                    </pic:cNvPicPr>
-                  </pic:nvPicPr>
-                  <pic:blipFill>
-                    <a:blip r:embed="rId8">
-                      <a:extLst>
-                        <a:ext uri="{28A0092B-C50C-407E-A947-70E740481C1C}">
-                          <a14:useLocalDpi xmlns:a14="http://schemas.microsoft.com/office/drawing/2010/main" val="0"/>
-                        </a:ext>
-                      </a:extLst>
-                    </a:blip>
-                    <a:srcRect/>
-                    <a:stretch>
-                      <a:fillRect/>
-                    </a:stretch>
-                  </pic:blipFill>
-                  <pic:spPr bwMode="auto">
-                    <a:xfrm>
-                      <a:off x="0" y="0"/>
-                      <a:ext cx="4708068" cy="2656152"/>
-                    </a:xfrm>
-                    <a:prstGeom prst="rect">
-                      <a:avLst/>
-                    </a:prstGeom>
-                    <a:noFill/>
-                    <a:ln>
-                      <a:noFill/>
-                    </a:ln>
-                  </pic:spPr>
-                </pic:pic>
-              </a:graphicData>
-            </a:graphic>
-          </wp:inline>
-        </w:drawing>
-      </w:r>
-    </w:p>
-    <w:p>
-      <w:pPr>
-        <w:widowControl/>
-        <w:adjustRightInd w:val="0"/>
-        <w:snapToGrid w:val="0"/>
-        <w:jc w:val="center"/>
-        <w:rPr>
-          <w:rFonts w:ascii="Tahoma" w:eastAsia="微软雅黑" w:hAnsi="Tahoma" w:hint="eastAsia"/>
-          <w:kern w:val="0"/>
-          <w:sz w:val="22"/>
-        </w:rPr>
-      </w:pPr>
-      <w:r>
-        <w:rPr>
-          <w:rFonts w:ascii="Tahoma" w:eastAsia="微软雅黑" w:hAnsi="Tahoma"/>
-          <w:kern w:val="0"/>
-          <w:sz w:val="22"/>
-        </w:rPr>
-        <w:drawing>
-          <wp:inline distT="0" distB="0" distL="0" distR="0" wp14:anchorId="33D98F8B" wp14:editId="579904D6">
-            <wp:extent cx="4673600" cy="1584501"/>
-            <wp:effectExtent l="0" t="0" r="0" b="0"/>
-            <wp:docPr id="5234946" name="图片 1"/>
-            <wp:cNvGraphicFramePr>
-              <a:graphicFrameLocks xmlns:a="http://schemas.openxmlformats.org/drawingml/2006/main" noChangeAspect="1"/>
-            </wp:cNvGraphicFramePr>
-            <a:graphic xmlns:a="http://schemas.openxmlformats.org/drawingml/2006/main">
-              <a:graphicData uri="http://schemas.openxmlformats.org/drawingml/2006/picture">
-                <pic:pic xmlns:pic="http://schemas.openxmlformats.org/drawingml/2006/picture">
-                  <pic:nvPicPr>
-                    <pic:cNvPr id="5234946" name=""/>
-                    <pic:cNvPicPr/>
-                  </pic:nvPicPr>
-                  <pic:blipFill>
-                    <a:blip r:embed="rId9"/>
-                    <a:stretch>
-                      <a:fillRect/>
-                    </a:stretch>
-                  </pic:blipFill>
-                  <pic:spPr>
-                    <a:xfrm>
-                      <a:off x="0" y="0"/>
-                      <a:ext cx="4687880" cy="1589343"/>
-                    </a:xfrm>
-                    <a:prstGeom prst="rect">
-                      <a:avLst/>
-                    </a:prstGeom>
-                  </pic:spPr>
-                </pic:pic>
-              </a:graphicData>
-            </a:graphic>
-          </wp:inline>
-        </w:drawing>
-      </w:r>
-    </w:p>
-    <w:p>
-      <w:pPr>
-        <w:widowControl/>
-        <w:snapToGrid w:val="0"/>
-        <w:jc w:val="left"/>
-        <w:rPr>
-          <w:rFonts w:ascii="Tahoma" w:eastAsia="微软雅黑" w:hAnsi="Tahoma"/>
-          <w:b/>
-          <w:bCs/>
-          <w:kern w:val="0"/>
-          <w:sz w:val="22"/>
-        </w:rPr>
-      </w:pPr>
-      <w:r>
-        <w:rPr>
-          <w:rFonts w:ascii="Tahoma" w:eastAsia="微软雅黑" w:hAnsi="Tahoma" w:hint="eastAsia"/>
-          <w:b/>
-          <w:bCs/>
-          <w:kern w:val="0"/>
-          <w:sz w:val="22"/>
-        </w:rPr>
-        <w:t>注意，该文档</w:t>
-      </w:r>
-      <w:r>
-        <w:rPr>
-          <w:rFonts w:ascii="Tahoma" w:eastAsia="微软雅黑" w:hAnsi="Tahoma" w:hint="eastAsia"/>
-          <w:b/>
-          <w:bCs/>
-          <w:kern w:val="0"/>
-          <w:sz w:val="22"/>
-        </w:rPr>
-        <w:t>只</w:t>
-      </w:r>
-      <w:r>
-        <w:rPr>
-          <w:rFonts w:ascii="Tahoma" w:eastAsia="微软雅黑" w:hAnsi="Tahoma" w:hint="eastAsia"/>
-          <w:b/>
-          <w:bCs/>
-          <w:kern w:val="0"/>
-          <w:sz w:val="22"/>
-        </w:rPr>
-        <w:t>详细说明</w:t>
-      </w:r>
-      <w:r>
-        <w:rPr>
-          <w:rFonts w:ascii="Tahoma" w:eastAsia="微软雅黑" w:hAnsi="Tahoma" w:hint="eastAsia"/>
-          <w:b/>
-          <w:bCs/>
-          <w:kern w:val="0"/>
-          <w:sz w:val="22"/>
-        </w:rPr>
-        <w:t xml:space="preserve"> </w:t>
-      </w:r>
-      <w:r>
-        <w:rPr>
-          <w:rFonts w:ascii="Tahoma" w:eastAsia="微软雅黑" w:hAnsi="Tahoma" w:hint="eastAsia"/>
-          <w:b/>
-          <w:bCs/>
-          <w:kern w:val="0"/>
-          <w:sz w:val="22"/>
-        </w:rPr>
-        <w:t>整体</w:t>
-      </w:r>
-      <w:r>
-        <w:rPr>
-          <w:rFonts w:ascii="Tahoma" w:eastAsia="微软雅黑" w:hAnsi="Tahoma" w:hint="eastAsia"/>
-          <w:b/>
-          <w:bCs/>
-          <w:kern w:val="0"/>
-          <w:sz w:val="22"/>
-        </w:rPr>
-        <w:t>设计</w:t>
-      </w:r>
-      <w:r>
-        <w:rPr>
-          <w:rFonts w:ascii="Tahoma" w:eastAsia="微软雅黑" w:hAnsi="Tahoma" w:hint="eastAsia"/>
-          <w:b/>
-          <w:bCs/>
-          <w:kern w:val="0"/>
-          <w:sz w:val="22"/>
-        </w:rPr>
-        <w:t>思路</w:t>
-      </w:r>
-      <w:r>
-        <w:rPr>
-          <w:rFonts w:ascii="Tahoma" w:eastAsia="微软雅黑" w:hAnsi="Tahoma" w:hint="eastAsia"/>
-          <w:b/>
-          <w:bCs/>
-          <w:kern w:val="0"/>
-          <w:sz w:val="22"/>
-        </w:rPr>
-        <w:t xml:space="preserve"> </w:t>
-      </w:r>
-      <w:r>
-        <w:rPr>
-          <w:rFonts w:ascii="Tahoma" w:eastAsia="微软雅黑" w:hAnsi="Tahoma" w:hint="eastAsia"/>
-          <w:b/>
-          <w:bCs/>
-          <w:kern w:val="0"/>
-          <w:sz w:val="22"/>
-        </w:rPr>
-        <w:t>和</w:t>
-      </w:r>
-      <w:r>
-        <w:rPr>
-          <w:rFonts w:ascii="Tahoma" w:eastAsia="微软雅黑" w:hAnsi="Tahoma" w:hint="eastAsia"/>
-          <w:b/>
-          <w:bCs/>
-          <w:kern w:val="0"/>
-          <w:sz w:val="22"/>
-        </w:rPr>
-        <w:t xml:space="preserve"> </w:t>
-      </w:r>
-      <w:r>
-        <w:rPr>
-          <w:rFonts w:ascii="Tahoma" w:eastAsia="微软雅黑" w:hAnsi="Tahoma" w:hint="eastAsia"/>
-          <w:b/>
-          <w:bCs/>
-          <w:kern w:val="0"/>
-          <w:sz w:val="22"/>
-        </w:rPr>
-        <w:t>解谜方法</w:t>
-      </w:r>
-      <w:r>
-        <w:rPr>
-          <w:rFonts w:ascii="Tahoma" w:eastAsia="微软雅黑" w:hAnsi="Tahoma" w:hint="eastAsia"/>
-          <w:b/>
-          <w:bCs/>
-          <w:kern w:val="0"/>
-          <w:sz w:val="22"/>
-        </w:rPr>
-        <w:t xml:space="preserve"> </w:t>
-      </w:r>
-      <w:r>
-        <w:rPr>
-          <w:rFonts w:ascii="Tahoma" w:eastAsia="微软雅黑" w:hAnsi="Tahoma" w:hint="eastAsia"/>
-          <w:b/>
-          <w:bCs/>
-          <w:kern w:val="0"/>
-          <w:sz w:val="22"/>
-        </w:rPr>
-        <w:t>。</w:t>
-      </w:r>
-    </w:p>
-    <w:p>
-      <w:pPr>
-        <w:widowControl/>
-        <w:snapToGrid w:val="0"/>
-        <w:jc w:val="left"/>
-        <w:rPr>
-          <w:rFonts w:ascii="Tahoma" w:eastAsia="微软雅黑" w:hAnsi="Tahoma"/>
-          <w:b/>
-          <w:bCs/>
-          <w:kern w:val="0"/>
-          <w:sz w:val="22"/>
-        </w:rPr>
-      </w:pPr>
-      <w:r>
-        <w:rPr>
-          <w:rFonts w:ascii="Tahoma" w:eastAsia="微软雅黑" w:hAnsi="Tahoma" w:hint="eastAsia"/>
-          <w:b/>
-          <w:bCs/>
-          <w:kern w:val="0"/>
-          <w:sz w:val="22"/>
-        </w:rPr>
-        <w:t>对于</w:t>
-      </w:r>
-      <w:r>
-        <w:rPr>
-          <w:rFonts w:ascii="Tahoma" w:eastAsia="微软雅黑" w:hAnsi="Tahoma" w:hint="eastAsia"/>
-          <w:b/>
-          <w:bCs/>
-          <w:kern w:val="0"/>
-          <w:sz w:val="22"/>
-        </w:rPr>
-        <w:t>具体</w:t>
-      </w:r>
-      <w:r>
-        <w:rPr>
-          <w:rFonts w:ascii="Tahoma" w:eastAsia="微软雅黑" w:hAnsi="Tahoma" w:hint="eastAsia"/>
-          <w:b/>
-          <w:bCs/>
-          <w:kern w:val="0"/>
-          <w:sz w:val="22"/>
-        </w:rPr>
-        <w:t xml:space="preserve"> </w:t>
-      </w:r>
-      <w:r>
-        <w:rPr>
-          <w:rFonts w:ascii="Tahoma" w:eastAsia="微软雅黑" w:hAnsi="Tahoma" w:hint="eastAsia"/>
-          <w:b/>
-          <w:bCs/>
-          <w:kern w:val="0"/>
-          <w:sz w:val="22"/>
-        </w:rPr>
-        <w:t>事件如何写</w:t>
-      </w:r>
-      <w:r>
-        <w:rPr>
-          <w:rFonts w:ascii="Tahoma" w:eastAsia="微软雅黑" w:hAnsi="Tahoma" w:hint="eastAsia"/>
-          <w:b/>
-          <w:bCs/>
-          <w:kern w:val="0"/>
-          <w:sz w:val="22"/>
-        </w:rPr>
-        <w:t xml:space="preserve"> </w:t>
-      </w:r>
-      <w:r>
-        <w:rPr>
-          <w:rFonts w:ascii="Tahoma" w:eastAsia="微软雅黑" w:hAnsi="Tahoma" w:hint="eastAsia"/>
-          <w:b/>
-          <w:bCs/>
-          <w:kern w:val="0"/>
-          <w:sz w:val="22"/>
-        </w:rPr>
-        <w:t>，需要去</w:t>
-      </w:r>
-      <w:r>
-        <w:rPr>
-          <w:rFonts w:ascii="Tahoma" w:eastAsia="微软雅黑" w:hAnsi="Tahoma" w:hint="eastAsia"/>
-          <w:b/>
-          <w:bCs/>
-          <w:kern w:val="0"/>
-          <w:sz w:val="22"/>
-        </w:rPr>
-        <w:t>示例中</w:t>
-      </w:r>
-      <w:r>
-        <w:rPr>
-          <w:rFonts w:ascii="Tahoma" w:eastAsia="微软雅黑" w:hAnsi="Tahoma" w:hint="eastAsia"/>
-          <w:b/>
-          <w:bCs/>
-          <w:kern w:val="0"/>
-          <w:sz w:val="22"/>
-        </w:rPr>
-        <w:t xml:space="preserve"> </w:t>
-      </w:r>
-      <w:r>
-        <w:rPr>
-          <w:rFonts w:ascii="Tahoma" w:eastAsia="微软雅黑" w:hAnsi="Tahoma" w:hint="eastAsia"/>
-          <w:b/>
-          <w:bCs/>
-          <w:color w:val="00B050"/>
-          <w:kern w:val="0"/>
-          <w:sz w:val="22"/>
-        </w:rPr>
-        <w:t>图片</w:t>
-      </w:r>
-      <w:r>
-        <w:rPr>
-          <w:rFonts w:ascii="Tahoma" w:eastAsia="微软雅黑" w:hAnsi="Tahoma" w:hint="eastAsia"/>
-          <w:b/>
-          <w:bCs/>
-          <w:color w:val="00B050"/>
-          <w:kern w:val="0"/>
-          <w:sz w:val="22"/>
-        </w:rPr>
-        <w:t>管理层</w:t>
-      </w:r>
-      <w:r>
-        <w:rPr>
-          <w:rFonts w:ascii="Tahoma" w:eastAsia="微软雅黑" w:hAnsi="Tahoma" w:hint="eastAsia"/>
-          <w:b/>
-          <w:bCs/>
-          <w:kern w:val="0"/>
-          <w:sz w:val="22"/>
-        </w:rPr>
-        <w:t xml:space="preserve"> </w:t>
-      </w:r>
-      <w:r>
-        <w:rPr>
-          <w:rFonts w:ascii="Tahoma" w:eastAsia="微软雅黑" w:hAnsi="Tahoma" w:hint="eastAsia"/>
-          <w:b/>
-          <w:bCs/>
-          <w:kern w:val="0"/>
-          <w:sz w:val="22"/>
-        </w:rPr>
-        <w:t>了解一下</w:t>
-      </w:r>
-      <w:r>
-        <w:rPr>
-          <w:rFonts w:ascii="Tahoma" w:eastAsia="微软雅黑" w:hAnsi="Tahoma"/>
-          <w:b/>
-          <w:bCs/>
-          <w:kern w:val="0"/>
-          <w:sz w:val="22"/>
-        </w:rPr>
-        <w:t xml:space="preserve"> </w:t>
-      </w:r>
-      <w:r>
-        <w:rPr>
-          <w:rFonts w:ascii="Tahoma" w:eastAsia="微软雅黑" w:hAnsi="Tahoma" w:hint="eastAsia"/>
-          <w:b/>
-          <w:bCs/>
-          <w:kern w:val="0"/>
-          <w:sz w:val="22"/>
-        </w:rPr>
-        <w:t>图片</w:t>
-      </w:r>
-      <w:r>
-        <w:rPr>
-          <w:rFonts w:ascii="Tahoma" w:eastAsia="微软雅黑" w:hAnsi="Tahoma" w:hint="eastAsia"/>
-          <w:b/>
-          <w:bCs/>
-          <w:kern w:val="0"/>
-          <w:sz w:val="22"/>
-        </w:rPr>
-        <w:t>与鼠标</w:t>
-      </w:r>
-      <w:r>
-        <w:rPr>
-          <w:rFonts w:ascii="Tahoma" w:eastAsia="微软雅黑" w:hAnsi="Tahoma" w:hint="eastAsia"/>
-          <w:b/>
-          <w:bCs/>
-          <w:kern w:val="0"/>
-          <w:sz w:val="22"/>
-        </w:rPr>
-        <w:t xml:space="preserve"> </w:t>
-      </w:r>
-      <w:r>
-        <w:rPr>
-          <w:rFonts w:ascii="Tahoma" w:eastAsia="微软雅黑" w:hAnsi="Tahoma" w:hint="eastAsia"/>
-          <w:b/>
-          <w:bCs/>
-          <w:kern w:val="0"/>
-          <w:sz w:val="22"/>
-        </w:rPr>
-        <w:t>的使用。</w:t>
-      </w:r>
-    </w:p>
-    <w:p>
-      <w:pPr>
-        <w:widowControl/>
-        <w:snapToGrid w:val="0"/>
-        <w:jc w:val="left"/>
-        <w:rPr>
-          <w:rFonts w:ascii="Tahoma" w:eastAsia="微软雅黑" w:hAnsi="Tahoma"/>
-          <w:b/>
-          <w:bCs/>
-          <w:kern w:val="0"/>
-          <w:sz w:val="22"/>
-        </w:rPr>
-      </w:pPr>
-      <w:r>
-        <w:rPr>
-          <w:rFonts w:ascii="Tahoma" w:eastAsia="微软雅黑" w:hAnsi="Tahoma" w:hint="eastAsia"/>
-          <w:b/>
-          <w:bCs/>
-          <w:kern w:val="0"/>
-          <w:sz w:val="22"/>
-        </w:rPr>
-        <w:t>想了解图片</w:t>
-      </w:r>
-      <w:r>
-        <w:rPr>
-          <w:rFonts w:ascii="Tahoma" w:eastAsia="微软雅黑" w:hAnsi="Tahoma" w:hint="eastAsia"/>
-          <w:b/>
-          <w:bCs/>
-          <w:kern w:val="0"/>
-          <w:sz w:val="22"/>
-        </w:rPr>
-        <w:t>触发</w:t>
-      </w:r>
-      <w:r>
-        <w:rPr>
-          <w:rFonts w:ascii="Tahoma" w:eastAsia="微软雅黑" w:hAnsi="Tahoma" w:hint="eastAsia"/>
-          <w:b/>
-          <w:bCs/>
-          <w:kern w:val="0"/>
-          <w:sz w:val="22"/>
-        </w:rPr>
-        <w:t>如何写，去看看</w:t>
-      </w:r>
-      <w:r>
-        <w:rPr>
-          <w:rFonts w:ascii="Tahoma" w:eastAsia="微软雅黑" w:hAnsi="Tahoma"/>
-          <w:b/>
-          <w:bCs/>
-          <w:kern w:val="0"/>
-          <w:sz w:val="22"/>
-        </w:rPr>
-        <w:t xml:space="preserve"> </w:t>
-      </w:r>
-      <w:r>
-        <w:rPr>
-          <w:rFonts w:ascii="Tahoma" w:eastAsia="微软雅黑" w:hAnsi="Tahoma"/>
-          <w:b/>
-          <w:bCs/>
-          <w:kern w:val="0"/>
-          <w:sz w:val="22"/>
-        </w:rPr>
-        <w:t>"</w:t>
-      </w:r>
-      <w:r>
-        <w:rPr>
-          <w:rFonts w:ascii="Tahoma" w:eastAsia="微软雅黑" w:hAnsi="Tahoma"/>
-          <w:b/>
-          <w:bCs/>
-          <w:kern w:val="0"/>
-          <w:sz w:val="22"/>
-        </w:rPr>
-        <w:t>1</w:t>
-      </w:r>
-      <w:r>
-        <w:rPr>
-          <w:rFonts w:ascii="Tahoma" w:eastAsia="微软雅黑" w:hAnsi="Tahoma" w:hint="eastAsia"/>
-          <w:b/>
-          <w:bCs/>
-          <w:kern w:val="0"/>
-          <w:sz w:val="22"/>
-        </w:rPr>
-        <w:t>6</w:t>
-      </w:r>
-      <w:r>
-        <w:rPr>
-          <w:rFonts w:ascii="Tahoma" w:eastAsia="微软雅黑" w:hAnsi="Tahoma"/>
-          <w:b/>
-          <w:bCs/>
-          <w:kern w:val="0"/>
-          <w:sz w:val="22"/>
-        </w:rPr>
-        <w:t>.</w:t>
-      </w:r>
-      <w:r>
-        <w:rPr>
-          <w:rFonts w:ascii="Tahoma" w:eastAsia="微软雅黑" w:hAnsi="Tahoma" w:hint="eastAsia"/>
-          <w:b/>
-          <w:bCs/>
-          <w:kern w:val="0"/>
-          <w:sz w:val="22"/>
-        </w:rPr>
-        <w:t>图片</w:t>
-      </w:r>
-      <w:r>
-        <w:rPr>
-          <w:rFonts w:ascii="Tahoma" w:eastAsia="微软雅黑" w:hAnsi="Tahoma" w:hint="eastAsia"/>
-          <w:b/>
-          <w:bCs/>
-          <w:kern w:val="0"/>
-          <w:sz w:val="22"/>
-        </w:rPr>
-        <w:t xml:space="preserve"> </w:t>
-      </w:r>
-      <w:r>
-        <w:rPr>
-          <w:rFonts w:ascii="Tahoma" w:eastAsia="微软雅黑" w:hAnsi="Tahoma"/>
-          <w:b/>
-          <w:bCs/>
-          <w:kern w:val="0"/>
-          <w:sz w:val="22"/>
-        </w:rPr>
-        <w:t xml:space="preserve">&gt; </w:t>
-      </w:r>
-      <w:r>
-        <w:rPr>
-          <w:rFonts w:ascii="Tahoma" w:eastAsia="微软雅黑" w:hAnsi="Tahoma" w:hint="eastAsia"/>
-          <w:b/>
-          <w:bCs/>
-          <w:kern w:val="0"/>
-          <w:sz w:val="22"/>
-        </w:rPr>
-        <w:t>关于</w:t>
-      </w:r>
-      <w:r>
-        <w:rPr>
-          <w:rFonts w:ascii="Tahoma" w:eastAsia="微软雅黑" w:hAnsi="Tahoma" w:hint="eastAsia"/>
-          <w:b/>
-          <w:bCs/>
-          <w:kern w:val="0"/>
-          <w:sz w:val="22"/>
-        </w:rPr>
-        <w:t>图片与鼠标控制核心</w:t>
-      </w:r>
-      <w:r>
-        <w:rPr>
-          <w:rFonts w:ascii="Tahoma" w:eastAsia="微软雅黑" w:hAnsi="Tahoma"/>
-          <w:b/>
-          <w:bCs/>
-          <w:kern w:val="0"/>
-          <w:sz w:val="22"/>
-        </w:rPr>
-        <w:t>.docx"</w:t>
-      </w:r>
-      <w:r>
-        <w:rPr>
-          <w:rFonts w:ascii="Tahoma" w:eastAsia="微软雅黑" w:hAnsi="Tahoma"/>
-          <w:b/>
-          <w:bCs/>
-          <w:kern w:val="0"/>
-          <w:sz w:val="22"/>
-        </w:rPr>
-        <w:t xml:space="preserve"> </w:t>
-      </w:r>
-      <w:r>
-        <w:rPr>
-          <w:rFonts w:ascii="Tahoma" w:eastAsia="微软雅黑" w:hAnsi="Tahoma"/>
-          <w:b/>
-          <w:bCs/>
-          <w:kern w:val="0"/>
-          <w:sz w:val="22"/>
-        </w:rPr>
-        <w:t>。</w:t>
-      </w:r>
-    </w:p>
-    <w:p>
-      <w:pPr>
-        <w:widowControl/>
-        <w:jc w:val="left"/>
-        <w:rPr>
-          <w:rFonts w:ascii="宋体" w:eastAsia="宋体" w:hAnsi="宋体" w:cs="宋体" w:hint="eastAsia"/>
-          <w:kern w:val="0"/>
-          <w:sz w:val="24"/>
-          <w:szCs w:val="24"/>
+        <w:rPr>
+          <w:rFonts w:ascii="Tahoma" w:eastAsia="微软雅黑" w:hAnsi="Tahoma" w:hint="eastAsia"/>
+          <w:kern w:val="0"/>
+          <w:sz w:val="22"/>
         </w:rPr>
       </w:pPr>
     </w:p>
@@ -828,8 +191,13 @@
         <w:rPr>
           <w:rFonts w:hint="eastAsia"/>
         </w:rPr>
-        <w:lastRenderedPageBreak/>
-        <w:t>基础工程示例</w:t>
+        <w:t>示例</w:t>
+      </w:r>
+      <w:r>
+        <w:rPr>
+          <w:rFonts w:hint="eastAsia"/>
+        </w:rPr>
+        <w:t>工程</w:t>
       </w:r>
     </w:p>
     <w:p>
@@ -940,7 +308,7 @@
               </w:rPr>
               <w:t xml:space="preserve">: </w:t>
             </w:r>
-            <w:hyperlink r:id="rId10" w:history="1">
+            <w:hyperlink r:id="rId8" w:history="1">
               <w:r>
                 <w:rPr>
                   <w:rStyle w:val="a4"/>
@@ -1053,24 +421,262 @@
           <w:rFonts w:hint="eastAsia"/>
         </w:rPr>
       </w:pPr>
+      <w:bookmarkStart w:id="0" w:name="_Hlk171877238"/>
       <w:r>
         <w:rPr>
           <w:rFonts w:hint="eastAsia"/>
         </w:rPr>
         <w:lastRenderedPageBreak/>
-        <w:t>基础</w:t>
-      </w:r>
-      <w:r>
-        <w:rPr>
-          <w:rFonts w:hint="eastAsia"/>
-        </w:rPr>
-        <w:t>配置</w:t>
-      </w:r>
-    </w:p>
-    <w:p>
-      <w:pPr>
-        <w:widowControl/>
-        <w:adjustRightInd w:val="0"/>
+        <w:t>灵感来源</w:t>
+      </w:r>
+    </w:p>
+    <w:bookmarkEnd w:id="0"/>
+    <w:p>
+      <w:pPr>
+        <w:widowControl/>
+        <w:snapToGrid w:val="0"/>
+        <w:jc w:val="left"/>
+        <w:rPr>
+          <w:rFonts w:ascii="Tahoma" w:eastAsia="微软雅黑" w:hAnsi="Tahoma"/>
+          <w:kern w:val="0"/>
+          <w:sz w:val="22"/>
+        </w:rPr>
+      </w:pPr>
+      <w:r>
+        <w:rPr>
+          <w:rFonts w:ascii="Tahoma" w:eastAsia="微软雅黑" w:hAnsi="Tahoma" w:hint="eastAsia"/>
+          <w:kern w:val="0"/>
+          <w:sz w:val="22"/>
+        </w:rPr>
+        <w:t>2024</w:t>
+      </w:r>
+      <w:r>
+        <w:rPr>
+          <w:rFonts w:ascii="Tahoma" w:eastAsia="微软雅黑" w:hAnsi="Tahoma" w:hint="eastAsia"/>
+          <w:kern w:val="0"/>
+          <w:sz w:val="22"/>
+        </w:rPr>
+        <w:t>年</w:t>
+      </w:r>
+      <w:r>
+        <w:rPr>
+          <w:rFonts w:ascii="Tahoma" w:eastAsia="微软雅黑" w:hAnsi="Tahoma" w:hint="eastAsia"/>
+          <w:kern w:val="0"/>
+          <w:sz w:val="22"/>
+        </w:rPr>
+        <w:t>5</w:t>
+      </w:r>
+      <w:r>
+        <w:rPr>
+          <w:rFonts w:ascii="Tahoma" w:eastAsia="微软雅黑" w:hAnsi="Tahoma" w:hint="eastAsia"/>
+          <w:kern w:val="0"/>
+          <w:sz w:val="22"/>
+        </w:rPr>
+        <w:t>月</w:t>
+      </w:r>
+      <w:r>
+        <w:rPr>
+          <w:rFonts w:ascii="Tahoma" w:eastAsia="微软雅黑" w:hAnsi="Tahoma" w:hint="eastAsia"/>
+          <w:kern w:val="0"/>
+          <w:sz w:val="22"/>
+        </w:rPr>
+        <w:t>2</w:t>
+      </w:r>
+      <w:r>
+        <w:rPr>
+          <w:rFonts w:ascii="Tahoma" w:eastAsia="微软雅黑" w:hAnsi="Tahoma" w:hint="eastAsia"/>
+          <w:kern w:val="0"/>
+          <w:sz w:val="22"/>
+        </w:rPr>
+        <w:t>日，作者我整合了图片的所有插件。</w:t>
+      </w:r>
+    </w:p>
+    <w:p>
+      <w:pPr>
+        <w:widowControl/>
+        <w:snapToGrid w:val="0"/>
+        <w:jc w:val="left"/>
+        <w:rPr>
+          <w:rFonts w:ascii="Tahoma" w:eastAsia="微软雅黑" w:hAnsi="Tahoma"/>
+          <w:kern w:val="0"/>
+          <w:sz w:val="22"/>
+        </w:rPr>
+      </w:pPr>
+      <w:r>
+        <w:rPr>
+          <w:rFonts w:ascii="Tahoma" w:eastAsia="微软雅黑" w:hAnsi="Tahoma" w:hint="eastAsia"/>
+          <w:kern w:val="0"/>
+          <w:sz w:val="22"/>
+        </w:rPr>
+        <w:t>也完成了</w:t>
+      </w:r>
+      <w:r>
+        <w:rPr>
+          <w:rFonts w:ascii="Tahoma" w:eastAsia="微软雅黑" w:hAnsi="Tahoma" w:hint="eastAsia"/>
+          <w:kern w:val="0"/>
+          <w:sz w:val="22"/>
+        </w:rPr>
+        <w:t xml:space="preserve"> </w:t>
+      </w:r>
+      <w:r>
+        <w:rPr>
+          <w:rFonts w:ascii="Tahoma" w:eastAsia="微软雅黑" w:hAnsi="Tahoma" w:hint="eastAsia"/>
+          <w:kern w:val="0"/>
+          <w:sz w:val="22"/>
+        </w:rPr>
+        <w:t>鼠标悬停触发图片</w:t>
+      </w:r>
+      <w:r>
+        <w:rPr>
+          <w:rFonts w:ascii="Tahoma" w:eastAsia="微软雅黑" w:hAnsi="Tahoma" w:hint="eastAsia"/>
+          <w:kern w:val="0"/>
+          <w:sz w:val="22"/>
+        </w:rPr>
+        <w:t xml:space="preserve"> </w:t>
+      </w:r>
+      <w:r>
+        <w:rPr>
+          <w:rFonts w:ascii="Tahoma" w:eastAsia="微软雅黑" w:hAnsi="Tahoma" w:hint="eastAsia"/>
+          <w:kern w:val="0"/>
+          <w:sz w:val="22"/>
+        </w:rPr>
+        <w:t>插件。</w:t>
+      </w:r>
+    </w:p>
+    <w:p>
+      <w:pPr>
+        <w:widowControl/>
+        <w:snapToGrid w:val="0"/>
+        <w:jc w:val="left"/>
+        <w:rPr>
+          <w:rFonts w:ascii="Tahoma" w:eastAsia="微软雅黑" w:hAnsi="Tahoma"/>
+          <w:kern w:val="0"/>
+          <w:sz w:val="22"/>
+        </w:rPr>
+      </w:pPr>
+      <w:r>
+        <w:rPr>
+          <w:rFonts w:ascii="Tahoma" w:eastAsia="微软雅黑" w:hAnsi="Tahoma" w:hint="eastAsia"/>
+          <w:kern w:val="0"/>
+          <w:sz w:val="22"/>
+        </w:rPr>
+        <w:t>但是好几个群友用了最新插件后，总是跑来问我：</w:t>
+      </w:r>
+    </w:p>
+    <w:p>
+      <w:pPr>
+        <w:widowControl/>
+        <w:snapToGrid w:val="0"/>
+        <w:ind w:firstLine="420"/>
+        <w:jc w:val="left"/>
+        <w:rPr>
+          <w:rFonts w:ascii="Tahoma" w:eastAsia="微软雅黑" w:hAnsi="Tahoma"/>
+          <w:kern w:val="0"/>
+          <w:sz w:val="22"/>
+        </w:rPr>
+      </w:pPr>
+      <w:r>
+        <w:rPr>
+          <w:rFonts w:ascii="Tahoma" w:eastAsia="微软雅黑" w:hAnsi="Tahoma" w:hint="eastAsia"/>
+          <w:kern w:val="0"/>
+          <w:sz w:val="22"/>
+        </w:rPr>
+        <w:t>“为什么不能根据图片的透明部分来判断悬停？为什么没有“像素判定”？“</w:t>
+      </w:r>
+    </w:p>
+    <w:p>
+      <w:pPr>
+        <w:widowControl/>
+        <w:snapToGrid w:val="0"/>
+        <w:ind w:firstLine="420"/>
+        <w:jc w:val="left"/>
+        <w:rPr>
+          <w:rFonts w:ascii="Tahoma" w:eastAsia="微软雅黑" w:hAnsi="Tahoma"/>
+          <w:kern w:val="0"/>
+          <w:sz w:val="22"/>
+        </w:rPr>
+      </w:pPr>
+      <w:r>
+        <w:rPr>
+          <w:rFonts w:ascii="Tahoma" w:eastAsia="微软雅黑" w:hAnsi="Tahoma" w:hint="eastAsia"/>
+          <w:kern w:val="0"/>
+          <w:sz w:val="22"/>
+        </w:rPr>
+        <w:t>因为以前有个麻烦的家伙开发了能根据</w:t>
+      </w:r>
+      <w:r>
+        <w:rPr>
+          <w:rFonts w:ascii="Tahoma" w:eastAsia="微软雅黑" w:hAnsi="Tahoma" w:hint="eastAsia"/>
+          <w:kern w:val="0"/>
+          <w:sz w:val="22"/>
+        </w:rPr>
+        <w:t xml:space="preserve"> </w:t>
+      </w:r>
+      <w:r>
+        <w:rPr>
+          <w:rFonts w:ascii="Tahoma" w:eastAsia="微软雅黑" w:hAnsi="Tahoma" w:hint="eastAsia"/>
+          <w:kern w:val="0"/>
+          <w:sz w:val="22"/>
+        </w:rPr>
+        <w:t>图片的透明部分来判断悬停</w:t>
+      </w:r>
+      <w:r>
+        <w:rPr>
+          <w:rFonts w:ascii="Tahoma" w:eastAsia="微软雅黑" w:hAnsi="Tahoma" w:hint="eastAsia"/>
+          <w:kern w:val="0"/>
+          <w:sz w:val="22"/>
+        </w:rPr>
+        <w:t xml:space="preserve"> </w:t>
+      </w:r>
+      <w:r>
+        <w:rPr>
+          <w:rFonts w:ascii="Tahoma" w:eastAsia="微软雅黑" w:hAnsi="Tahoma" w:hint="eastAsia"/>
+          <w:kern w:val="0"/>
+          <w:sz w:val="22"/>
+        </w:rPr>
+        <w:t>的功能。</w:t>
+      </w:r>
+    </w:p>
+    <w:p>
+      <w:pPr>
+        <w:widowControl/>
+        <w:snapToGrid w:val="0"/>
+        <w:ind w:firstLine="420"/>
+        <w:jc w:val="left"/>
+        <w:rPr>
+          <w:rFonts w:ascii="Tahoma" w:eastAsia="微软雅黑" w:hAnsi="Tahoma"/>
+          <w:kern w:val="0"/>
+          <w:sz w:val="22"/>
+        </w:rPr>
+      </w:pPr>
+      <w:r>
+        <w:rPr>
+          <w:rFonts w:ascii="Tahoma" w:eastAsia="微软雅黑" w:hAnsi="Tahoma" w:hint="eastAsia"/>
+          <w:kern w:val="0"/>
+          <w:sz w:val="22"/>
+        </w:rPr>
+        <w:t>（插件</w:t>
+      </w:r>
+      <w:r>
+        <w:rPr>
+          <w:rFonts w:ascii="Tahoma" w:eastAsia="微软雅黑" w:hAnsi="Tahoma"/>
+          <w:kern w:val="0"/>
+          <w:sz w:val="22"/>
+        </w:rPr>
+        <w:t>PictureCallCommon.js</w:t>
+      </w:r>
+      <w:r>
+        <w:rPr>
+          <w:rFonts w:ascii="Tahoma" w:eastAsia="微软雅黑" w:hAnsi="Tahoma" w:hint="eastAsia"/>
+          <w:kern w:val="0"/>
+          <w:sz w:val="22"/>
+        </w:rPr>
+        <w:t>）</w:t>
+      </w:r>
+    </w:p>
+    <w:p>
+      <w:pPr>
+        <w:widowControl/>
         <w:snapToGrid w:val="0"/>
         <w:spacing w:after="200"/>
         <w:jc w:val="left"/>
@@ -1086,36 +692,60 @@
           <w:kern w:val="0"/>
           <w:sz w:val="22"/>
         </w:rPr>
-        <w:t>具体注意示例下面的地方：</w:t>
-      </w:r>
-    </w:p>
-    <w:p>
-      <w:pPr>
-        <w:pStyle w:val="4"/>
-        <w:rPr>
-          <w:rFonts w:hint="eastAsia"/>
-        </w:rPr>
-      </w:pPr>
-      <w:r>
-        <w:t>1</w:t>
-      </w:r>
-      <w:r>
-        <w:rPr>
-          <w:rFonts w:hint="eastAsia"/>
-        </w:rPr>
-        <w:t>）</w:t>
-      </w:r>
-      <w:r>
-        <w:rPr>
-          <w:rFonts w:hint="eastAsia"/>
-        </w:rPr>
-        <w:t>图片</w:t>
-      </w:r>
-    </w:p>
-    <w:p>
-      <w:pPr>
-        <w:widowControl/>
-        <w:adjustRightInd w:val="0"/>
+        <w:t>本来我一点都不想加的。ヽ</w:t>
+      </w:r>
+      <w:r>
+        <w:rPr>
+          <w:rFonts w:ascii="Tahoma" w:eastAsia="微软雅黑" w:hAnsi="Tahoma" w:hint="eastAsia"/>
+          <w:kern w:val="0"/>
+          <w:sz w:val="22"/>
+        </w:rPr>
+        <w:t>(#`</w:t>
+      </w:r>
+      <w:r>
+        <w:rPr>
+          <w:rFonts w:ascii="Tahoma" w:eastAsia="微软雅黑" w:hAnsi="Tahoma" w:hint="eastAsia"/>
+          <w:kern w:val="0"/>
+          <w:sz w:val="22"/>
+        </w:rPr>
+        <w:t>Д´</w:t>
+      </w:r>
+      <w:r>
+        <w:rPr>
+          <w:rFonts w:ascii="Tahoma" w:eastAsia="微软雅黑" w:hAnsi="Tahoma" w:hint="eastAsia"/>
+          <w:kern w:val="0"/>
+          <w:sz w:val="22"/>
+        </w:rPr>
+        <w:t>)</w:t>
+      </w:r>
+      <w:r>
+        <w:rPr>
+          <w:rFonts w:ascii="Tahoma" w:eastAsia="微软雅黑" w:hAnsi="Tahoma" w:hint="eastAsia"/>
+          <w:kern w:val="0"/>
+          <w:sz w:val="22"/>
+        </w:rPr>
+        <w:t>ノ</w:t>
+      </w:r>
+      <w:r>
+        <w:rPr>
+          <w:rFonts w:ascii="Tahoma" w:eastAsia="微软雅黑" w:hAnsi="Tahoma" w:hint="eastAsia"/>
+          <w:kern w:val="0"/>
+          <w:sz w:val="22"/>
+        </w:rPr>
+        <w:t xml:space="preserve"> </w:t>
+      </w:r>
+      <w:r>
+        <w:rPr>
+          <w:rFonts w:ascii="Tahoma" w:eastAsia="微软雅黑" w:hAnsi="Tahoma" w:hint="eastAsia"/>
+          <w:kern w:val="0"/>
+          <w:sz w:val="22"/>
+        </w:rPr>
+        <w:t>最后还是勉强加一下吧。</w:t>
+      </w:r>
+    </w:p>
+    <w:p>
+      <w:pPr>
+        <w:widowControl/>
         <w:snapToGrid w:val="0"/>
         <w:jc w:val="left"/>
         <w:rPr>
@@ -1130,13 +760,44 @@
           <w:kern w:val="0"/>
           <w:sz w:val="22"/>
         </w:rPr>
-        <w:t>鼠标迷宫需要图片作为开始点、终点、迷宫墙壁、失败时的叉，</w:t>
-      </w:r>
-    </w:p>
-    <w:p>
-      <w:pPr>
-        <w:widowControl/>
-        <w:adjustRightInd w:val="0"/>
+        <w:t>加了之后，灵感涌现，我发现基于这个</w:t>
+      </w:r>
+      <w:r>
+        <w:rPr>
+          <w:rFonts w:ascii="Tahoma" w:eastAsia="微软雅黑" w:hAnsi="Tahoma" w:hint="eastAsia"/>
+          <w:kern w:val="0"/>
+          <w:sz w:val="22"/>
+        </w:rPr>
+        <w:t xml:space="preserve"> </w:t>
+      </w:r>
+      <w:r>
+        <w:rPr>
+          <w:rFonts w:ascii="Tahoma" w:eastAsia="微软雅黑" w:hAnsi="Tahoma" w:hint="eastAsia"/>
+          <w:kern w:val="0"/>
+          <w:sz w:val="22"/>
+        </w:rPr>
+        <w:t>像素判定</w:t>
+      </w:r>
+      <w:r>
+        <w:rPr>
+          <w:rFonts w:ascii="Tahoma" w:eastAsia="微软雅黑" w:hAnsi="Tahoma" w:hint="eastAsia"/>
+          <w:kern w:val="0"/>
+          <w:sz w:val="22"/>
+        </w:rPr>
+        <w:t xml:space="preserve"> </w:t>
+      </w:r>
+      <w:r>
+        <w:rPr>
+          <w:rFonts w:ascii="Tahoma" w:eastAsia="微软雅黑" w:hAnsi="Tahoma" w:hint="eastAsia"/>
+          <w:kern w:val="0"/>
+          <w:sz w:val="22"/>
+        </w:rPr>
+        <w:t>的特性，</w:t>
+      </w:r>
+    </w:p>
+    <w:p>
+      <w:pPr>
+        <w:widowControl/>
         <w:snapToGrid w:val="0"/>
         <w:jc w:val="left"/>
         <w:rPr>
@@ -1151,21 +812,60 @@
           <w:kern w:val="0"/>
           <w:sz w:val="22"/>
         </w:rPr>
-        <w:t>留意图片创建指令。</w:t>
-      </w:r>
-      <w:r>
-        <w:rPr>
-          <w:rFonts w:ascii="Tahoma" w:eastAsia="微软雅黑" w:hAnsi="Tahoma" w:hint="eastAsia"/>
-          <w:kern w:val="0"/>
-          <w:sz w:val="22"/>
-        </w:rPr>
-        <w:t>留意“修改为像素判定”。</w:t>
-      </w:r>
-    </w:p>
-    <w:p>
-      <w:pPr>
-        <w:widowControl/>
-        <w:snapToGrid w:val="0"/>
+        <w:t>可以制作那个</w:t>
+      </w:r>
+      <w:r>
+        <w:rPr>
+          <w:rFonts w:ascii="Tahoma" w:eastAsia="微软雅黑" w:hAnsi="Tahoma" w:hint="eastAsia"/>
+          <w:kern w:val="0"/>
+          <w:sz w:val="22"/>
+        </w:rPr>
+        <w:t xml:space="preserve"> </w:t>
+      </w:r>
+      <w:r>
+        <w:rPr>
+          <w:rFonts w:ascii="Tahoma" w:eastAsia="微软雅黑" w:hAnsi="Tahoma" w:hint="eastAsia"/>
+          <w:kern w:val="0"/>
+          <w:sz w:val="22"/>
+        </w:rPr>
+        <w:t>“</w:t>
+      </w:r>
+      <w:r>
+        <w:rPr>
+          <w:rFonts w:ascii="Tahoma" w:eastAsia="微软雅黑" w:hAnsi="Tahoma" w:hint="eastAsia"/>
+          <w:kern w:val="0"/>
+          <w:sz w:val="22"/>
+        </w:rPr>
+        <w:t>胖子打穿电脑</w:t>
+      </w:r>
+      <w:r>
+        <w:rPr>
+          <w:rFonts w:ascii="Tahoma" w:eastAsia="微软雅黑" w:hAnsi="Tahoma" w:hint="eastAsia"/>
+          <w:kern w:val="0"/>
+          <w:sz w:val="22"/>
+        </w:rPr>
+        <w:t>”</w:t>
+      </w:r>
+      <w:r>
+        <w:rPr>
+          <w:rFonts w:ascii="Tahoma" w:eastAsia="微软雅黑" w:hAnsi="Tahoma" w:hint="eastAsia"/>
+          <w:kern w:val="0"/>
+          <w:sz w:val="22"/>
+        </w:rPr>
+        <w:t xml:space="preserve"> </w:t>
+      </w:r>
+      <w:r>
+        <w:rPr>
+          <w:rFonts w:ascii="Tahoma" w:eastAsia="微软雅黑" w:hAnsi="Tahoma" w:hint="eastAsia"/>
+          <w:kern w:val="0"/>
+          <w:sz w:val="22"/>
+        </w:rPr>
+        <w:t>中的小游戏。</w:t>
+      </w:r>
+    </w:p>
+    <w:p>
+      <w:pPr>
+        <w:widowControl/>
         <w:jc w:val="center"/>
         <w:rPr>
           <w:rFonts w:ascii="宋体" w:eastAsia="宋体" w:hAnsi="宋体" w:cs="宋体" w:hint="eastAsia"/>
@@ -1183,7 +883,2258 @@
           <w:szCs w:val="24"/>
         </w:rPr>
         <w:drawing>
-          <wp:inline distT="0" distB="0" distL="0" distR="0" wp14:anchorId="028DE13E" wp14:editId="36E8A4AF">
+          <wp:inline distT="0" distB="0" distL="0" distR="0" wp14:anchorId="0732E7CF" wp14:editId="46F3AB51">
+            <wp:extent cx="2571750" cy="1781057"/>
+            <wp:effectExtent l="0" t="0" r="0" b="0"/>
+            <wp:docPr id="993052701" name="图片 1"/>
+            <wp:cNvGraphicFramePr>
+              <a:graphicFrameLocks xmlns:a="http://schemas.openxmlformats.org/drawingml/2006/main" noChangeAspect="1"/>
+            </wp:cNvGraphicFramePr>
+            <a:graphic xmlns:a="http://schemas.openxmlformats.org/drawingml/2006/main">
+              <a:graphicData uri="http://schemas.openxmlformats.org/drawingml/2006/picture">
+                <pic:pic xmlns:pic="http://schemas.openxmlformats.org/drawingml/2006/picture">
+                  <pic:nvPicPr>
+                    <pic:cNvPr id="0" name="Picture 1"/>
+                    <pic:cNvPicPr>
+                      <a:picLocks noChangeAspect="1" noChangeArrowheads="1"/>
+                    </pic:cNvPicPr>
+                  </pic:nvPicPr>
+                  <pic:blipFill>
+                    <a:blip r:embed="rId9">
+                      <a:extLst>
+                        <a:ext uri="{28A0092B-C50C-407E-A947-70E740481C1C}">
+                          <a14:useLocalDpi xmlns:a14="http://schemas.microsoft.com/office/drawing/2010/main" val="0"/>
+                        </a:ext>
+                      </a:extLst>
+                    </a:blip>
+                    <a:srcRect/>
+                    <a:stretch>
+                      <a:fillRect/>
+                    </a:stretch>
+                  </pic:blipFill>
+                  <pic:spPr bwMode="auto">
+                    <a:xfrm>
+                      <a:off x="0" y="0"/>
+                      <a:ext cx="2573618" cy="1782350"/>
+                    </a:xfrm>
+                    <a:prstGeom prst="rect">
+                      <a:avLst/>
+                    </a:prstGeom>
+                    <a:noFill/>
+                    <a:ln>
+                      <a:noFill/>
+                    </a:ln>
+                  </pic:spPr>
+                </pic:pic>
+              </a:graphicData>
+            </a:graphic>
+          </wp:inline>
+        </w:drawing>
+      </w:r>
+    </w:p>
+    <w:p>
+      <w:pPr>
+        <w:widowControl/>
+        <w:snapToGrid w:val="0"/>
+        <w:jc w:val="left"/>
+        <w:rPr>
+          <w:rFonts w:ascii="Tahoma" w:eastAsia="微软雅黑" w:hAnsi="Tahoma"/>
+          <w:kern w:val="0"/>
+          <w:sz w:val="22"/>
+        </w:rPr>
+      </w:pPr>
+      <w:r>
+        <w:rPr>
+          <w:rFonts w:ascii="Tahoma" w:eastAsia="微软雅黑" w:hAnsi="Tahoma" w:hint="eastAsia"/>
+          <w:kern w:val="0"/>
+          <w:sz w:val="22"/>
+        </w:rPr>
+        <w:t>于是</w:t>
+      </w:r>
+      <w:proofErr w:type="gramStart"/>
+      <w:r>
+        <w:rPr>
+          <w:rFonts w:ascii="Tahoma" w:eastAsia="微软雅黑" w:hAnsi="Tahoma" w:hint="eastAsia"/>
+          <w:kern w:val="0"/>
+          <w:sz w:val="22"/>
+        </w:rPr>
+        <w:t>就开坑了</w:t>
+      </w:r>
+      <w:proofErr w:type="gramEnd"/>
+      <w:r>
+        <w:rPr>
+          <w:rFonts w:ascii="Tahoma" w:eastAsia="微软雅黑" w:hAnsi="Tahoma" w:hint="eastAsia"/>
+          <w:kern w:val="0"/>
+          <w:sz w:val="22"/>
+        </w:rPr>
+        <w:t>。</w:t>
+      </w:r>
+    </w:p>
+    <w:p>
+      <w:pPr>
+        <w:widowControl/>
+        <w:snapToGrid w:val="0"/>
+        <w:jc w:val="left"/>
+        <w:rPr>
+          <w:rFonts w:ascii="Tahoma" w:eastAsia="微软雅黑" w:hAnsi="Tahoma"/>
+          <w:kern w:val="0"/>
+          <w:sz w:val="22"/>
+        </w:rPr>
+      </w:pPr>
+    </w:p>
+    <w:p>
+      <w:pPr>
+        <w:widowControl/>
+        <w:jc w:val="left"/>
+        <w:rPr>
+          <w:rFonts w:ascii="Tahoma" w:eastAsia="微软雅黑" w:hAnsi="Tahoma"/>
+          <w:kern w:val="0"/>
+          <w:sz w:val="22"/>
+        </w:rPr>
+      </w:pPr>
+      <w:r>
+        <w:rPr>
+          <w:rFonts w:ascii="Tahoma" w:eastAsia="微软雅黑" w:hAnsi="Tahoma"/>
+          <w:kern w:val="0"/>
+          <w:sz w:val="22"/>
+        </w:rPr>
+        <w:br w:type="page"/>
+      </w:r>
+    </w:p>
+    <w:p>
+      <w:pPr>
+        <w:pStyle w:val="2"/>
+        <w:rPr>
+          <w:rFonts w:hint="eastAsia"/>
+        </w:rPr>
+      </w:pPr>
+      <w:r>
+        <w:rPr>
+          <w:rFonts w:hint="eastAsia"/>
+        </w:rPr>
+        <w:lastRenderedPageBreak/>
+        <w:t>===</w:t>
+      </w:r>
+      <w:r>
+        <w:rPr>
+          <w:rFonts w:hint="eastAsia"/>
+        </w:rPr>
+        <w:t>鼠标迷宫</w:t>
+      </w:r>
+      <w:r>
+        <w:rPr>
+          <w:rFonts w:hint="eastAsia"/>
+        </w:rPr>
+        <w:t xml:space="preserve"> - 游戏===</w:t>
+      </w:r>
+    </w:p>
+    <w:p>
+      <w:pPr>
+        <w:pStyle w:val="3"/>
+        <w:rPr>
+          <w:rFonts w:hint="eastAsia"/>
+        </w:rPr>
+      </w:pPr>
+      <w:r>
+        <w:rPr>
+          <w:rFonts w:hint="eastAsia"/>
+        </w:rPr>
+        <w:t>游戏</w:t>
+      </w:r>
+      <w:r>
+        <w:rPr>
+          <w:rFonts w:hint="eastAsia"/>
+        </w:rPr>
+        <w:t>简介</w:t>
+      </w:r>
+    </w:p>
+    <w:p>
+      <w:pPr>
+        <w:pStyle w:val="4"/>
+        <w:rPr>
+          <w:rFonts w:hint="eastAsia"/>
+        </w:rPr>
+      </w:pPr>
+      <w:r>
+        <w:rPr>
+          <w:rFonts w:hint="eastAsia"/>
+        </w:rPr>
+        <w:t>1）</w:t>
+      </w:r>
+      <w:r>
+        <w:rPr>
+          <w:rFonts w:hint="eastAsia"/>
+        </w:rPr>
+        <w:t>游戏规则</w:t>
+      </w:r>
+    </w:p>
+    <w:p>
+      <w:pPr>
+        <w:widowControl/>
+        <w:adjustRightInd w:val="0"/>
+        <w:snapToGrid w:val="0"/>
+        <w:jc w:val="left"/>
+        <w:rPr>
+          <w:rFonts w:ascii="Tahoma" w:eastAsia="微软雅黑" w:hAnsi="Tahoma"/>
+          <w:kern w:val="0"/>
+          <w:sz w:val="22"/>
+        </w:rPr>
+      </w:pPr>
+      <w:r>
+        <w:rPr>
+          <w:rFonts w:ascii="Tahoma" w:eastAsia="微软雅黑" w:hAnsi="Tahoma" w:hint="eastAsia"/>
+          <w:kern w:val="0"/>
+          <w:sz w:val="22"/>
+        </w:rPr>
+        <w:t>纯</w:t>
+      </w:r>
+      <w:r>
+        <w:rPr>
+          <w:rFonts w:ascii="Tahoma" w:eastAsia="微软雅黑" w:hAnsi="Tahoma" w:hint="eastAsia"/>
+          <w:kern w:val="0"/>
+          <w:sz w:val="22"/>
+        </w:rPr>
+        <w:t>鼠标控制的游戏，鼠标</w:t>
+      </w:r>
+      <w:r>
+        <w:rPr>
+          <w:rFonts w:ascii="Tahoma" w:eastAsia="微软雅黑" w:hAnsi="Tahoma" w:hint="eastAsia"/>
+          <w:kern w:val="0"/>
+          <w:sz w:val="22"/>
+        </w:rPr>
+        <w:t>点击按钮后开始迷宫闯关</w:t>
+      </w:r>
+      <w:r>
+        <w:rPr>
+          <w:rFonts w:ascii="Tahoma" w:eastAsia="微软雅黑" w:hAnsi="Tahoma" w:hint="eastAsia"/>
+          <w:kern w:val="0"/>
+          <w:sz w:val="22"/>
+        </w:rPr>
+        <w:t>。</w:t>
+      </w:r>
+    </w:p>
+    <w:p>
+      <w:pPr>
+        <w:widowControl/>
+        <w:adjustRightInd w:val="0"/>
+        <w:snapToGrid w:val="0"/>
+        <w:jc w:val="left"/>
+        <w:rPr>
+          <w:rFonts w:ascii="Tahoma" w:eastAsia="微软雅黑" w:hAnsi="Tahoma"/>
+          <w:kern w:val="0"/>
+          <w:sz w:val="22"/>
+        </w:rPr>
+      </w:pPr>
+      <w:r>
+        <w:rPr>
+          <w:rFonts w:ascii="Tahoma" w:eastAsia="微软雅黑" w:hAnsi="Tahoma" w:hint="eastAsia"/>
+          <w:kern w:val="0"/>
+          <w:sz w:val="22"/>
+        </w:rPr>
+        <w:t>如果鼠标碰到了迷宫边缘，则关卡失败。</w:t>
+      </w:r>
+    </w:p>
+    <w:p>
+      <w:pPr>
+        <w:widowControl/>
+        <w:adjustRightInd w:val="0"/>
+        <w:snapToGrid w:val="0"/>
+        <w:jc w:val="left"/>
+        <w:rPr>
+          <w:rFonts w:ascii="Tahoma" w:eastAsia="微软雅黑" w:hAnsi="Tahoma"/>
+          <w:kern w:val="0"/>
+          <w:sz w:val="22"/>
+        </w:rPr>
+      </w:pPr>
+      <w:r>
+        <w:rPr>
+          <w:rFonts w:ascii="Tahoma" w:eastAsia="微软雅黑" w:hAnsi="Tahoma" w:hint="eastAsia"/>
+          <w:kern w:val="0"/>
+          <w:sz w:val="22"/>
+        </w:rPr>
+        <w:t>鼠标需要到达终点</w:t>
+      </w:r>
+      <w:r>
+        <w:rPr>
+          <w:rFonts w:ascii="Tahoma" w:eastAsia="微软雅黑" w:hAnsi="Tahoma" w:hint="eastAsia"/>
+          <w:kern w:val="0"/>
+          <w:sz w:val="22"/>
+        </w:rPr>
+        <w:t>才可通关。</w:t>
+      </w:r>
+    </w:p>
+    <w:p>
+      <w:pPr>
+        <w:widowControl/>
+        <w:adjustRightInd w:val="0"/>
+        <w:snapToGrid w:val="0"/>
+        <w:jc w:val="left"/>
+        <w:rPr>
+          <w:rFonts w:ascii="Tahoma" w:eastAsia="微软雅黑" w:hAnsi="Tahoma"/>
+          <w:kern w:val="0"/>
+          <w:sz w:val="22"/>
+        </w:rPr>
+      </w:pPr>
+      <w:r>
+        <w:rPr>
+          <w:rFonts w:ascii="Tahoma" w:eastAsia="微软雅黑" w:hAnsi="Tahoma" w:hint="eastAsia"/>
+          <w:kern w:val="0"/>
+          <w:sz w:val="22"/>
+        </w:rPr>
+        <w:t>（其实鼠标迷宫更像一个敏捷类的小游戏，而非解谜。）</w:t>
+      </w:r>
+    </w:p>
+    <w:tbl>
+      <w:tblPr>
+        <w:tblStyle w:val="af"/>
+        <w:tblW w:w="0" w:type="auto"/>
+        <w:shd w:val="clear" w:color="auto" w:fill="DEEAF6" w:themeFill="accent1" w:themeFillTint="33"/>
+        <w:tblLook w:val="04A0" w:firstRow="1" w:lastRow="0" w:firstColumn="1" w:lastColumn="0" w:noHBand="0" w:noVBand="1"/>
+      </w:tblPr>
+      <w:tblGrid>
+        <w:gridCol w:w="8522"/>
+      </w:tblGrid>
+      <w:tr>
+        <w:tc>
+          <w:tcPr>
+            <w:tcW w:w="8522" w:type="dxa"/>
+            <w:shd w:val="clear" w:color="auto" w:fill="DEEAF6" w:themeFill="accent1" w:themeFillTint="33"/>
+          </w:tcPr>
+          <w:p>
+            <w:pPr>
+              <w:widowControl/>
+              <w:adjustRightInd w:val="0"/>
+              <w:jc w:val="left"/>
+              <w:rPr>
+                <w:rFonts w:ascii="Tahoma" w:eastAsia="微软雅黑" w:hAnsi="Tahoma"/>
+                <w:kern w:val="0"/>
+                <w:sz w:val="22"/>
+              </w:rPr>
+            </w:pPr>
+            <w:r>
+              <w:rPr>
+                <w:rFonts w:ascii="Tahoma" w:eastAsia="微软雅黑" w:hAnsi="Tahoma" w:hint="eastAsia"/>
+                <w:kern w:val="0"/>
+                <w:sz w:val="22"/>
+              </w:rPr>
+              <w:t>必须鼠标才可以玩，因为触屏可以瞬移，所以不适合。</w:t>
+            </w:r>
+          </w:p>
+        </w:tc>
+      </w:tr>
+    </w:tbl>
+    <w:p>
+      <w:pPr>
+        <w:widowControl/>
+        <w:adjustRightInd w:val="0"/>
+        <w:snapToGrid w:val="0"/>
+        <w:jc w:val="left"/>
+        <w:rPr>
+          <w:rFonts w:ascii="Tahoma" w:eastAsia="微软雅黑" w:hAnsi="Tahoma"/>
+          <w:kern w:val="0"/>
+          <w:sz w:val="22"/>
+        </w:rPr>
+      </w:pPr>
+    </w:p>
+    <w:p>
+      <w:pPr>
+        <w:pStyle w:val="4"/>
+        <w:rPr>
+          <w:rFonts w:hint="eastAsia"/>
+        </w:rPr>
+      </w:pPr>
+      <w:r>
+        <w:t>2</w:t>
+      </w:r>
+      <w:r>
+        <w:rPr>
+          <w:rFonts w:hint="eastAsia"/>
+        </w:rPr>
+        <w:t>）难度分配</w:t>
+      </w:r>
+    </w:p>
+    <w:p>
+      <w:pPr>
+        <w:widowControl/>
+        <w:adjustRightInd w:val="0"/>
+        <w:snapToGrid w:val="0"/>
+        <w:jc w:val="left"/>
+        <w:rPr>
+          <w:rFonts w:ascii="Tahoma" w:eastAsia="微软雅黑" w:hAnsi="Tahoma"/>
+          <w:kern w:val="0"/>
+          <w:sz w:val="22"/>
+        </w:rPr>
+      </w:pPr>
+      <w:r>
+        <w:rPr>
+          <w:rFonts w:ascii="Tahoma" w:eastAsia="微软雅黑" w:hAnsi="Tahoma" w:hint="eastAsia"/>
+          <w:kern w:val="0"/>
+          <w:sz w:val="22"/>
+        </w:rPr>
+        <w:t>迷宫路径的宽窄</w:t>
+      </w:r>
+      <w:r>
+        <w:rPr>
+          <w:rFonts w:ascii="Tahoma" w:eastAsia="微软雅黑" w:hAnsi="Tahoma" w:hint="eastAsia"/>
+          <w:kern w:val="0"/>
+          <w:sz w:val="22"/>
+        </w:rPr>
+        <w:t>，能影响关卡难度</w:t>
+      </w:r>
+      <w:r>
+        <w:rPr>
+          <w:rFonts w:ascii="Tahoma" w:eastAsia="微软雅黑" w:hAnsi="Tahoma" w:hint="eastAsia"/>
+          <w:kern w:val="0"/>
+          <w:sz w:val="22"/>
+        </w:rPr>
+        <w:t>。</w:t>
+      </w:r>
+    </w:p>
+    <w:p>
+      <w:pPr>
+        <w:widowControl/>
+        <w:adjustRightInd w:val="0"/>
+        <w:snapToGrid w:val="0"/>
+        <w:jc w:val="left"/>
+        <w:rPr>
+          <w:rFonts w:ascii="Tahoma" w:eastAsia="微软雅黑" w:hAnsi="Tahoma"/>
+          <w:kern w:val="0"/>
+          <w:sz w:val="22"/>
+        </w:rPr>
+      </w:pPr>
+      <w:r>
+        <w:rPr>
+          <w:rFonts w:ascii="Tahoma" w:eastAsia="微软雅黑" w:hAnsi="Tahoma" w:hint="eastAsia"/>
+          <w:kern w:val="0"/>
+          <w:sz w:val="22"/>
+        </w:rPr>
+        <w:t>迷宫墙壁是否为动态</w:t>
+      </w:r>
+      <w:r>
+        <w:rPr>
+          <w:rFonts w:ascii="Tahoma" w:eastAsia="微软雅黑" w:hAnsi="Tahoma" w:hint="eastAsia"/>
+          <w:kern w:val="0"/>
+          <w:sz w:val="22"/>
+        </w:rPr>
+        <w:t>，能影响关卡难度</w:t>
+      </w:r>
+      <w:r>
+        <w:rPr>
+          <w:rFonts w:ascii="Tahoma" w:eastAsia="微软雅黑" w:hAnsi="Tahoma" w:hint="eastAsia"/>
+          <w:kern w:val="0"/>
+          <w:sz w:val="22"/>
+        </w:rPr>
+        <w:t>。</w:t>
+      </w:r>
+    </w:p>
+    <w:p>
+      <w:pPr>
+        <w:widowControl/>
+        <w:adjustRightInd w:val="0"/>
+        <w:snapToGrid w:val="0"/>
+        <w:jc w:val="left"/>
+        <w:rPr>
+          <w:rFonts w:ascii="Tahoma" w:eastAsia="微软雅黑" w:hAnsi="Tahoma"/>
+          <w:kern w:val="0"/>
+          <w:sz w:val="22"/>
+        </w:rPr>
+      </w:pPr>
+      <w:r>
+        <w:rPr>
+          <w:rFonts w:ascii="Tahoma" w:eastAsia="微软雅黑" w:hAnsi="Tahoma" w:hint="eastAsia"/>
+          <w:kern w:val="0"/>
+          <w:sz w:val="22"/>
+        </w:rPr>
+        <w:t>迷宫路线的长度</w:t>
+      </w:r>
+      <w:r>
+        <w:rPr>
+          <w:rFonts w:ascii="Tahoma" w:eastAsia="微软雅黑" w:hAnsi="Tahoma" w:hint="eastAsia"/>
+          <w:kern w:val="0"/>
+          <w:sz w:val="22"/>
+        </w:rPr>
+        <w:t>，能影响关卡难度。</w:t>
+      </w:r>
+    </w:p>
+    <w:p>
+      <w:pPr>
+        <w:widowControl/>
+        <w:adjustRightInd w:val="0"/>
+        <w:snapToGrid w:val="0"/>
+        <w:jc w:val="left"/>
+        <w:rPr>
+          <w:rFonts w:ascii="Tahoma" w:eastAsia="微软雅黑" w:hAnsi="Tahoma"/>
+          <w:kern w:val="0"/>
+          <w:sz w:val="22"/>
+        </w:rPr>
+      </w:pPr>
+    </w:p>
+    <w:p>
+      <w:pPr>
+        <w:pStyle w:val="4"/>
+        <w:rPr>
+          <w:rFonts w:hint="eastAsia"/>
+        </w:rPr>
+      </w:pPr>
+      <w:bookmarkStart w:id="1" w:name="_Hlk74556982"/>
+      <w:r>
+        <w:t>3</w:t>
+      </w:r>
+      <w:r>
+        <w:rPr>
+          <w:rFonts w:hint="eastAsia"/>
+        </w:rPr>
+        <w:t>）禁用能力</w:t>
+      </w:r>
+    </w:p>
+    <w:bookmarkEnd w:id="1"/>
+    <w:p>
+      <w:pPr>
+        <w:widowControl/>
+        <w:adjustRightInd w:val="0"/>
+        <w:snapToGrid w:val="0"/>
+        <w:jc w:val="left"/>
+        <w:rPr>
+          <w:rFonts w:ascii="Tahoma" w:eastAsia="微软雅黑" w:hAnsi="Tahoma"/>
+          <w:kern w:val="0"/>
+          <w:sz w:val="22"/>
+        </w:rPr>
+      </w:pPr>
+      <w:r>
+        <w:rPr>
+          <w:rFonts w:ascii="Tahoma" w:eastAsia="微软雅黑" w:hAnsi="Tahoma" w:hint="eastAsia"/>
+          <w:kern w:val="0"/>
+          <w:sz w:val="22"/>
+        </w:rPr>
+        <w:t>禁跳跃。</w:t>
+      </w:r>
+    </w:p>
+    <w:p>
+      <w:pPr>
+        <w:widowControl/>
+        <w:adjustRightInd w:val="0"/>
+        <w:snapToGrid w:val="0"/>
+        <w:jc w:val="left"/>
+        <w:rPr>
+          <w:rFonts w:ascii="Tahoma" w:eastAsia="微软雅黑" w:hAnsi="Tahoma"/>
+          <w:kern w:val="0"/>
+          <w:sz w:val="22"/>
+        </w:rPr>
+      </w:pPr>
+    </w:p>
+    <w:p>
+      <w:pPr>
+        <w:pStyle w:val="4"/>
+        <w:rPr>
+          <w:rFonts w:hint="eastAsia"/>
+        </w:rPr>
+      </w:pPr>
+      <w:bookmarkStart w:id="2" w:name="_Hlk75009677"/>
+      <w:r>
+        <w:t>4</w:t>
+      </w:r>
+      <w:r>
+        <w:rPr>
+          <w:rFonts w:hint="eastAsia"/>
+        </w:rPr>
+        <w:t>）</w:t>
+      </w:r>
+      <w:proofErr w:type="gramStart"/>
+      <w:r>
+        <w:rPr>
+          <w:rFonts w:hint="eastAsia"/>
+        </w:rPr>
+        <w:t>卡关注意</w:t>
+      </w:r>
+      <w:proofErr w:type="gramEnd"/>
+      <w:r>
+        <w:rPr>
+          <w:rFonts w:hint="eastAsia"/>
+        </w:rPr>
+        <w:t>事项</w:t>
+      </w:r>
+    </w:p>
+    <w:p>
+      <w:pPr>
+        <w:widowControl/>
+        <w:adjustRightInd w:val="0"/>
+        <w:snapToGrid w:val="0"/>
+        <w:spacing w:after="200"/>
+        <w:jc w:val="left"/>
+        <w:rPr>
+          <w:rFonts w:ascii="Tahoma" w:eastAsia="微软雅黑" w:hAnsi="Tahoma"/>
+          <w:kern w:val="0"/>
+          <w:sz w:val="22"/>
+        </w:rPr>
+      </w:pPr>
+      <w:r>
+        <w:rPr>
+          <w:rFonts w:ascii="Tahoma" w:eastAsia="微软雅黑" w:hAnsi="Tahoma" w:hint="eastAsia"/>
+          <w:kern w:val="0"/>
+          <w:sz w:val="22"/>
+        </w:rPr>
+        <w:t>该解谜</w:t>
+      </w:r>
+      <w:r>
+        <w:rPr>
+          <w:rFonts w:ascii="Tahoma" w:eastAsia="微软雅黑" w:hAnsi="Tahoma" w:hint="eastAsia"/>
+          <w:kern w:val="0"/>
+          <w:sz w:val="22"/>
+        </w:rPr>
+        <w:t>可随时用鼠标重置，</w:t>
+      </w:r>
+      <w:proofErr w:type="gramStart"/>
+      <w:r>
+        <w:rPr>
+          <w:rFonts w:ascii="Tahoma" w:eastAsia="微软雅黑" w:hAnsi="Tahoma" w:hint="eastAsia"/>
+          <w:kern w:val="0"/>
+          <w:sz w:val="22"/>
+        </w:rPr>
+        <w:t>不会卡关</w:t>
+      </w:r>
+      <w:proofErr w:type="gramEnd"/>
+      <w:r>
+        <w:rPr>
+          <w:rFonts w:ascii="Tahoma" w:eastAsia="微软雅黑" w:hAnsi="Tahoma" w:hint="eastAsia"/>
+          <w:kern w:val="0"/>
+          <w:sz w:val="22"/>
+        </w:rPr>
+        <w:t>。</w:t>
+      </w:r>
+    </w:p>
+    <w:p>
+      <w:pPr>
+        <w:widowControl/>
+        <w:adjustRightInd w:val="0"/>
+        <w:snapToGrid w:val="0"/>
+        <w:spacing w:after="200"/>
+        <w:jc w:val="left"/>
+        <w:rPr>
+          <w:rFonts w:ascii="Tahoma" w:eastAsia="微软雅黑" w:hAnsi="Tahoma"/>
+          <w:kern w:val="0"/>
+          <w:sz w:val="22"/>
+        </w:rPr>
+      </w:pPr>
+    </w:p>
+    <w:bookmarkEnd w:id="2"/>
+    <w:p>
+      <w:pPr>
+        <w:widowControl/>
+        <w:jc w:val="left"/>
+        <w:rPr>
+          <w:rFonts w:ascii="Tahoma" w:eastAsia="微软雅黑" w:hAnsi="Tahoma"/>
+          <w:kern w:val="0"/>
+          <w:sz w:val="22"/>
+        </w:rPr>
+      </w:pPr>
+      <w:r>
+        <w:rPr>
+          <w:rFonts w:ascii="Tahoma" w:eastAsia="微软雅黑" w:hAnsi="Tahoma"/>
+          <w:kern w:val="0"/>
+          <w:sz w:val="22"/>
+        </w:rPr>
+        <w:br w:type="page"/>
+      </w:r>
+    </w:p>
+    <w:p>
+      <w:pPr>
+        <w:pStyle w:val="3"/>
+        <w:rPr>
+          <w:rFonts w:hint="eastAsia"/>
+        </w:rPr>
+      </w:pPr>
+      <w:r>
+        <w:rPr>
+          <w:rFonts w:hint="eastAsia"/>
+        </w:rPr>
+        <w:lastRenderedPageBreak/>
+        <w:t>设计</w:t>
+      </w:r>
+      <w:r>
+        <w:rPr>
+          <w:rFonts w:hint="eastAsia"/>
+        </w:rPr>
+        <w:t>者视角</w:t>
+      </w:r>
+    </w:p>
+    <w:p>
+      <w:pPr>
+        <w:pStyle w:val="4"/>
+        <w:rPr>
+          <w:rFonts w:hint="eastAsia"/>
+        </w:rPr>
+      </w:pPr>
+      <w:r>
+        <w:rPr>
+          <w:rFonts w:hint="eastAsia"/>
+        </w:rPr>
+        <w:t>1</w:t>
+      </w:r>
+      <w:r>
+        <w:rPr>
+          <w:rFonts w:hint="eastAsia"/>
+        </w:rPr>
+        <w:t>）</w:t>
+      </w:r>
+      <w:r>
+        <w:rPr>
+          <w:rFonts w:hint="eastAsia"/>
+        </w:rPr>
+        <w:t>用途</w:t>
+      </w:r>
+    </w:p>
+    <w:p>
+      <w:pPr>
+        <w:snapToGrid w:val="0"/>
+        <w:rPr>
+          <w:rFonts w:ascii="Tahoma" w:eastAsia="微软雅黑" w:hAnsi="Tahoma"/>
+          <w:kern w:val="0"/>
+          <w:sz w:val="22"/>
+        </w:rPr>
+      </w:pPr>
+      <w:r>
+        <w:rPr>
+          <w:rFonts w:ascii="Tahoma" w:eastAsia="微软雅黑" w:hAnsi="Tahoma" w:hint="eastAsia"/>
+          <w:kern w:val="0"/>
+          <w:sz w:val="22"/>
+        </w:rPr>
+        <w:t>从设计者的角度来说，</w:t>
+      </w:r>
+      <w:r>
+        <w:rPr>
+          <w:rFonts w:ascii="Tahoma" w:eastAsia="微软雅黑" w:hAnsi="Tahoma" w:hint="eastAsia"/>
+          <w:kern w:val="0"/>
+          <w:sz w:val="22"/>
+        </w:rPr>
+        <w:t>这个小游戏单独看并不好玩。</w:t>
+      </w:r>
+    </w:p>
+    <w:p>
+      <w:pPr>
+        <w:snapToGrid w:val="0"/>
+        <w:rPr>
+          <w:rFonts w:ascii="Tahoma" w:eastAsia="微软雅黑" w:hAnsi="Tahoma"/>
+          <w:kern w:val="0"/>
+          <w:sz w:val="22"/>
+        </w:rPr>
+      </w:pPr>
+      <w:r>
+        <w:rPr>
+          <w:rFonts w:ascii="Tahoma" w:eastAsia="微软雅黑" w:hAnsi="Tahoma" w:hint="eastAsia"/>
+          <w:kern w:val="0"/>
+          <w:sz w:val="22"/>
+        </w:rPr>
+        <w:t>该小游戏需要一个剧情契机，</w:t>
+      </w:r>
+    </w:p>
+    <w:p>
+      <w:pPr>
+        <w:snapToGrid w:val="0"/>
+        <w:rPr>
+          <w:rFonts w:ascii="Tahoma" w:eastAsia="微软雅黑" w:hAnsi="Tahoma"/>
+          <w:kern w:val="0"/>
+          <w:sz w:val="22"/>
+        </w:rPr>
+      </w:pPr>
+      <w:r>
+        <w:rPr>
+          <w:rFonts w:ascii="Tahoma" w:eastAsia="微软雅黑" w:hAnsi="Tahoma" w:hint="eastAsia"/>
+          <w:kern w:val="0"/>
+          <w:sz w:val="22"/>
+        </w:rPr>
+        <w:t>比如：“解密码锁时”、“打开保险柜时”、“拆开某炸弹时”。</w:t>
+      </w:r>
+    </w:p>
+    <w:p>
+      <w:pPr>
+        <w:snapToGrid w:val="0"/>
+        <w:rPr>
+          <w:rFonts w:ascii="Tahoma" w:eastAsia="微软雅黑" w:hAnsi="Tahoma"/>
+          <w:kern w:val="0"/>
+          <w:sz w:val="22"/>
+        </w:rPr>
+      </w:pPr>
+      <w:r>
+        <w:rPr>
+          <w:rFonts w:ascii="Tahoma" w:eastAsia="微软雅黑" w:hAnsi="Tahoma" w:hint="eastAsia"/>
+          <w:kern w:val="0"/>
+          <w:sz w:val="22"/>
+        </w:rPr>
+        <w:t>在这些剧情中穿插</w:t>
+      </w:r>
+      <w:r>
+        <w:rPr>
+          <w:rFonts w:ascii="Tahoma" w:eastAsia="微软雅黑" w:hAnsi="Tahoma" w:hint="eastAsia"/>
+          <w:kern w:val="0"/>
+          <w:sz w:val="22"/>
+        </w:rPr>
+        <w:t>该</w:t>
+      </w:r>
+      <w:r>
+        <w:rPr>
+          <w:rFonts w:ascii="Tahoma" w:eastAsia="微软雅黑" w:hAnsi="Tahoma" w:hint="eastAsia"/>
+          <w:kern w:val="0"/>
+          <w:sz w:val="22"/>
+        </w:rPr>
+        <w:t>小游戏，可以给玩家提供一部分代入感。</w:t>
+      </w:r>
+    </w:p>
+    <w:p>
+      <w:pPr>
+        <w:snapToGrid w:val="0"/>
+        <w:rPr>
+          <w:rFonts w:ascii="Tahoma" w:eastAsia="微软雅黑" w:hAnsi="Tahoma"/>
+          <w:kern w:val="0"/>
+          <w:sz w:val="22"/>
+        </w:rPr>
+      </w:pPr>
+    </w:p>
+    <w:p>
+      <w:pPr>
+        <w:pStyle w:val="4"/>
+        <w:rPr>
+          <w:rFonts w:hint="eastAsia"/>
+        </w:rPr>
+      </w:pPr>
+      <w:r>
+        <w:rPr>
+          <w:rFonts w:hint="eastAsia"/>
+        </w:rPr>
+        <w:t>2</w:t>
+      </w:r>
+      <w:r>
+        <w:rPr>
+          <w:rFonts w:hint="eastAsia"/>
+        </w:rPr>
+        <w:t>）</w:t>
+      </w:r>
+      <w:r>
+        <w:rPr>
+          <w:rFonts w:hint="eastAsia"/>
+        </w:rPr>
+        <w:t>难度安排</w:t>
+      </w:r>
+    </w:p>
+    <w:p>
+      <w:pPr>
+        <w:snapToGrid w:val="0"/>
+        <w:rPr>
+          <w:rFonts w:ascii="Tahoma" w:eastAsia="微软雅黑" w:hAnsi="Tahoma"/>
+          <w:kern w:val="0"/>
+          <w:sz w:val="22"/>
+        </w:rPr>
+      </w:pPr>
+      <w:r>
+        <w:rPr>
+          <w:rFonts w:ascii="Tahoma" w:eastAsia="微软雅黑" w:hAnsi="Tahoma" w:hint="eastAsia"/>
+          <w:kern w:val="0"/>
+          <w:sz w:val="22"/>
+        </w:rPr>
+        <w:t>如果在</w:t>
+      </w:r>
+      <w:r>
+        <w:rPr>
+          <w:rFonts w:ascii="Tahoma" w:eastAsia="微软雅黑" w:hAnsi="Tahoma" w:hint="eastAsia"/>
+          <w:kern w:val="0"/>
+          <w:sz w:val="22"/>
+        </w:rPr>
+        <w:t>主线剧情中</w:t>
+      </w:r>
+      <w:r>
+        <w:rPr>
+          <w:rFonts w:ascii="Tahoma" w:eastAsia="微软雅黑" w:hAnsi="Tahoma" w:hint="eastAsia"/>
+          <w:kern w:val="0"/>
+          <w:sz w:val="22"/>
+        </w:rPr>
+        <w:t>加此小游戏</w:t>
+      </w:r>
+      <w:r>
+        <w:rPr>
+          <w:rFonts w:ascii="Tahoma" w:eastAsia="微软雅黑" w:hAnsi="Tahoma" w:hint="eastAsia"/>
+          <w:kern w:val="0"/>
+          <w:sz w:val="22"/>
+        </w:rPr>
+        <w:t>，注意不要设计的太难</w:t>
+      </w:r>
+      <w:r>
+        <w:rPr>
+          <w:rFonts w:ascii="Tahoma" w:eastAsia="微软雅黑" w:hAnsi="Tahoma" w:hint="eastAsia"/>
+          <w:kern w:val="0"/>
+          <w:sz w:val="22"/>
+        </w:rPr>
+        <w:t>。</w:t>
+      </w:r>
+    </w:p>
+    <w:p>
+      <w:pPr>
+        <w:widowControl/>
+        <w:snapToGrid w:val="0"/>
+        <w:jc w:val="left"/>
+        <w:rPr>
+          <w:rFonts w:ascii="Tahoma" w:eastAsia="微软雅黑" w:hAnsi="Tahoma"/>
+          <w:kern w:val="0"/>
+          <w:sz w:val="22"/>
+        </w:rPr>
+      </w:pPr>
+      <w:r>
+        <w:rPr>
+          <w:rFonts w:ascii="Tahoma" w:eastAsia="微软雅黑" w:hAnsi="Tahoma" w:hint="eastAsia"/>
+          <w:kern w:val="0"/>
+          <w:sz w:val="22"/>
+        </w:rPr>
+        <w:t>在支线剧情中，</w:t>
+      </w:r>
+      <w:r>
+        <w:rPr>
+          <w:rFonts w:ascii="Tahoma" w:eastAsia="微软雅黑" w:hAnsi="Tahoma" w:hint="eastAsia"/>
+          <w:kern w:val="0"/>
+          <w:sz w:val="22"/>
+        </w:rPr>
+        <w:t>可以作为</w:t>
+      </w:r>
+      <w:r>
+        <w:rPr>
+          <w:rFonts w:ascii="Tahoma" w:eastAsia="微软雅黑" w:hAnsi="Tahoma" w:hint="eastAsia"/>
+          <w:kern w:val="0"/>
+          <w:sz w:val="22"/>
+        </w:rPr>
+        <w:t xml:space="preserve"> </w:t>
+      </w:r>
+      <w:r>
+        <w:rPr>
+          <w:rFonts w:ascii="Tahoma" w:eastAsia="微软雅黑" w:hAnsi="Tahoma" w:hint="eastAsia"/>
+          <w:kern w:val="0"/>
+          <w:sz w:val="22"/>
+        </w:rPr>
+        <w:t>宝箱开锁时</w:t>
+      </w:r>
+      <w:r>
+        <w:rPr>
+          <w:rFonts w:ascii="Tahoma" w:eastAsia="微软雅黑" w:hAnsi="Tahoma" w:hint="eastAsia"/>
+          <w:kern w:val="0"/>
+          <w:sz w:val="22"/>
+        </w:rPr>
+        <w:t xml:space="preserve"> </w:t>
+      </w:r>
+      <w:r>
+        <w:rPr>
+          <w:rFonts w:ascii="Tahoma" w:eastAsia="微软雅黑" w:hAnsi="Tahoma" w:hint="eastAsia"/>
+          <w:kern w:val="0"/>
+          <w:sz w:val="22"/>
+        </w:rPr>
+        <w:t>的开锁用小游戏</w:t>
+      </w:r>
+      <w:r>
+        <w:rPr>
+          <w:rFonts w:ascii="Tahoma" w:eastAsia="微软雅黑" w:hAnsi="Tahoma" w:hint="eastAsia"/>
+          <w:kern w:val="0"/>
+          <w:sz w:val="22"/>
+        </w:rPr>
+        <w:t>。</w:t>
+      </w:r>
+    </w:p>
+    <w:p>
+      <w:pPr>
+        <w:widowControl/>
+        <w:snapToGrid w:val="0"/>
+        <w:jc w:val="left"/>
+        <w:rPr>
+          <w:rFonts w:ascii="Tahoma" w:eastAsia="微软雅黑" w:hAnsi="Tahoma"/>
+          <w:kern w:val="0"/>
+          <w:sz w:val="22"/>
+        </w:rPr>
+      </w:pPr>
+    </w:p>
+    <w:p>
+      <w:pPr>
+        <w:widowControl/>
+        <w:jc w:val="left"/>
+        <w:rPr>
+          <w:rFonts w:ascii="Tahoma" w:eastAsia="微软雅黑" w:hAnsi="Tahoma" w:hint="eastAsia"/>
+          <w:kern w:val="0"/>
+          <w:sz w:val="22"/>
+        </w:rPr>
+      </w:pPr>
+      <w:r>
+        <w:rPr>
+          <w:rFonts w:ascii="Tahoma" w:eastAsia="微软雅黑" w:hAnsi="Tahoma"/>
+          <w:kern w:val="0"/>
+          <w:sz w:val="22"/>
+        </w:rPr>
+        <w:br w:type="page"/>
+      </w:r>
+    </w:p>
+    <w:p>
+      <w:pPr>
+        <w:pStyle w:val="3"/>
+        <w:rPr>
+          <w:rFonts w:hint="eastAsia"/>
+        </w:rPr>
+      </w:pPr>
+      <w:proofErr w:type="gramStart"/>
+      <w:r>
+        <w:rPr>
+          <w:rFonts w:hint="eastAsia"/>
+        </w:rPr>
+        <w:lastRenderedPageBreak/>
+        <w:t>谜</w:t>
+      </w:r>
+      <w:proofErr w:type="gramEnd"/>
+      <w:r>
+        <w:rPr>
+          <w:rFonts w:hint="eastAsia"/>
+        </w:rPr>
+        <w:t>题解法</w:t>
+      </w:r>
+    </w:p>
+    <w:p>
+      <w:pPr>
+        <w:pStyle w:val="4"/>
+        <w:rPr>
+          <w:rFonts w:hint="eastAsia"/>
+        </w:rPr>
+      </w:pPr>
+      <w:r>
+        <w:rPr>
+          <w:rFonts w:hint="eastAsia"/>
+        </w:rPr>
+        <w:t>1）</w:t>
+      </w:r>
+      <w:r>
+        <w:rPr>
+          <w:rFonts w:hint="eastAsia"/>
+        </w:rPr>
+        <w:t>放大窗口法</w:t>
+      </w:r>
+    </w:p>
+    <w:p>
+      <w:pPr>
+        <w:snapToGrid w:val="0"/>
+        <w:rPr>
+          <w:rFonts w:ascii="Tahoma" w:eastAsia="微软雅黑" w:hAnsi="Tahoma"/>
+          <w:kern w:val="0"/>
+          <w:sz w:val="22"/>
+        </w:rPr>
+      </w:pPr>
+      <w:r>
+        <w:rPr>
+          <w:rFonts w:ascii="Tahoma" w:eastAsia="微软雅黑" w:hAnsi="Tahoma" w:hint="eastAsia"/>
+          <w:kern w:val="0"/>
+          <w:sz w:val="22"/>
+        </w:rPr>
+        <w:t>把</w:t>
+      </w:r>
+      <w:r>
+        <w:rPr>
+          <w:rFonts w:ascii="Tahoma" w:eastAsia="微软雅黑" w:hAnsi="Tahoma" w:hint="eastAsia"/>
+          <w:kern w:val="0"/>
+          <w:sz w:val="22"/>
+        </w:rPr>
+        <w:t>游戏窗口放大，这样鼠标能活动的范围就变宽了，同时也降低了难度。</w:t>
+      </w:r>
+    </w:p>
+    <w:p>
+      <w:pPr>
+        <w:snapToGrid w:val="0"/>
+        <w:jc w:val="center"/>
+        <w:rPr>
+          <w:rFonts w:ascii="Tahoma" w:eastAsia="微软雅黑" w:hAnsi="Tahoma"/>
+          <w:kern w:val="0"/>
+          <w:sz w:val="22"/>
+        </w:rPr>
+      </w:pPr>
+      <w:r>
+        <w:rPr>
+          <w:rFonts w:ascii="Tahoma" w:eastAsia="微软雅黑" w:hAnsi="Tahoma" w:hint="eastAsia"/>
+          <w:noProof/>
+          <w:kern w:val="0"/>
+          <w:sz w:val="22"/>
+        </w:rPr>
+        <w:drawing>
+          <wp:inline distT="0" distB="0" distL="0" distR="0" wp14:anchorId="14601B33" wp14:editId="460024AE">
+            <wp:extent cx="1866900" cy="708134"/>
+            <wp:effectExtent l="0" t="0" r="0" b="0"/>
+            <wp:docPr id="1350281329" name="图片 5"/>
+            <wp:cNvGraphicFramePr>
+              <a:graphicFrameLocks xmlns:a="http://schemas.openxmlformats.org/drawingml/2006/main" noChangeAspect="1"/>
+            </wp:cNvGraphicFramePr>
+            <a:graphic xmlns:a="http://schemas.openxmlformats.org/drawingml/2006/main">
+              <a:graphicData uri="http://schemas.openxmlformats.org/drawingml/2006/picture">
+                <pic:pic xmlns:pic="http://schemas.openxmlformats.org/drawingml/2006/picture">
+                  <pic:nvPicPr>
+                    <pic:cNvPr id="0" name="Picture 9"/>
+                    <pic:cNvPicPr>
+                      <a:picLocks noChangeAspect="1" noChangeArrowheads="1"/>
+                    </pic:cNvPicPr>
+                  </pic:nvPicPr>
+                  <pic:blipFill>
+                    <a:blip r:embed="rId10">
+                      <a:extLst>
+                        <a:ext uri="{28A0092B-C50C-407E-A947-70E740481C1C}">
+                          <a14:useLocalDpi xmlns:a14="http://schemas.microsoft.com/office/drawing/2010/main" val="0"/>
+                        </a:ext>
+                      </a:extLst>
+                    </a:blip>
+                    <a:srcRect/>
+                    <a:stretch>
+                      <a:fillRect/>
+                    </a:stretch>
+                  </pic:blipFill>
+                  <pic:spPr bwMode="auto">
+                    <a:xfrm>
+                      <a:off x="0" y="0"/>
+                      <a:ext cx="1882895" cy="714201"/>
+                    </a:xfrm>
+                    <a:prstGeom prst="rect">
+                      <a:avLst/>
+                    </a:prstGeom>
+                    <a:noFill/>
+                    <a:ln>
+                      <a:noFill/>
+                    </a:ln>
+                  </pic:spPr>
+                </pic:pic>
+              </a:graphicData>
+            </a:graphic>
+          </wp:inline>
+        </w:drawing>
+      </w:r>
+    </w:p>
+    <w:p>
+      <w:pPr>
+        <w:snapToGrid w:val="0"/>
+        <w:rPr>
+          <w:rFonts w:ascii="Tahoma" w:eastAsia="微软雅黑" w:hAnsi="Tahoma"/>
+          <w:kern w:val="0"/>
+          <w:sz w:val="22"/>
+        </w:rPr>
+      </w:pPr>
+    </w:p>
+    <w:p>
+      <w:pPr>
+        <w:pStyle w:val="4"/>
+        <w:rPr>
+          <w:rFonts w:hint="eastAsia"/>
+        </w:rPr>
+      </w:pPr>
+      <w:r>
+        <w:rPr>
+          <w:rFonts w:hint="eastAsia"/>
+        </w:rPr>
+        <w:t>2）</w:t>
+      </w:r>
+      <w:r>
+        <w:rPr>
+          <w:rFonts w:hint="eastAsia"/>
+        </w:rPr>
+        <w:t>调整鼠标灵敏度法</w:t>
+      </w:r>
+    </w:p>
+    <w:p>
+      <w:pPr>
+        <w:snapToGrid w:val="0"/>
+        <w:rPr>
+          <w:rFonts w:ascii="Tahoma" w:eastAsia="微软雅黑" w:hAnsi="Tahoma"/>
+          <w:kern w:val="0"/>
+          <w:sz w:val="22"/>
+        </w:rPr>
+      </w:pPr>
+      <w:r>
+        <w:rPr>
+          <w:rFonts w:ascii="Tahoma" w:eastAsia="微软雅黑" w:hAnsi="Tahoma" w:hint="eastAsia"/>
+          <w:kern w:val="0"/>
+          <w:sz w:val="22"/>
+        </w:rPr>
+        <w:t>这个游戏最大的问题就是容易手抖，然后就炸了。</w:t>
+      </w:r>
+    </w:p>
+    <w:p>
+      <w:pPr>
+        <w:snapToGrid w:val="0"/>
+        <w:rPr>
+          <w:rFonts w:ascii="Tahoma" w:eastAsia="微软雅黑" w:hAnsi="Tahoma"/>
+          <w:kern w:val="0"/>
+          <w:sz w:val="22"/>
+        </w:rPr>
+      </w:pPr>
+      <w:r>
+        <w:rPr>
+          <w:rFonts w:ascii="Tahoma" w:eastAsia="微软雅黑" w:hAnsi="Tahoma" w:hint="eastAsia"/>
+          <w:kern w:val="0"/>
+          <w:sz w:val="22"/>
+        </w:rPr>
+        <w:t>面对这个问题，可以直接修改系统里的鼠标灵敏度，降低鼠标移动的难度。</w:t>
+      </w:r>
+    </w:p>
+    <w:p>
+      <w:pPr>
+        <w:snapToGrid w:val="0"/>
+        <w:jc w:val="center"/>
+        <w:rPr>
+          <w:rFonts w:ascii="宋体" w:eastAsia="宋体" w:hAnsi="宋体" w:cs="宋体" w:hint="eastAsia"/>
+          <w:kern w:val="0"/>
+          <w:sz w:val="24"/>
+          <w:szCs w:val="24"/>
+        </w:rPr>
+      </w:pPr>
+      <w:r>
+        <w:rPr>
+          <w:rFonts w:ascii="宋体" w:eastAsia="宋体" w:hAnsi="宋体" w:cs="宋体"/>
+          <w:noProof/>
+          <w:kern w:val="0"/>
+          <w:sz w:val="24"/>
+          <w:szCs w:val="24"/>
+        </w:rPr>
+        <w:drawing>
+          <wp:inline distT="0" distB="0" distL="0" distR="0" wp14:anchorId="0E8C070C" wp14:editId="2CF7170D">
+            <wp:extent cx="2247900" cy="843583"/>
+            <wp:effectExtent l="0" t="0" r="0" b="0"/>
+            <wp:docPr id="1580817717" name="图片 1"/>
+            <wp:cNvGraphicFramePr>
+              <a:graphicFrameLocks xmlns:a="http://schemas.openxmlformats.org/drawingml/2006/main" noChangeAspect="1"/>
+            </wp:cNvGraphicFramePr>
+            <a:graphic xmlns:a="http://schemas.openxmlformats.org/drawingml/2006/main">
+              <a:graphicData uri="http://schemas.openxmlformats.org/drawingml/2006/picture">
+                <pic:pic xmlns:pic="http://schemas.openxmlformats.org/drawingml/2006/picture">
+                  <pic:nvPicPr>
+                    <pic:cNvPr id="0" name="Picture 1"/>
+                    <pic:cNvPicPr>
+                      <a:picLocks noChangeAspect="1" noChangeArrowheads="1"/>
+                    </pic:cNvPicPr>
+                  </pic:nvPicPr>
+                  <pic:blipFill>
+                    <a:blip r:embed="rId11">
+                      <a:extLst>
+                        <a:ext uri="{28A0092B-C50C-407E-A947-70E740481C1C}">
+                          <a14:useLocalDpi xmlns:a14="http://schemas.microsoft.com/office/drawing/2010/main" val="0"/>
+                        </a:ext>
+                      </a:extLst>
+                    </a:blip>
+                    <a:srcRect/>
+                    <a:stretch>
+                      <a:fillRect/>
+                    </a:stretch>
+                  </pic:blipFill>
+                  <pic:spPr bwMode="auto">
+                    <a:xfrm>
+                      <a:off x="0" y="0"/>
+                      <a:ext cx="2249108" cy="844036"/>
+                    </a:xfrm>
+                    <a:prstGeom prst="rect">
+                      <a:avLst/>
+                    </a:prstGeom>
+                    <a:noFill/>
+                    <a:ln>
+                      <a:noFill/>
+                    </a:ln>
+                  </pic:spPr>
+                </pic:pic>
+              </a:graphicData>
+            </a:graphic>
+          </wp:inline>
+        </w:drawing>
+      </w:r>
+    </w:p>
+    <w:p>
+      <w:pPr>
+        <w:widowControl/>
+        <w:jc w:val="center"/>
+        <w:rPr>
+          <w:rFonts w:ascii="宋体" w:eastAsia="宋体" w:hAnsi="宋体" w:cs="宋体" w:hint="eastAsia"/>
+          <w:kern w:val="0"/>
+          <w:sz w:val="24"/>
+          <w:szCs w:val="24"/>
+        </w:rPr>
+      </w:pPr>
+      <w:r>
+        <w:rPr>
+          <w:rFonts w:ascii="宋体" w:eastAsia="宋体" w:hAnsi="宋体" w:cs="宋体"/>
+          <w:noProof/>
+          <w:kern w:val="0"/>
+          <w:sz w:val="24"/>
+          <w:szCs w:val="24"/>
+        </w:rPr>
+        <w:drawing>
+          <wp:inline distT="0" distB="0" distL="0" distR="0" wp14:anchorId="1E3C1056" wp14:editId="014B7914">
+            <wp:extent cx="3757930" cy="2031888"/>
+            <wp:effectExtent l="0" t="0" r="0" b="6985"/>
+            <wp:docPr id="95430794" name="图片 2"/>
+            <wp:cNvGraphicFramePr>
+              <a:graphicFrameLocks xmlns:a="http://schemas.openxmlformats.org/drawingml/2006/main" noChangeAspect="1"/>
+            </wp:cNvGraphicFramePr>
+            <a:graphic xmlns:a="http://schemas.openxmlformats.org/drawingml/2006/main">
+              <a:graphicData uri="http://schemas.openxmlformats.org/drawingml/2006/picture">
+                <pic:pic xmlns:pic="http://schemas.openxmlformats.org/drawingml/2006/picture">
+                  <pic:nvPicPr>
+                    <pic:cNvPr id="0" name="Picture 3"/>
+                    <pic:cNvPicPr>
+                      <a:picLocks noChangeAspect="1" noChangeArrowheads="1"/>
+                    </pic:cNvPicPr>
+                  </pic:nvPicPr>
+                  <pic:blipFill>
+                    <a:blip r:embed="rId12">
+                      <a:extLst>
+                        <a:ext uri="{28A0092B-C50C-407E-A947-70E740481C1C}">
+                          <a14:useLocalDpi xmlns:a14="http://schemas.microsoft.com/office/drawing/2010/main" val="0"/>
+                        </a:ext>
+                      </a:extLst>
+                    </a:blip>
+                    <a:srcRect/>
+                    <a:stretch>
+                      <a:fillRect/>
+                    </a:stretch>
+                  </pic:blipFill>
+                  <pic:spPr bwMode="auto">
+                    <a:xfrm>
+                      <a:off x="0" y="0"/>
+                      <a:ext cx="3766582" cy="2036566"/>
+                    </a:xfrm>
+                    <a:prstGeom prst="rect">
+                      <a:avLst/>
+                    </a:prstGeom>
+                    <a:noFill/>
+                    <a:ln>
+                      <a:noFill/>
+                    </a:ln>
+                  </pic:spPr>
+                </pic:pic>
+              </a:graphicData>
+            </a:graphic>
+          </wp:inline>
+        </w:drawing>
+      </w:r>
+    </w:p>
+    <w:tbl>
+      <w:tblPr>
+        <w:tblStyle w:val="af"/>
+        <w:tblW w:w="0" w:type="auto"/>
+        <w:shd w:val="clear" w:color="auto" w:fill="DEEAF6" w:themeFill="accent1" w:themeFillTint="33"/>
+        <w:tblLook w:val="04A0" w:firstRow="1" w:lastRow="0" w:firstColumn="1" w:lastColumn="0" w:noHBand="0" w:noVBand="1"/>
+      </w:tblPr>
+      <w:tblGrid>
+        <w:gridCol w:w="8522"/>
+      </w:tblGrid>
+      <w:tr>
+        <w:tc>
+          <w:tcPr>
+            <w:tcW w:w="8522" w:type="dxa"/>
+            <w:shd w:val="clear" w:color="auto" w:fill="DEEAF6" w:themeFill="accent1" w:themeFillTint="33"/>
+          </w:tcPr>
+          <w:p>
+            <w:pPr>
+              <w:snapToGrid w:val="0"/>
+              <w:rPr>
+                <w:rFonts w:ascii="Tahoma" w:eastAsia="微软雅黑" w:hAnsi="Tahoma"/>
+                <w:kern w:val="0"/>
+                <w:sz w:val="22"/>
+              </w:rPr>
+            </w:pPr>
+            <w:r>
+              <w:rPr>
+                <w:rFonts w:ascii="Tahoma" w:eastAsia="微软雅黑" w:hAnsi="Tahoma" w:hint="eastAsia"/>
+                <w:kern w:val="0"/>
+                <w:sz w:val="22"/>
+              </w:rPr>
+              <w:t>图中是</w:t>
+            </w:r>
+            <w:r>
+              <w:rPr>
+                <w:rFonts w:ascii="Tahoma" w:eastAsia="微软雅黑" w:hAnsi="Tahoma" w:hint="eastAsia"/>
+                <w:kern w:val="0"/>
+                <w:sz w:val="22"/>
+              </w:rPr>
+              <w:t>win10</w:t>
+            </w:r>
+            <w:r>
+              <w:rPr>
+                <w:rFonts w:ascii="Tahoma" w:eastAsia="微软雅黑" w:hAnsi="Tahoma" w:hint="eastAsia"/>
+                <w:kern w:val="0"/>
+                <w:sz w:val="22"/>
+              </w:rPr>
+              <w:t>的鼠标灵敏度设置。</w:t>
+            </w:r>
+          </w:p>
+          <w:p>
+            <w:pPr>
+              <w:snapToGrid w:val="0"/>
+              <w:rPr>
+                <w:rFonts w:ascii="Tahoma" w:eastAsia="微软雅黑" w:hAnsi="Tahoma"/>
+                <w:kern w:val="0"/>
+                <w:sz w:val="22"/>
+              </w:rPr>
+            </w:pPr>
+            <w:r>
+              <w:rPr>
+                <w:rFonts w:ascii="Tahoma" w:eastAsia="微软雅黑" w:hAnsi="Tahoma" w:hint="eastAsia"/>
+                <w:kern w:val="0"/>
+                <w:sz w:val="22"/>
+              </w:rPr>
+              <w:t>如果是其他操作系统，可以去百度搜索修改鼠标灵敏度。</w:t>
+            </w:r>
+          </w:p>
+        </w:tc>
+      </w:tr>
+    </w:tbl>
+    <w:p>
+      <w:pPr>
+        <w:widowControl/>
+        <w:jc w:val="left"/>
+        <w:rPr>
+          <w:rFonts w:ascii="Tahoma" w:eastAsia="微软雅黑" w:hAnsi="Tahoma"/>
+          <w:kern w:val="0"/>
+          <w:sz w:val="22"/>
+        </w:rPr>
+      </w:pPr>
+    </w:p>
+    <w:p>
+      <w:pPr>
+        <w:widowControl/>
+        <w:jc w:val="left"/>
+        <w:rPr>
+          <w:rFonts w:ascii="Tahoma" w:eastAsia="微软雅黑" w:hAnsi="Tahoma"/>
+          <w:kern w:val="0"/>
+          <w:sz w:val="22"/>
+        </w:rPr>
+      </w:pPr>
+      <w:r>
+        <w:rPr>
+          <w:rFonts w:ascii="Tahoma" w:eastAsia="微软雅黑" w:hAnsi="Tahoma"/>
+          <w:kern w:val="0"/>
+          <w:sz w:val="22"/>
+        </w:rPr>
+        <w:br w:type="page"/>
+      </w:r>
+    </w:p>
+    <w:p>
+      <w:pPr>
+        <w:pStyle w:val="2"/>
+        <w:rPr>
+          <w:rFonts w:hint="eastAsia"/>
+        </w:rPr>
+      </w:pPr>
+      <w:r>
+        <w:rPr>
+          <w:rFonts w:hint="eastAsia"/>
+        </w:rPr>
+        <w:lastRenderedPageBreak/>
+        <w:t>===</w:t>
+      </w:r>
+      <w:r>
+        <w:rPr>
+          <w:rFonts w:hint="eastAsia"/>
+        </w:rPr>
+        <w:t>鼠标迷宫</w:t>
+      </w:r>
+      <w:r>
+        <w:rPr>
+          <w:rFonts w:hint="eastAsia"/>
+        </w:rPr>
+        <w:t xml:space="preserve"> - 实现===</w:t>
+      </w:r>
+    </w:p>
+    <w:p>
+      <w:pPr>
+        <w:pStyle w:val="3"/>
+        <w:rPr>
+          <w:rFonts w:hint="eastAsia"/>
+        </w:rPr>
+      </w:pPr>
+      <w:r>
+        <w:rPr>
+          <w:rFonts w:hint="eastAsia"/>
+        </w:rPr>
+        <w:t>基础插件</w:t>
+      </w:r>
+    </w:p>
+    <w:p>
+      <w:pPr>
+        <w:widowControl/>
+        <w:adjustRightInd w:val="0"/>
+        <w:snapToGrid w:val="0"/>
+        <w:jc w:val="left"/>
+        <w:rPr>
+          <w:rFonts w:ascii="Tahoma" w:eastAsia="微软雅黑" w:hAnsi="Tahoma"/>
+          <w:kern w:val="0"/>
+          <w:sz w:val="22"/>
+        </w:rPr>
+      </w:pPr>
+      <w:r>
+        <w:rPr>
+          <w:rFonts w:ascii="Tahoma" w:eastAsia="微软雅黑" w:hAnsi="Tahoma" w:hint="eastAsia"/>
+          <w:kern w:val="0"/>
+          <w:sz w:val="22"/>
+        </w:rPr>
+        <w:t>如果要从零开始设计，需要下图的插件：</w:t>
+      </w:r>
+    </w:p>
+    <w:p>
+      <w:pPr>
+        <w:widowControl/>
+        <w:adjustRightInd w:val="0"/>
+        <w:snapToGrid w:val="0"/>
+        <w:jc w:val="center"/>
+        <w:rPr>
+          <w:rFonts w:ascii="Tahoma" w:eastAsia="微软雅黑" w:hAnsi="Tahoma"/>
+          <w:kern w:val="0"/>
+          <w:sz w:val="22"/>
+        </w:rPr>
+      </w:pPr>
+      <w:r>
+        <w:rPr>
+          <w:rFonts w:hint="eastAsia"/>
+          <w:noProof/>
+        </w:rPr>
+        <w:drawing>
+          <wp:inline distT="0" distB="0" distL="0" distR="0" wp14:anchorId="5B0378C3" wp14:editId="5123EC70">
+            <wp:extent cx="5091973" cy="2872740"/>
+            <wp:effectExtent l="0" t="0" r="0" b="3810"/>
+            <wp:docPr id="1238614637" name="图片 7"/>
+            <wp:cNvGraphicFramePr>
+              <a:graphicFrameLocks xmlns:a="http://schemas.openxmlformats.org/drawingml/2006/main" noChangeAspect="1"/>
+            </wp:cNvGraphicFramePr>
+            <a:graphic xmlns:a="http://schemas.openxmlformats.org/drawingml/2006/main">
+              <a:graphicData uri="http://schemas.openxmlformats.org/drawingml/2006/picture">
+                <pic:pic xmlns:pic="http://schemas.openxmlformats.org/drawingml/2006/picture">
+                  <pic:nvPicPr>
+                    <pic:cNvPr id="0" name="Picture 13"/>
+                    <pic:cNvPicPr>
+                      <a:picLocks noChangeAspect="1" noChangeArrowheads="1"/>
+                    </pic:cNvPicPr>
+                  </pic:nvPicPr>
+                  <pic:blipFill>
+                    <a:blip r:embed="rId13">
+                      <a:extLst>
+                        <a:ext uri="{28A0092B-C50C-407E-A947-70E740481C1C}">
+                          <a14:useLocalDpi xmlns:a14="http://schemas.microsoft.com/office/drawing/2010/main" val="0"/>
+                        </a:ext>
+                      </a:extLst>
+                    </a:blip>
+                    <a:srcRect/>
+                    <a:stretch>
+                      <a:fillRect/>
+                    </a:stretch>
+                  </pic:blipFill>
+                  <pic:spPr bwMode="auto">
+                    <a:xfrm>
+                      <a:off x="0" y="0"/>
+                      <a:ext cx="5115777" cy="2886169"/>
+                    </a:xfrm>
+                    <a:prstGeom prst="rect">
+                      <a:avLst/>
+                    </a:prstGeom>
+                    <a:noFill/>
+                    <a:ln>
+                      <a:noFill/>
+                    </a:ln>
+                  </pic:spPr>
+                </pic:pic>
+              </a:graphicData>
+            </a:graphic>
+          </wp:inline>
+        </w:drawing>
+      </w:r>
+    </w:p>
+    <w:p>
+      <w:pPr>
+        <w:widowControl/>
+        <w:adjustRightInd w:val="0"/>
+        <w:snapToGrid w:val="0"/>
+        <w:jc w:val="center"/>
+        <w:rPr>
+          <w:rFonts w:ascii="Tahoma" w:eastAsia="微软雅黑" w:hAnsi="Tahoma"/>
+          <w:kern w:val="0"/>
+          <w:sz w:val="22"/>
+        </w:rPr>
+      </w:pPr>
+      <w:r>
+        <w:rPr>
+          <w:rFonts w:ascii="Tahoma" w:eastAsia="微软雅黑" w:hAnsi="Tahoma"/>
+          <w:noProof/>
+          <w:kern w:val="0"/>
+          <w:sz w:val="22"/>
+        </w:rPr>
+        <w:drawing>
+          <wp:inline distT="0" distB="0" distL="0" distR="0" wp14:anchorId="49C514D5" wp14:editId="2476C44E">
+            <wp:extent cx="5057039" cy="1714500"/>
+            <wp:effectExtent l="0" t="0" r="0" b="0"/>
+            <wp:docPr id="5234946" name="图片 1"/>
+            <wp:cNvGraphicFramePr>
+              <a:graphicFrameLocks xmlns:a="http://schemas.openxmlformats.org/drawingml/2006/main" noChangeAspect="1"/>
+            </wp:cNvGraphicFramePr>
+            <a:graphic xmlns:a="http://schemas.openxmlformats.org/drawingml/2006/main">
+              <a:graphicData uri="http://schemas.openxmlformats.org/drawingml/2006/picture">
+                <pic:pic xmlns:pic="http://schemas.openxmlformats.org/drawingml/2006/picture">
+                  <pic:nvPicPr>
+                    <pic:cNvPr id="5234946" name=""/>
+                    <pic:cNvPicPr/>
+                  </pic:nvPicPr>
+                  <pic:blipFill>
+                    <a:blip r:embed="rId14"/>
+                    <a:stretch>
+                      <a:fillRect/>
+                    </a:stretch>
+                  </pic:blipFill>
+                  <pic:spPr>
+                    <a:xfrm>
+                      <a:off x="0" y="0"/>
+                      <a:ext cx="5075562" cy="1720780"/>
+                    </a:xfrm>
+                    <a:prstGeom prst="rect">
+                      <a:avLst/>
+                    </a:prstGeom>
+                  </pic:spPr>
+                </pic:pic>
+              </a:graphicData>
+            </a:graphic>
+          </wp:inline>
+        </w:drawing>
+      </w:r>
+    </w:p>
+    <w:p>
+      <w:pPr>
+        <w:widowControl/>
+        <w:snapToGrid w:val="0"/>
+        <w:jc w:val="left"/>
+        <w:rPr>
+          <w:rFonts w:ascii="Tahoma" w:eastAsia="微软雅黑" w:hAnsi="Tahoma"/>
+          <w:b/>
+          <w:bCs/>
+          <w:kern w:val="0"/>
+          <w:sz w:val="22"/>
+        </w:rPr>
+      </w:pPr>
+      <w:r>
+        <w:rPr>
+          <w:rFonts w:ascii="Tahoma" w:eastAsia="微软雅黑" w:hAnsi="Tahoma" w:hint="eastAsia"/>
+          <w:b/>
+          <w:bCs/>
+          <w:kern w:val="0"/>
+          <w:sz w:val="22"/>
+        </w:rPr>
+        <w:t>注意，该文档</w:t>
+      </w:r>
+      <w:r>
+        <w:rPr>
+          <w:rFonts w:ascii="Tahoma" w:eastAsia="微软雅黑" w:hAnsi="Tahoma" w:hint="eastAsia"/>
+          <w:b/>
+          <w:bCs/>
+          <w:kern w:val="0"/>
+          <w:sz w:val="22"/>
+        </w:rPr>
+        <w:t>只</w:t>
+      </w:r>
+      <w:r>
+        <w:rPr>
+          <w:rFonts w:ascii="Tahoma" w:eastAsia="微软雅黑" w:hAnsi="Tahoma" w:hint="eastAsia"/>
+          <w:b/>
+          <w:bCs/>
+          <w:kern w:val="0"/>
+          <w:sz w:val="22"/>
+        </w:rPr>
+        <w:t>详细说明</w:t>
+      </w:r>
+      <w:r>
+        <w:rPr>
+          <w:rFonts w:ascii="Tahoma" w:eastAsia="微软雅黑" w:hAnsi="Tahoma" w:hint="eastAsia"/>
+          <w:b/>
+          <w:bCs/>
+          <w:kern w:val="0"/>
+          <w:sz w:val="22"/>
+        </w:rPr>
+        <w:t xml:space="preserve"> </w:t>
+      </w:r>
+      <w:r>
+        <w:rPr>
+          <w:rFonts w:ascii="Tahoma" w:eastAsia="微软雅黑" w:hAnsi="Tahoma" w:hint="eastAsia"/>
+          <w:b/>
+          <w:bCs/>
+          <w:kern w:val="0"/>
+          <w:sz w:val="22"/>
+        </w:rPr>
+        <w:t>整体</w:t>
+      </w:r>
+      <w:r>
+        <w:rPr>
+          <w:rFonts w:ascii="Tahoma" w:eastAsia="微软雅黑" w:hAnsi="Tahoma" w:hint="eastAsia"/>
+          <w:b/>
+          <w:bCs/>
+          <w:kern w:val="0"/>
+          <w:sz w:val="22"/>
+        </w:rPr>
+        <w:t>设计</w:t>
+      </w:r>
+      <w:r>
+        <w:rPr>
+          <w:rFonts w:ascii="Tahoma" w:eastAsia="微软雅黑" w:hAnsi="Tahoma" w:hint="eastAsia"/>
+          <w:b/>
+          <w:bCs/>
+          <w:kern w:val="0"/>
+          <w:sz w:val="22"/>
+        </w:rPr>
+        <w:t>思路</w:t>
+      </w:r>
+      <w:r>
+        <w:rPr>
+          <w:rFonts w:ascii="Tahoma" w:eastAsia="微软雅黑" w:hAnsi="Tahoma" w:hint="eastAsia"/>
+          <w:b/>
+          <w:bCs/>
+          <w:kern w:val="0"/>
+          <w:sz w:val="22"/>
+        </w:rPr>
+        <w:t xml:space="preserve"> </w:t>
+      </w:r>
+      <w:r>
+        <w:rPr>
+          <w:rFonts w:ascii="Tahoma" w:eastAsia="微软雅黑" w:hAnsi="Tahoma" w:hint="eastAsia"/>
+          <w:b/>
+          <w:bCs/>
+          <w:kern w:val="0"/>
+          <w:sz w:val="22"/>
+        </w:rPr>
+        <w:t>和</w:t>
+      </w:r>
+      <w:r>
+        <w:rPr>
+          <w:rFonts w:ascii="Tahoma" w:eastAsia="微软雅黑" w:hAnsi="Tahoma" w:hint="eastAsia"/>
+          <w:b/>
+          <w:bCs/>
+          <w:kern w:val="0"/>
+          <w:sz w:val="22"/>
+        </w:rPr>
+        <w:t xml:space="preserve"> </w:t>
+      </w:r>
+      <w:r>
+        <w:rPr>
+          <w:rFonts w:ascii="Tahoma" w:eastAsia="微软雅黑" w:hAnsi="Tahoma" w:hint="eastAsia"/>
+          <w:b/>
+          <w:bCs/>
+          <w:kern w:val="0"/>
+          <w:sz w:val="22"/>
+        </w:rPr>
+        <w:t>解谜方法</w:t>
+      </w:r>
+      <w:r>
+        <w:rPr>
+          <w:rFonts w:ascii="Tahoma" w:eastAsia="微软雅黑" w:hAnsi="Tahoma" w:hint="eastAsia"/>
+          <w:b/>
+          <w:bCs/>
+          <w:kern w:val="0"/>
+          <w:sz w:val="22"/>
+        </w:rPr>
+        <w:t xml:space="preserve"> </w:t>
+      </w:r>
+      <w:r>
+        <w:rPr>
+          <w:rFonts w:ascii="Tahoma" w:eastAsia="微软雅黑" w:hAnsi="Tahoma" w:hint="eastAsia"/>
+          <w:b/>
+          <w:bCs/>
+          <w:kern w:val="0"/>
+          <w:sz w:val="22"/>
+        </w:rPr>
+        <w:t>。</w:t>
+      </w:r>
+    </w:p>
+    <w:p>
+      <w:pPr>
+        <w:widowControl/>
+        <w:snapToGrid w:val="0"/>
+        <w:jc w:val="left"/>
+        <w:rPr>
+          <w:rFonts w:ascii="Tahoma" w:eastAsia="微软雅黑" w:hAnsi="Tahoma"/>
+          <w:b/>
+          <w:bCs/>
+          <w:kern w:val="0"/>
+          <w:sz w:val="22"/>
+        </w:rPr>
+      </w:pPr>
+      <w:r>
+        <w:rPr>
+          <w:rFonts w:ascii="Tahoma" w:eastAsia="微软雅黑" w:hAnsi="Tahoma" w:hint="eastAsia"/>
+          <w:b/>
+          <w:bCs/>
+          <w:kern w:val="0"/>
+          <w:sz w:val="22"/>
+        </w:rPr>
+        <w:t>对于</w:t>
+      </w:r>
+      <w:r>
+        <w:rPr>
+          <w:rFonts w:ascii="Tahoma" w:eastAsia="微软雅黑" w:hAnsi="Tahoma" w:hint="eastAsia"/>
+          <w:b/>
+          <w:bCs/>
+          <w:kern w:val="0"/>
+          <w:sz w:val="22"/>
+        </w:rPr>
+        <w:t>具体</w:t>
+      </w:r>
+      <w:r>
+        <w:rPr>
+          <w:rFonts w:ascii="Tahoma" w:eastAsia="微软雅黑" w:hAnsi="Tahoma" w:hint="eastAsia"/>
+          <w:b/>
+          <w:bCs/>
+          <w:kern w:val="0"/>
+          <w:sz w:val="22"/>
+        </w:rPr>
+        <w:t xml:space="preserve"> </w:t>
+      </w:r>
+      <w:r>
+        <w:rPr>
+          <w:rFonts w:ascii="Tahoma" w:eastAsia="微软雅黑" w:hAnsi="Tahoma" w:hint="eastAsia"/>
+          <w:b/>
+          <w:bCs/>
+          <w:kern w:val="0"/>
+          <w:sz w:val="22"/>
+        </w:rPr>
+        <w:t>事件如何写</w:t>
+      </w:r>
+      <w:r>
+        <w:rPr>
+          <w:rFonts w:ascii="Tahoma" w:eastAsia="微软雅黑" w:hAnsi="Tahoma" w:hint="eastAsia"/>
+          <w:b/>
+          <w:bCs/>
+          <w:kern w:val="0"/>
+          <w:sz w:val="22"/>
+        </w:rPr>
+        <w:t xml:space="preserve"> </w:t>
+      </w:r>
+      <w:r>
+        <w:rPr>
+          <w:rFonts w:ascii="Tahoma" w:eastAsia="微软雅黑" w:hAnsi="Tahoma" w:hint="eastAsia"/>
+          <w:b/>
+          <w:bCs/>
+          <w:kern w:val="0"/>
+          <w:sz w:val="22"/>
+        </w:rPr>
+        <w:t>，需要去</w:t>
+      </w:r>
+      <w:r>
+        <w:rPr>
+          <w:rFonts w:ascii="Tahoma" w:eastAsia="微软雅黑" w:hAnsi="Tahoma" w:hint="eastAsia"/>
+          <w:b/>
+          <w:bCs/>
+          <w:kern w:val="0"/>
+          <w:sz w:val="22"/>
+        </w:rPr>
+        <w:t>示例中</w:t>
+      </w:r>
+      <w:r>
+        <w:rPr>
+          <w:rFonts w:ascii="Tahoma" w:eastAsia="微软雅黑" w:hAnsi="Tahoma" w:hint="eastAsia"/>
+          <w:b/>
+          <w:bCs/>
+          <w:kern w:val="0"/>
+          <w:sz w:val="22"/>
+        </w:rPr>
+        <w:t xml:space="preserve"> </w:t>
+      </w:r>
+      <w:r>
+        <w:rPr>
+          <w:rFonts w:ascii="Tahoma" w:eastAsia="微软雅黑" w:hAnsi="Tahoma" w:hint="eastAsia"/>
+          <w:b/>
+          <w:bCs/>
+          <w:color w:val="00B050"/>
+          <w:kern w:val="0"/>
+          <w:sz w:val="22"/>
+        </w:rPr>
+        <w:t>图片</w:t>
+      </w:r>
+      <w:r>
+        <w:rPr>
+          <w:rFonts w:ascii="Tahoma" w:eastAsia="微软雅黑" w:hAnsi="Tahoma" w:hint="eastAsia"/>
+          <w:b/>
+          <w:bCs/>
+          <w:color w:val="00B050"/>
+          <w:kern w:val="0"/>
+          <w:sz w:val="22"/>
+        </w:rPr>
+        <w:t>管理层</w:t>
+      </w:r>
+      <w:r>
+        <w:rPr>
+          <w:rFonts w:ascii="Tahoma" w:eastAsia="微软雅黑" w:hAnsi="Tahoma" w:hint="eastAsia"/>
+          <w:b/>
+          <w:bCs/>
+          <w:kern w:val="0"/>
+          <w:sz w:val="22"/>
+        </w:rPr>
+        <w:t xml:space="preserve"> </w:t>
+      </w:r>
+      <w:r>
+        <w:rPr>
+          <w:rFonts w:ascii="Tahoma" w:eastAsia="微软雅黑" w:hAnsi="Tahoma" w:hint="eastAsia"/>
+          <w:b/>
+          <w:bCs/>
+          <w:kern w:val="0"/>
+          <w:sz w:val="22"/>
+        </w:rPr>
+        <w:t>了解一下</w:t>
+      </w:r>
+      <w:r>
+        <w:rPr>
+          <w:rFonts w:ascii="Tahoma" w:eastAsia="微软雅黑" w:hAnsi="Tahoma"/>
+          <w:b/>
+          <w:bCs/>
+          <w:kern w:val="0"/>
+          <w:sz w:val="22"/>
+        </w:rPr>
+        <w:t xml:space="preserve"> </w:t>
+      </w:r>
+      <w:r>
+        <w:rPr>
+          <w:rFonts w:ascii="Tahoma" w:eastAsia="微软雅黑" w:hAnsi="Tahoma" w:hint="eastAsia"/>
+          <w:b/>
+          <w:bCs/>
+          <w:kern w:val="0"/>
+          <w:sz w:val="22"/>
+        </w:rPr>
+        <w:t>图片与鼠标</w:t>
+      </w:r>
+      <w:r>
+        <w:rPr>
+          <w:rFonts w:ascii="Tahoma" w:eastAsia="微软雅黑" w:hAnsi="Tahoma" w:hint="eastAsia"/>
+          <w:b/>
+          <w:bCs/>
+          <w:kern w:val="0"/>
+          <w:sz w:val="22"/>
+        </w:rPr>
+        <w:t xml:space="preserve"> </w:t>
+      </w:r>
+      <w:r>
+        <w:rPr>
+          <w:rFonts w:ascii="Tahoma" w:eastAsia="微软雅黑" w:hAnsi="Tahoma" w:hint="eastAsia"/>
+          <w:b/>
+          <w:bCs/>
+          <w:kern w:val="0"/>
+          <w:sz w:val="22"/>
+        </w:rPr>
+        <w:t>的使用。</w:t>
+      </w:r>
+    </w:p>
+    <w:p>
+      <w:pPr>
+        <w:widowControl/>
+        <w:snapToGrid w:val="0"/>
+        <w:jc w:val="left"/>
+        <w:rPr>
+          <w:rFonts w:ascii="Tahoma" w:eastAsia="微软雅黑" w:hAnsi="Tahoma"/>
+          <w:b/>
+          <w:bCs/>
+          <w:kern w:val="0"/>
+          <w:sz w:val="22"/>
+        </w:rPr>
+      </w:pPr>
+      <w:r>
+        <w:rPr>
+          <w:rFonts w:ascii="Tahoma" w:eastAsia="微软雅黑" w:hAnsi="Tahoma" w:hint="eastAsia"/>
+          <w:b/>
+          <w:bCs/>
+          <w:kern w:val="0"/>
+          <w:sz w:val="22"/>
+        </w:rPr>
+        <w:t>想了解图片</w:t>
+      </w:r>
+      <w:r>
+        <w:rPr>
+          <w:rFonts w:ascii="Tahoma" w:eastAsia="微软雅黑" w:hAnsi="Tahoma" w:hint="eastAsia"/>
+          <w:b/>
+          <w:bCs/>
+          <w:kern w:val="0"/>
+          <w:sz w:val="22"/>
+        </w:rPr>
+        <w:t>触发</w:t>
+      </w:r>
+      <w:r>
+        <w:rPr>
+          <w:rFonts w:ascii="Tahoma" w:eastAsia="微软雅黑" w:hAnsi="Tahoma" w:hint="eastAsia"/>
+          <w:b/>
+          <w:bCs/>
+          <w:kern w:val="0"/>
+          <w:sz w:val="22"/>
+        </w:rPr>
+        <w:t>如何写，去看看</w:t>
+      </w:r>
+      <w:r>
+        <w:rPr>
+          <w:rFonts w:ascii="Tahoma" w:eastAsia="微软雅黑" w:hAnsi="Tahoma"/>
+          <w:b/>
+          <w:bCs/>
+          <w:kern w:val="0"/>
+          <w:sz w:val="22"/>
+        </w:rPr>
+        <w:t xml:space="preserve"> </w:t>
+      </w:r>
+      <w:r>
+        <w:rPr>
+          <w:rFonts w:ascii="Tahoma" w:eastAsia="微软雅黑" w:hAnsi="Tahoma"/>
+          <w:b/>
+          <w:bCs/>
+          <w:kern w:val="0"/>
+          <w:sz w:val="22"/>
+        </w:rPr>
+        <w:t>"</w:t>
+      </w:r>
+      <w:r>
+        <w:rPr>
+          <w:rFonts w:ascii="Tahoma" w:eastAsia="微软雅黑" w:hAnsi="Tahoma"/>
+          <w:b/>
+          <w:bCs/>
+          <w:kern w:val="0"/>
+          <w:sz w:val="22"/>
+        </w:rPr>
+        <w:t>1</w:t>
+      </w:r>
+      <w:r>
+        <w:rPr>
+          <w:rFonts w:ascii="Tahoma" w:eastAsia="微软雅黑" w:hAnsi="Tahoma" w:hint="eastAsia"/>
+          <w:b/>
+          <w:bCs/>
+          <w:kern w:val="0"/>
+          <w:sz w:val="22"/>
+        </w:rPr>
+        <w:t>6</w:t>
+      </w:r>
+      <w:r>
+        <w:rPr>
+          <w:rFonts w:ascii="Tahoma" w:eastAsia="微软雅黑" w:hAnsi="Tahoma"/>
+          <w:b/>
+          <w:bCs/>
+          <w:kern w:val="0"/>
+          <w:sz w:val="22"/>
+        </w:rPr>
+        <w:t>.</w:t>
+      </w:r>
+      <w:r>
+        <w:rPr>
+          <w:rFonts w:ascii="Tahoma" w:eastAsia="微软雅黑" w:hAnsi="Tahoma" w:hint="eastAsia"/>
+          <w:b/>
+          <w:bCs/>
+          <w:kern w:val="0"/>
+          <w:sz w:val="22"/>
+        </w:rPr>
+        <w:t>图片</w:t>
+      </w:r>
+      <w:r>
+        <w:rPr>
+          <w:rFonts w:ascii="Tahoma" w:eastAsia="微软雅黑" w:hAnsi="Tahoma" w:hint="eastAsia"/>
+          <w:b/>
+          <w:bCs/>
+          <w:kern w:val="0"/>
+          <w:sz w:val="22"/>
+        </w:rPr>
+        <w:t xml:space="preserve"> </w:t>
+      </w:r>
+      <w:r>
+        <w:rPr>
+          <w:rFonts w:ascii="Tahoma" w:eastAsia="微软雅黑" w:hAnsi="Tahoma"/>
+          <w:b/>
+          <w:bCs/>
+          <w:kern w:val="0"/>
+          <w:sz w:val="22"/>
+        </w:rPr>
+        <w:t xml:space="preserve">&gt; </w:t>
+      </w:r>
+      <w:r>
+        <w:rPr>
+          <w:rFonts w:ascii="Tahoma" w:eastAsia="微软雅黑" w:hAnsi="Tahoma" w:hint="eastAsia"/>
+          <w:b/>
+          <w:bCs/>
+          <w:kern w:val="0"/>
+          <w:sz w:val="22"/>
+        </w:rPr>
+        <w:t>关于</w:t>
+      </w:r>
+      <w:r>
+        <w:rPr>
+          <w:rFonts w:ascii="Tahoma" w:eastAsia="微软雅黑" w:hAnsi="Tahoma" w:hint="eastAsia"/>
+          <w:b/>
+          <w:bCs/>
+          <w:kern w:val="0"/>
+          <w:sz w:val="22"/>
+        </w:rPr>
+        <w:t>图片与鼠标控制核心</w:t>
+      </w:r>
+      <w:r>
+        <w:rPr>
+          <w:rFonts w:ascii="Tahoma" w:eastAsia="微软雅黑" w:hAnsi="Tahoma"/>
+          <w:b/>
+          <w:bCs/>
+          <w:kern w:val="0"/>
+          <w:sz w:val="22"/>
+        </w:rPr>
+        <w:t>.docx"</w:t>
+      </w:r>
+      <w:r>
+        <w:rPr>
+          <w:rFonts w:ascii="Tahoma" w:eastAsia="微软雅黑" w:hAnsi="Tahoma"/>
+          <w:b/>
+          <w:bCs/>
+          <w:kern w:val="0"/>
+          <w:sz w:val="22"/>
+        </w:rPr>
+        <w:t xml:space="preserve"> </w:t>
+      </w:r>
+      <w:r>
+        <w:rPr>
+          <w:rFonts w:ascii="Tahoma" w:eastAsia="微软雅黑" w:hAnsi="Tahoma"/>
+          <w:b/>
+          <w:bCs/>
+          <w:kern w:val="0"/>
+          <w:sz w:val="22"/>
+        </w:rPr>
+        <w:t>。</w:t>
+      </w:r>
+    </w:p>
+    <w:p>
+      <w:pPr>
+        <w:widowControl/>
+        <w:jc w:val="left"/>
+        <w:rPr>
+          <w:rFonts w:ascii="宋体" w:eastAsia="宋体" w:hAnsi="宋体" w:cs="宋体"/>
+          <w:kern w:val="0"/>
+          <w:sz w:val="24"/>
+          <w:szCs w:val="24"/>
+        </w:rPr>
+      </w:pPr>
+    </w:p>
+    <w:p>
+      <w:pPr>
+        <w:widowControl/>
+        <w:jc w:val="left"/>
+        <w:rPr>
+          <w:rFonts w:ascii="宋体" w:eastAsia="宋体" w:hAnsi="宋体" w:cs="宋体" w:hint="eastAsia"/>
+          <w:kern w:val="0"/>
+          <w:sz w:val="24"/>
+          <w:szCs w:val="24"/>
+        </w:rPr>
+      </w:pPr>
+      <w:r>
+        <w:rPr>
+          <w:rFonts w:ascii="宋体" w:eastAsia="宋体" w:hAnsi="宋体" w:cs="宋体" w:hint="eastAsia"/>
+          <w:kern w:val="0"/>
+          <w:sz w:val="24"/>
+          <w:szCs w:val="24"/>
+        </w:rPr>
+        <w:br w:type="page"/>
+      </w:r>
+    </w:p>
+    <w:p>
+      <w:pPr>
+        <w:pStyle w:val="3"/>
+        <w:rPr>
+          <w:rFonts w:hint="eastAsia"/>
+        </w:rPr>
+      </w:pPr>
+      <w:r>
+        <w:rPr>
+          <w:rFonts w:hint="eastAsia"/>
+        </w:rPr>
+        <w:lastRenderedPageBreak/>
+        <w:t>基础配置</w:t>
+      </w:r>
+    </w:p>
+    <w:p>
+      <w:pPr>
+        <w:widowControl/>
+        <w:adjustRightInd w:val="0"/>
+        <w:snapToGrid w:val="0"/>
+        <w:spacing w:after="200"/>
+        <w:jc w:val="left"/>
+        <w:rPr>
+          <w:rFonts w:ascii="Tahoma" w:eastAsia="微软雅黑" w:hAnsi="Tahoma"/>
+          <w:kern w:val="0"/>
+          <w:sz w:val="22"/>
+        </w:rPr>
+      </w:pPr>
+      <w:r>
+        <w:rPr>
+          <w:rFonts w:ascii="Tahoma" w:eastAsia="微软雅黑" w:hAnsi="Tahoma" w:hint="eastAsia"/>
+          <w:kern w:val="0"/>
+          <w:sz w:val="22"/>
+        </w:rPr>
+        <w:t>具体注意示例下面的地方：</w:t>
+      </w:r>
+    </w:p>
+    <w:p>
+      <w:pPr>
+        <w:pStyle w:val="4"/>
+        <w:rPr>
+          <w:rFonts w:hint="eastAsia"/>
+        </w:rPr>
+      </w:pPr>
+      <w:r>
+        <w:t>1</w:t>
+      </w:r>
+      <w:r>
+        <w:rPr>
+          <w:rFonts w:hint="eastAsia"/>
+        </w:rPr>
+        <w:t>）图片</w:t>
+      </w:r>
+    </w:p>
+    <w:p>
+      <w:pPr>
+        <w:widowControl/>
+        <w:adjustRightInd w:val="0"/>
+        <w:snapToGrid w:val="0"/>
+        <w:jc w:val="left"/>
+        <w:rPr>
+          <w:rFonts w:ascii="Tahoma" w:eastAsia="微软雅黑" w:hAnsi="Tahoma"/>
+          <w:kern w:val="0"/>
+          <w:sz w:val="22"/>
+        </w:rPr>
+      </w:pPr>
+      <w:r>
+        <w:rPr>
+          <w:rFonts w:ascii="Tahoma" w:eastAsia="微软雅黑" w:hAnsi="Tahoma" w:hint="eastAsia"/>
+          <w:kern w:val="0"/>
+          <w:sz w:val="22"/>
+        </w:rPr>
+        <w:t>鼠标迷宫需要图片作为开始点、终点、迷宫墙壁、失败时的叉，</w:t>
+      </w:r>
+    </w:p>
+    <w:p>
+      <w:pPr>
+        <w:widowControl/>
+        <w:adjustRightInd w:val="0"/>
+        <w:snapToGrid w:val="0"/>
+        <w:jc w:val="left"/>
+        <w:rPr>
+          <w:rFonts w:ascii="Tahoma" w:eastAsia="微软雅黑" w:hAnsi="Tahoma"/>
+          <w:kern w:val="0"/>
+          <w:sz w:val="22"/>
+        </w:rPr>
+      </w:pPr>
+      <w:r>
+        <w:rPr>
+          <w:rFonts w:ascii="Tahoma" w:eastAsia="微软雅黑" w:hAnsi="Tahoma" w:hint="eastAsia"/>
+          <w:kern w:val="0"/>
+          <w:sz w:val="22"/>
+        </w:rPr>
+        <w:t>留意图片创建指令。留意“修改为像素判定”。</w:t>
+      </w:r>
+    </w:p>
+    <w:p>
+      <w:pPr>
+        <w:widowControl/>
+        <w:snapToGrid w:val="0"/>
+        <w:jc w:val="center"/>
+        <w:rPr>
+          <w:rFonts w:ascii="宋体" w:eastAsia="宋体" w:hAnsi="宋体" w:cs="宋体" w:hint="eastAsia"/>
+          <w:kern w:val="0"/>
+          <w:sz w:val="24"/>
+          <w:szCs w:val="24"/>
+        </w:rPr>
+      </w:pPr>
+      <w:r>
+        <w:rPr>
+          <w:rFonts w:ascii="宋体" w:eastAsia="宋体" w:hAnsi="宋体" w:cs="宋体"/>
+          <w:noProof/>
+          <w:kern w:val="0"/>
+          <w:sz w:val="24"/>
+          <w:szCs w:val="24"/>
+        </w:rPr>
+        <w:drawing>
+          <wp:inline distT="0" distB="0" distL="0" distR="0" wp14:anchorId="4F42D0E6" wp14:editId="5154DE3F">
             <wp:extent cx="4628144" cy="1455420"/>
             <wp:effectExtent l="0" t="0" r="1270" b="0"/>
             <wp:docPr id="2070310586" name="图片 4"/>
@@ -1200,7 +3151,7 @@
                     </pic:cNvPicPr>
                   </pic:nvPicPr>
                   <pic:blipFill>
-                    <a:blip r:embed="rId11">
+                    <a:blip r:embed="rId15">
                       <a:extLst>
                         <a:ext uri="{28A0092B-C50C-407E-A947-70E740481C1C}">
                           <a14:useLocalDpi xmlns:a14="http://schemas.microsoft.com/office/drawing/2010/main" val="0"/>
@@ -1267,55 +3218,7 @@
           <w:kern w:val="0"/>
           <w:sz w:val="22"/>
         </w:rPr>
-        <w:t>关卡</w:t>
-      </w:r>
-      <w:r>
-        <w:rPr>
-          <w:rFonts w:ascii="Tahoma" w:eastAsia="微软雅黑" w:hAnsi="Tahoma" w:hint="eastAsia"/>
-          <w:kern w:val="0"/>
-          <w:sz w:val="22"/>
-        </w:rPr>
-        <w:t>通过</w:t>
-      </w:r>
-      <w:r>
-        <w:rPr>
-          <w:rFonts w:ascii="Tahoma" w:eastAsia="微软雅黑" w:hAnsi="Tahoma" w:hint="eastAsia"/>
-          <w:kern w:val="0"/>
-          <w:sz w:val="22"/>
-        </w:rPr>
-        <w:t>一个事件</w:t>
-      </w:r>
-      <w:r>
-        <w:rPr>
-          <w:rFonts w:ascii="Tahoma" w:eastAsia="微软雅黑" w:hAnsi="Tahoma" w:hint="eastAsia"/>
-          <w:kern w:val="0"/>
-          <w:sz w:val="22"/>
-        </w:rPr>
-        <w:t>进入到关卡</w:t>
-      </w:r>
-      <w:r>
-        <w:rPr>
-          <w:rFonts w:ascii="Tahoma" w:eastAsia="微软雅黑" w:hAnsi="Tahoma" w:hint="eastAsia"/>
-          <w:kern w:val="0"/>
-          <w:sz w:val="22"/>
-        </w:rPr>
-        <w:t>。剩下的都通过公共事件来</w:t>
-      </w:r>
-      <w:r>
-        <w:rPr>
-          <w:rFonts w:ascii="Tahoma" w:eastAsia="微软雅黑" w:hAnsi="Tahoma" w:hint="eastAsia"/>
-          <w:kern w:val="0"/>
-          <w:sz w:val="22"/>
-        </w:rPr>
-        <w:t>专门</w:t>
-      </w:r>
-      <w:r>
-        <w:rPr>
-          <w:rFonts w:ascii="Tahoma" w:eastAsia="微软雅黑" w:hAnsi="Tahoma" w:hint="eastAsia"/>
-          <w:kern w:val="0"/>
-          <w:sz w:val="22"/>
-        </w:rPr>
-        <w:t>处理。</w:t>
+        <w:t>关卡通过一个事件进入到关卡。剩下的都通过公共事件来专门处理。</w:t>
       </w:r>
     </w:p>
     <w:p>
@@ -1325,7 +3228,7 @@
         <w:snapToGrid w:val="0"/>
         <w:jc w:val="center"/>
         <w:rPr>
-          <w:rFonts w:ascii="Tahoma" w:eastAsia="微软雅黑" w:hAnsi="Tahoma" w:hint="eastAsia"/>
+          <w:rFonts w:ascii="Tahoma" w:eastAsia="微软雅黑" w:hAnsi="Tahoma"/>
           <w:kern w:val="0"/>
           <w:sz w:val="22"/>
         </w:rPr>
@@ -1339,7 +3242,7 @@
           <w:szCs w:val="24"/>
         </w:rPr>
         <w:drawing>
-          <wp:inline distT="0" distB="0" distL="0" distR="0" wp14:anchorId="53618105" wp14:editId="10724B77">
+          <wp:inline distT="0" distB="0" distL="0" distR="0" wp14:anchorId="3FDEF6CC" wp14:editId="67AEB6C4">
             <wp:extent cx="2519712" cy="1348740"/>
             <wp:effectExtent l="0" t="0" r="0" b="3810"/>
             <wp:docPr id="1049597662" name="图片 3"/>
@@ -1356,7 +3259,7 @@
                     </pic:cNvPicPr>
                   </pic:nvPicPr>
                   <pic:blipFill>
-                    <a:blip r:embed="rId12" cstate="print">
+                    <a:blip r:embed="rId16" cstate="print">
                       <a:extLst>
                         <a:ext uri="{28A0092B-C50C-407E-A947-70E740481C1C}">
                           <a14:useLocalDpi xmlns:a14="http://schemas.microsoft.com/office/drawing/2010/main" val="0"/>
@@ -1408,13 +3311,60 @@
         <w:rPr>
           <w:rFonts w:hint="eastAsia"/>
         </w:rPr>
+        <w:t>变量和开关</w:t>
+      </w:r>
+    </w:p>
+    <w:p>
+      <w:pPr>
+        <w:widowControl/>
+        <w:adjustRightInd w:val="0"/>
+        <w:snapToGrid w:val="0"/>
+        <w:jc w:val="left"/>
+        <w:rPr>
+          <w:rFonts w:ascii="Tahoma" w:eastAsia="微软雅黑" w:hAnsi="Tahoma"/>
+          <w:kern w:val="0"/>
+          <w:sz w:val="22"/>
+        </w:rPr>
+      </w:pPr>
+      <w:r>
+        <w:rPr>
+          <w:rFonts w:ascii="Tahoma" w:eastAsia="微软雅黑" w:hAnsi="Tahoma" w:hint="eastAsia"/>
+          <w:kern w:val="0"/>
+          <w:sz w:val="22"/>
+        </w:rPr>
+        <w:t>游戏中只用到了</w:t>
+      </w:r>
+      <w:r>
+        <w:rPr>
+          <w:rFonts w:ascii="Tahoma" w:eastAsia="微软雅黑" w:hAnsi="Tahoma" w:hint="eastAsia"/>
+          <w:kern w:val="0"/>
+          <w:sz w:val="22"/>
+        </w:rPr>
+        <w:t xml:space="preserve"> </w:t>
+      </w:r>
+      <w:r>
+        <w:rPr>
+          <w:rFonts w:ascii="Tahoma" w:eastAsia="微软雅黑" w:hAnsi="Tahoma" w:hint="eastAsia"/>
+          <w:kern w:val="0"/>
+          <w:sz w:val="22"/>
+        </w:rPr>
         <w:t>变量</w:t>
       </w:r>
       <w:r>
         <w:rPr>
-          <w:rFonts w:hint="eastAsia"/>
-        </w:rPr>
-        <w:t>和开关</w:t>
+          <w:rFonts w:ascii="Tahoma" w:eastAsia="微软雅黑" w:hAnsi="Tahoma" w:hint="eastAsia"/>
+          <w:kern w:val="0"/>
+          <w:sz w:val="22"/>
+        </w:rPr>
+        <w:t>55</w:t>
+      </w:r>
+      <w:r>
+        <w:rPr>
+          <w:rFonts w:ascii="Tahoma" w:eastAsia="微软雅黑" w:hAnsi="Tahoma" w:hint="eastAsia"/>
+          <w:kern w:val="0"/>
+          <w:sz w:val="22"/>
+        </w:rPr>
+        <w:t>，如下图。</w:t>
       </w:r>
     </w:p>
     <w:p>
@@ -1435,7 +3385,7 @@
           <w:kern w:val="0"/>
           <w:sz w:val="22"/>
         </w:rPr>
-        <w:t>游戏中只用到了</w:t>
+        <w:t>（你可以修改变量，但要一并修改</w:t>
       </w:r>
       <w:r>
         <w:rPr>
@@ -1451,23 +3401,23 @@
           <w:kern w:val="0"/>
           <w:sz w:val="22"/>
         </w:rPr>
-        <w:t>变量</w:t>
-      </w:r>
-      <w:r>
-        <w:rPr>
-          <w:rFonts w:ascii="Tahoma" w:eastAsia="微软雅黑" w:hAnsi="Tahoma" w:hint="eastAsia"/>
-          <w:kern w:val="0"/>
-          <w:sz w:val="22"/>
-        </w:rPr>
-        <w:t>55</w:t>
-      </w:r>
-      <w:r>
-        <w:rPr>
-          <w:rFonts w:ascii="Tahoma" w:eastAsia="微软雅黑" w:hAnsi="Tahoma" w:hint="eastAsia"/>
-          <w:kern w:val="0"/>
-          <w:sz w:val="22"/>
-        </w:rPr>
-        <w:t>，如下图。</w:t>
+        <w:t>公共事件和地图中的事件</w:t>
+      </w:r>
+      <w:r>
+        <w:rPr>
+          <w:rFonts w:ascii="Tahoma" w:eastAsia="微软雅黑" w:hAnsi="Tahoma" w:hint="eastAsia"/>
+          <w:kern w:val="0"/>
+          <w:sz w:val="22"/>
+        </w:rPr>
+        <w:t xml:space="preserve"> </w:t>
+      </w:r>
+      <w:r>
+        <w:rPr>
+          <w:rFonts w:ascii="Tahoma" w:eastAsia="微软雅黑" w:hAnsi="Tahoma" w:hint="eastAsia"/>
+          <w:kern w:val="0"/>
+          <w:sz w:val="22"/>
+        </w:rPr>
+        <w:t>对应的变量）</w:t>
       </w:r>
     </w:p>
     <w:p>
@@ -1475,78 +3425,9 @@
         <w:widowControl/>
         <w:adjustRightInd w:val="0"/>
         <w:snapToGrid w:val="0"/>
-        <w:jc w:val="left"/>
-        <w:rPr>
-          <w:rFonts w:ascii="Tahoma" w:eastAsia="微软雅黑" w:hAnsi="Tahoma" w:hint="eastAsia"/>
-          <w:kern w:val="0"/>
-          <w:sz w:val="22"/>
-        </w:rPr>
-      </w:pPr>
-      <w:r>
-        <w:rPr>
-          <w:rFonts w:ascii="Tahoma" w:eastAsia="微软雅黑" w:hAnsi="Tahoma" w:hint="eastAsia"/>
-          <w:kern w:val="0"/>
-          <w:sz w:val="22"/>
-        </w:rPr>
-        <w:t>（你可以修改变量，但要一并修改</w:t>
-      </w:r>
-      <w:r>
-        <w:rPr>
-          <w:rFonts w:ascii="Tahoma" w:eastAsia="微软雅黑" w:hAnsi="Tahoma" w:hint="eastAsia"/>
-          <w:kern w:val="0"/>
-          <w:sz w:val="22"/>
-        </w:rPr>
-        <w:t xml:space="preserve"> </w:t>
-      </w:r>
-      <w:r>
-        <w:rPr>
-          <w:rFonts w:ascii="Tahoma" w:eastAsia="微软雅黑" w:hAnsi="Tahoma" w:hint="eastAsia"/>
-          <w:kern w:val="0"/>
-          <w:sz w:val="22"/>
-        </w:rPr>
-        <w:t>公共事件和地图中的事件</w:t>
-      </w:r>
-      <w:r>
-        <w:rPr>
-          <w:rFonts w:ascii="Tahoma" w:eastAsia="微软雅黑" w:hAnsi="Tahoma" w:hint="eastAsia"/>
-          <w:kern w:val="0"/>
-          <w:sz w:val="22"/>
-        </w:rPr>
-        <w:t xml:space="preserve"> </w:t>
-      </w:r>
-      <w:r>
-        <w:rPr>
-          <w:rFonts w:ascii="Tahoma" w:eastAsia="微软雅黑" w:hAnsi="Tahoma" w:hint="eastAsia"/>
-          <w:kern w:val="0"/>
-          <w:sz w:val="22"/>
-        </w:rPr>
-        <w:t>对应的</w:t>
-      </w:r>
-      <w:r>
-        <w:rPr>
-          <w:rFonts w:ascii="Tahoma" w:eastAsia="微软雅黑" w:hAnsi="Tahoma" w:hint="eastAsia"/>
-          <w:kern w:val="0"/>
-          <w:sz w:val="22"/>
-        </w:rPr>
-        <w:t>变量</w:t>
-      </w:r>
-      <w:r>
-        <w:rPr>
-          <w:rFonts w:ascii="Tahoma" w:eastAsia="微软雅黑" w:hAnsi="Tahoma" w:hint="eastAsia"/>
-          <w:kern w:val="0"/>
-          <w:sz w:val="22"/>
-        </w:rPr>
-        <w:t>）</w:t>
-      </w:r>
-    </w:p>
-    <w:p>
-      <w:pPr>
-        <w:widowControl/>
-        <w:adjustRightInd w:val="0"/>
-        <w:snapToGrid w:val="0"/>
         <w:jc w:val="center"/>
         <w:rPr>
-          <w:rFonts w:ascii="Tahoma" w:eastAsia="微软雅黑" w:hAnsi="Tahoma" w:hint="eastAsia"/>
+          <w:rFonts w:ascii="Tahoma" w:eastAsia="微软雅黑" w:hAnsi="Tahoma"/>
           <w:kern w:val="0"/>
           <w:sz w:val="22"/>
         </w:rPr>
@@ -1557,7 +3438,7 @@
           <w:noProof/>
         </w:rPr>
         <w:drawing>
-          <wp:inline distT="0" distB="0" distL="0" distR="0" wp14:anchorId="76C330C9" wp14:editId="79BD6344">
+          <wp:inline distT="0" distB="0" distL="0" distR="0" wp14:anchorId="34A6620F" wp14:editId="6E0C9FA8">
             <wp:extent cx="2116667" cy="2726517"/>
             <wp:effectExtent l="0" t="0" r="0" b="0"/>
             <wp:docPr id="1521652705" name="图片 1"/>
@@ -1574,7 +3455,7 @@
                     </pic:cNvPicPr>
                   </pic:nvPicPr>
                   <pic:blipFill>
-                    <a:blip r:embed="rId13">
+                    <a:blip r:embed="rId17">
                       <a:extLst>
                         <a:ext uri="{28A0092B-C50C-407E-A947-70E740481C1C}">
                           <a14:useLocalDpi xmlns:a14="http://schemas.microsoft.com/office/drawing/2010/main" val="0"/>
@@ -1613,7 +3494,7 @@
         <w:snapToGrid w:val="0"/>
         <w:jc w:val="left"/>
         <w:rPr>
-          <w:rFonts w:ascii="Tahoma" w:eastAsia="微软雅黑" w:hAnsi="Tahoma" w:hint="eastAsia"/>
+          <w:rFonts w:ascii="Tahoma" w:eastAsia="微软雅黑" w:hAnsi="Tahoma"/>
           <w:kern w:val="0"/>
           <w:sz w:val="22"/>
         </w:rPr>
@@ -1658,31 +3539,7 @@
           <w:kern w:val="0"/>
           <w:sz w:val="22"/>
         </w:rPr>
-        <w:t>留意</w:t>
-      </w:r>
-      <w:r>
-        <w:rPr>
-          <w:rFonts w:ascii="Tahoma" w:eastAsia="微软雅黑" w:hAnsi="Tahoma" w:hint="eastAsia"/>
-          <w:kern w:val="0"/>
-          <w:sz w:val="22"/>
-        </w:rPr>
-        <w:t>公共事件的</w:t>
-      </w:r>
-      <w:r>
-        <w:rPr>
-          <w:rFonts w:ascii="Tahoma" w:eastAsia="微软雅黑" w:hAnsi="Tahoma" w:hint="eastAsia"/>
-          <w:kern w:val="0"/>
-          <w:sz w:val="22"/>
-        </w:rPr>
-        <w:t>控制设置</w:t>
-      </w:r>
-      <w:r>
-        <w:rPr>
-          <w:rFonts w:ascii="Tahoma" w:eastAsia="微软雅黑" w:hAnsi="Tahoma" w:hint="eastAsia"/>
-          <w:kern w:val="0"/>
-          <w:sz w:val="22"/>
-        </w:rPr>
-        <w:t>：</w:t>
+        <w:t>留意公共事件的控制设置：</w:t>
       </w:r>
     </w:p>
     <w:p>
@@ -1706,7 +3563,7 @@
           <w:szCs w:val="24"/>
         </w:rPr>
         <w:drawing>
-          <wp:inline distT="0" distB="0" distL="0" distR="0" wp14:anchorId="6E4C23DE" wp14:editId="5B7F38B5">
+          <wp:inline distT="0" distB="0" distL="0" distR="0" wp14:anchorId="7555D16F" wp14:editId="7850949E">
             <wp:extent cx="1821180" cy="881216"/>
             <wp:effectExtent l="0" t="0" r="7620" b="0"/>
             <wp:docPr id="212714220" name="图片 1"/>
@@ -1723,7 +3580,7 @@
                     </pic:cNvPicPr>
                   </pic:nvPicPr>
                   <pic:blipFill>
-                    <a:blip r:embed="rId14">
+                    <a:blip r:embed="rId18">
                       <a:extLst>
                         <a:ext uri="{28A0092B-C50C-407E-A947-70E740481C1C}">
                           <a14:useLocalDpi xmlns:a14="http://schemas.microsoft.com/office/drawing/2010/main" val="0"/>
@@ -1774,39 +3631,7 @@
           <w:kern w:val="0"/>
           <w:sz w:val="22"/>
         </w:rPr>
-        <w:t>注意这</w:t>
-      </w:r>
-      <w:r>
-        <w:rPr>
-          <w:rFonts w:ascii="Tahoma" w:eastAsia="微软雅黑" w:hAnsi="Tahoma" w:hint="eastAsia"/>
-          <w:kern w:val="0"/>
-          <w:sz w:val="22"/>
-        </w:rPr>
-        <w:t>三个</w:t>
-      </w:r>
-      <w:r>
-        <w:rPr>
-          <w:rFonts w:ascii="Tahoma" w:eastAsia="微软雅黑" w:hAnsi="Tahoma" w:hint="eastAsia"/>
-          <w:kern w:val="0"/>
-          <w:sz w:val="22"/>
-        </w:rPr>
-        <w:t>公共事件</w:t>
-      </w:r>
-      <w:r>
-        <w:rPr>
-          <w:rFonts w:ascii="Tahoma" w:eastAsia="微软雅黑" w:hAnsi="Tahoma" w:hint="eastAsia"/>
-          <w:kern w:val="0"/>
-          <w:sz w:val="22"/>
-        </w:rPr>
-        <w:t>都</w:t>
-      </w:r>
-      <w:r>
-        <w:rPr>
-          <w:rFonts w:ascii="Tahoma" w:eastAsia="微软雅黑" w:hAnsi="Tahoma" w:hint="eastAsia"/>
-          <w:kern w:val="0"/>
-          <w:sz w:val="22"/>
-        </w:rPr>
-        <w:t>区分</w:t>
+        <w:t>注意这三个公共事件都区分</w:t>
       </w:r>
       <w:r>
         <w:rPr>
@@ -1822,47 +3647,7 @@
           <w:kern w:val="0"/>
           <w:sz w:val="22"/>
         </w:rPr>
-        <w:t>个</w:t>
-      </w:r>
-      <w:r>
-        <w:rPr>
-          <w:rFonts w:ascii="Tahoma" w:eastAsia="微软雅黑" w:hAnsi="Tahoma" w:hint="eastAsia"/>
-          <w:kern w:val="0"/>
-          <w:sz w:val="22"/>
-        </w:rPr>
-        <w:t>关卡</w:t>
-      </w:r>
-      <w:r>
-        <w:rPr>
-          <w:rFonts w:ascii="Tahoma" w:eastAsia="微软雅黑" w:hAnsi="Tahoma" w:hint="eastAsia"/>
-          <w:kern w:val="0"/>
-          <w:sz w:val="22"/>
-        </w:rPr>
-        <w:t>，虽然大部分指令</w:t>
-      </w:r>
-      <w:r>
-        <w:rPr>
-          <w:rFonts w:ascii="Tahoma" w:eastAsia="微软雅黑" w:hAnsi="Tahoma" w:hint="eastAsia"/>
-          <w:kern w:val="0"/>
-          <w:sz w:val="22"/>
-        </w:rPr>
-        <w:t>相似</w:t>
-      </w:r>
-      <w:r>
-        <w:rPr>
-          <w:rFonts w:ascii="Tahoma" w:eastAsia="微软雅黑" w:hAnsi="Tahoma" w:hint="eastAsia"/>
-          <w:kern w:val="0"/>
-          <w:sz w:val="22"/>
-        </w:rPr>
-        <w:t>，但注意小部分差异</w:t>
-      </w:r>
-      <w:r>
-        <w:rPr>
-          <w:rFonts w:ascii="Tahoma" w:eastAsia="微软雅黑" w:hAnsi="Tahoma" w:hint="eastAsia"/>
-          <w:kern w:val="0"/>
-          <w:sz w:val="22"/>
-        </w:rPr>
-        <w:t>。</w:t>
+        <w:t>个关卡，虽然大部分指令相似，但注意小部分差异。</w:t>
       </w:r>
     </w:p>
     <w:p>
@@ -1886,7 +3671,7 @@
           <w:szCs w:val="24"/>
         </w:rPr>
         <w:drawing>
-          <wp:inline distT="0" distB="0" distL="0" distR="0" wp14:anchorId="61D7614F" wp14:editId="394468B9">
+          <wp:inline distT="0" distB="0" distL="0" distR="0" wp14:anchorId="466276FF" wp14:editId="4A7BE961">
             <wp:extent cx="3923235" cy="1897380"/>
             <wp:effectExtent l="0" t="0" r="1270" b="7620"/>
             <wp:docPr id="304069930" name="图片 2"/>
@@ -1903,7 +3688,7 @@
                     </pic:cNvPicPr>
                   </pic:nvPicPr>
                   <pic:blipFill>
-                    <a:blip r:embed="rId15">
+                    <a:blip r:embed="rId19">
                       <a:extLst>
                         <a:ext uri="{28A0092B-C50C-407E-A947-70E740481C1C}">
                           <a14:useLocalDpi xmlns:a14="http://schemas.microsoft.com/office/drawing/2010/main" val="0"/>
@@ -1940,7 +3725,7 @@
         <w:widowControl/>
         <w:snapToGrid w:val="0"/>
         <w:rPr>
-          <w:rFonts w:ascii="宋体" w:eastAsia="宋体" w:hAnsi="宋体" w:cs="宋体"/>
+          <w:rFonts w:ascii="宋体" w:eastAsia="宋体" w:hAnsi="宋体" w:cs="宋体" w:hint="eastAsia"/>
           <w:kern w:val="0"/>
           <w:sz w:val="24"/>
           <w:szCs w:val="24"/>
@@ -1978,7 +3763,7 @@
         <w:widowControl/>
         <w:snapToGrid w:val="0"/>
         <w:rPr>
-          <w:rFonts w:ascii="宋体" w:eastAsia="宋体" w:hAnsi="宋体" w:cs="宋体"/>
+          <w:rFonts w:ascii="宋体" w:eastAsia="宋体" w:hAnsi="宋体" w:cs="宋体" w:hint="eastAsia"/>
           <w:kern w:val="0"/>
           <w:sz w:val="24"/>
           <w:szCs w:val="24"/>
@@ -2023,7 +3808,7 @@
         <w:snapToGrid w:val="0"/>
         <w:jc w:val="center"/>
         <w:rPr>
-          <w:rFonts w:ascii="宋体" w:eastAsia="宋体" w:hAnsi="宋体" w:cs="宋体"/>
+          <w:rFonts w:ascii="宋体" w:eastAsia="宋体" w:hAnsi="宋体" w:cs="宋体" w:hint="eastAsia"/>
           <w:kern w:val="0"/>
           <w:sz w:val="24"/>
           <w:szCs w:val="24"/>
@@ -2035,7 +3820,7 @@
           <w:noProof/>
         </w:rPr>
         <w:drawing>
-          <wp:inline distT="0" distB="0" distL="0" distR="0" wp14:anchorId="6996C133" wp14:editId="1C5190AC">
+          <wp:inline distT="0" distB="0" distL="0" distR="0" wp14:anchorId="0EB518CA" wp14:editId="5484BC19">
             <wp:extent cx="4605866" cy="960582"/>
             <wp:effectExtent l="0" t="0" r="4445" b="0"/>
             <wp:docPr id="385830482" name="图片 2"/>
@@ -2052,7 +3837,7 @@
                     </pic:cNvPicPr>
                   </pic:nvPicPr>
                   <pic:blipFill>
-                    <a:blip r:embed="rId16">
+                    <a:blip r:embed="rId20">
                       <a:extLst>
                         <a:ext uri="{28A0092B-C50C-407E-A947-70E740481C1C}">
                           <a14:useLocalDpi xmlns:a14="http://schemas.microsoft.com/office/drawing/2010/main" val="0"/>
@@ -2119,1452 +3904,6 @@
     </w:p>
     <w:p>
       <w:pPr>
-        <w:pStyle w:val="2"/>
-        <w:rPr>
-          <w:rFonts w:hint="eastAsia"/>
-        </w:rPr>
-      </w:pPr>
-      <w:r>
-        <w:rPr>
-          <w:rFonts w:hint="eastAsia"/>
-        </w:rPr>
-        <w:lastRenderedPageBreak/>
-        <w:t>鼠标迷宫</w:t>
-      </w:r>
-      <w:r>
-        <w:rPr>
-          <w:rFonts w:hint="eastAsia"/>
-        </w:rPr>
-        <w:t>-谜题</w:t>
-      </w:r>
-      <w:r>
-        <w:rPr>
-          <w:rFonts w:hint="eastAsia"/>
-        </w:rPr>
-        <w:t>设计</w:t>
-      </w:r>
-    </w:p>
-    <w:p>
-      <w:pPr>
-        <w:pStyle w:val="3"/>
-        <w:rPr>
-          <w:rFonts w:hint="eastAsia"/>
-        </w:rPr>
-      </w:pPr>
-      <w:r>
-        <w:rPr>
-          <w:rFonts w:hint="eastAsia"/>
-        </w:rPr>
-        <w:t>设计</w:t>
-      </w:r>
-      <w:r>
-        <w:rPr>
-          <w:rFonts w:hint="eastAsia"/>
-        </w:rPr>
-        <w:t>简介</w:t>
-      </w:r>
-    </w:p>
-    <w:p>
-      <w:pPr>
-        <w:pStyle w:val="4"/>
-        <w:rPr>
-          <w:rFonts w:hint="eastAsia"/>
-        </w:rPr>
-      </w:pPr>
-      <w:r>
-        <w:rPr>
-          <w:rFonts w:hint="eastAsia"/>
-        </w:rPr>
-        <w:t>1）</w:t>
-      </w:r>
-      <w:r>
-        <w:rPr>
-          <w:rFonts w:hint="eastAsia"/>
-        </w:rPr>
-        <w:t>游戏规则</w:t>
-      </w:r>
-    </w:p>
-    <w:p>
-      <w:pPr>
-        <w:widowControl/>
-        <w:adjustRightInd w:val="0"/>
-        <w:snapToGrid w:val="0"/>
-        <w:jc w:val="left"/>
-        <w:rPr>
-          <w:rFonts w:ascii="Tahoma" w:eastAsia="微软雅黑" w:hAnsi="Tahoma"/>
-          <w:kern w:val="0"/>
-          <w:sz w:val="22"/>
-        </w:rPr>
-      </w:pPr>
-      <w:r>
-        <w:rPr>
-          <w:rFonts w:ascii="Tahoma" w:eastAsia="微软雅黑" w:hAnsi="Tahoma" w:hint="eastAsia"/>
-          <w:kern w:val="0"/>
-          <w:sz w:val="22"/>
-        </w:rPr>
-        <w:t>纯</w:t>
-      </w:r>
-      <w:r>
-        <w:rPr>
-          <w:rFonts w:ascii="Tahoma" w:eastAsia="微软雅黑" w:hAnsi="Tahoma" w:hint="eastAsia"/>
-          <w:kern w:val="0"/>
-          <w:sz w:val="22"/>
-        </w:rPr>
-        <w:t>鼠标控制的游戏，鼠标</w:t>
-      </w:r>
-      <w:r>
-        <w:rPr>
-          <w:rFonts w:ascii="Tahoma" w:eastAsia="微软雅黑" w:hAnsi="Tahoma" w:hint="eastAsia"/>
-          <w:kern w:val="0"/>
-          <w:sz w:val="22"/>
-        </w:rPr>
-        <w:t>点击按钮后开始迷宫闯关</w:t>
-      </w:r>
-      <w:r>
-        <w:rPr>
-          <w:rFonts w:ascii="Tahoma" w:eastAsia="微软雅黑" w:hAnsi="Tahoma" w:hint="eastAsia"/>
-          <w:kern w:val="0"/>
-          <w:sz w:val="22"/>
-        </w:rPr>
-        <w:t>。</w:t>
-      </w:r>
-    </w:p>
-    <w:p>
-      <w:pPr>
-        <w:widowControl/>
-        <w:adjustRightInd w:val="0"/>
-        <w:snapToGrid w:val="0"/>
-        <w:jc w:val="left"/>
-        <w:rPr>
-          <w:rFonts w:ascii="Tahoma" w:eastAsia="微软雅黑" w:hAnsi="Tahoma"/>
-          <w:kern w:val="0"/>
-          <w:sz w:val="22"/>
-        </w:rPr>
-      </w:pPr>
-      <w:r>
-        <w:rPr>
-          <w:rFonts w:ascii="Tahoma" w:eastAsia="微软雅黑" w:hAnsi="Tahoma" w:hint="eastAsia"/>
-          <w:kern w:val="0"/>
-          <w:sz w:val="22"/>
-        </w:rPr>
-        <w:t>如果鼠标碰到了迷宫边缘，则关卡失败。</w:t>
-      </w:r>
-    </w:p>
-    <w:p>
-      <w:pPr>
-        <w:widowControl/>
-        <w:adjustRightInd w:val="0"/>
-        <w:snapToGrid w:val="0"/>
-        <w:jc w:val="left"/>
-        <w:rPr>
-          <w:rFonts w:ascii="Tahoma" w:eastAsia="微软雅黑" w:hAnsi="Tahoma"/>
-          <w:kern w:val="0"/>
-          <w:sz w:val="22"/>
-        </w:rPr>
-      </w:pPr>
-      <w:r>
-        <w:rPr>
-          <w:rFonts w:ascii="Tahoma" w:eastAsia="微软雅黑" w:hAnsi="Tahoma" w:hint="eastAsia"/>
-          <w:kern w:val="0"/>
-          <w:sz w:val="22"/>
-        </w:rPr>
-        <w:t>鼠标需要到达终点</w:t>
-      </w:r>
-      <w:r>
-        <w:rPr>
-          <w:rFonts w:ascii="Tahoma" w:eastAsia="微软雅黑" w:hAnsi="Tahoma" w:hint="eastAsia"/>
-          <w:kern w:val="0"/>
-          <w:sz w:val="22"/>
-        </w:rPr>
-        <w:t>才可通关。</w:t>
-      </w:r>
-    </w:p>
-    <w:p>
-      <w:pPr>
-        <w:widowControl/>
-        <w:adjustRightInd w:val="0"/>
-        <w:snapToGrid w:val="0"/>
-        <w:jc w:val="left"/>
-        <w:rPr>
-          <w:rFonts w:ascii="Tahoma" w:eastAsia="微软雅黑" w:hAnsi="Tahoma"/>
-          <w:kern w:val="0"/>
-          <w:sz w:val="22"/>
-        </w:rPr>
-      </w:pPr>
-      <w:r>
-        <w:rPr>
-          <w:rFonts w:ascii="Tahoma" w:eastAsia="微软雅黑" w:hAnsi="Tahoma" w:hint="eastAsia"/>
-          <w:kern w:val="0"/>
-          <w:sz w:val="22"/>
-        </w:rPr>
-        <w:t>（其实鼠标迷宫更像一个敏捷类的小游戏，而非解谜。）</w:t>
-      </w:r>
-    </w:p>
-    <w:tbl>
-      <w:tblPr>
-        <w:tblStyle w:val="af"/>
-        <w:tblW w:w="0" w:type="auto"/>
-        <w:shd w:val="clear" w:color="auto" w:fill="DEEAF6" w:themeFill="accent1" w:themeFillTint="33"/>
-        <w:tblLook w:val="04A0" w:firstRow="1" w:lastRow="0" w:firstColumn="1" w:lastColumn="0" w:noHBand="0" w:noVBand="1"/>
-      </w:tblPr>
-      <w:tblGrid>
-        <w:gridCol w:w="8522"/>
-      </w:tblGrid>
-      <w:tr>
-        <w:tc>
-          <w:tcPr>
-            <w:tcW w:w="8522" w:type="dxa"/>
-            <w:shd w:val="clear" w:color="auto" w:fill="DEEAF6" w:themeFill="accent1" w:themeFillTint="33"/>
-          </w:tcPr>
-          <w:p>
-            <w:pPr>
-              <w:widowControl/>
-              <w:adjustRightInd w:val="0"/>
-              <w:jc w:val="left"/>
-              <w:rPr>
-                <w:rFonts w:ascii="Tahoma" w:eastAsia="微软雅黑" w:hAnsi="Tahoma"/>
-                <w:kern w:val="0"/>
-                <w:sz w:val="22"/>
-              </w:rPr>
-            </w:pPr>
-            <w:r>
-              <w:rPr>
-                <w:rFonts w:ascii="Tahoma" w:eastAsia="微软雅黑" w:hAnsi="Tahoma" w:hint="eastAsia"/>
-                <w:kern w:val="0"/>
-                <w:sz w:val="22"/>
-              </w:rPr>
-              <w:t>必须鼠标才可以玩，因为触屏可以瞬移，所以不适合。</w:t>
-            </w:r>
-          </w:p>
-        </w:tc>
-      </w:tr>
-    </w:tbl>
-    <w:p>
-      <w:pPr>
-        <w:widowControl/>
-        <w:adjustRightInd w:val="0"/>
-        <w:snapToGrid w:val="0"/>
-        <w:jc w:val="left"/>
-        <w:rPr>
-          <w:rFonts w:ascii="Tahoma" w:eastAsia="微软雅黑" w:hAnsi="Tahoma"/>
-          <w:kern w:val="0"/>
-          <w:sz w:val="22"/>
-        </w:rPr>
-      </w:pPr>
-    </w:p>
-    <w:p>
-      <w:pPr>
-        <w:pStyle w:val="4"/>
-        <w:rPr>
-          <w:rFonts w:hint="eastAsia"/>
-        </w:rPr>
-      </w:pPr>
-      <w:r>
-        <w:t>2</w:t>
-      </w:r>
-      <w:r>
-        <w:rPr>
-          <w:rFonts w:hint="eastAsia"/>
-        </w:rPr>
-        <w:t>）难度分配</w:t>
-      </w:r>
-    </w:p>
-    <w:p>
-      <w:pPr>
-        <w:widowControl/>
-        <w:adjustRightInd w:val="0"/>
-        <w:snapToGrid w:val="0"/>
-        <w:jc w:val="left"/>
-        <w:rPr>
-          <w:rFonts w:ascii="Tahoma" w:eastAsia="微软雅黑" w:hAnsi="Tahoma"/>
-          <w:kern w:val="0"/>
-          <w:sz w:val="22"/>
-        </w:rPr>
-      </w:pPr>
-      <w:r>
-        <w:rPr>
-          <w:rFonts w:ascii="Tahoma" w:eastAsia="微软雅黑" w:hAnsi="Tahoma" w:hint="eastAsia"/>
-          <w:kern w:val="0"/>
-          <w:sz w:val="22"/>
-        </w:rPr>
-        <w:t>迷宫路径的宽窄</w:t>
-      </w:r>
-      <w:r>
-        <w:rPr>
-          <w:rFonts w:ascii="Tahoma" w:eastAsia="微软雅黑" w:hAnsi="Tahoma" w:hint="eastAsia"/>
-          <w:kern w:val="0"/>
-          <w:sz w:val="22"/>
-        </w:rPr>
-        <w:t>，能影响关卡难度</w:t>
-      </w:r>
-      <w:r>
-        <w:rPr>
-          <w:rFonts w:ascii="Tahoma" w:eastAsia="微软雅黑" w:hAnsi="Tahoma" w:hint="eastAsia"/>
-          <w:kern w:val="0"/>
-          <w:sz w:val="22"/>
-        </w:rPr>
-        <w:t>。</w:t>
-      </w:r>
-    </w:p>
-    <w:p>
-      <w:pPr>
-        <w:widowControl/>
-        <w:adjustRightInd w:val="0"/>
-        <w:snapToGrid w:val="0"/>
-        <w:jc w:val="left"/>
-        <w:rPr>
-          <w:rFonts w:ascii="Tahoma" w:eastAsia="微软雅黑" w:hAnsi="Tahoma"/>
-          <w:kern w:val="0"/>
-          <w:sz w:val="22"/>
-        </w:rPr>
-      </w:pPr>
-      <w:r>
-        <w:rPr>
-          <w:rFonts w:ascii="Tahoma" w:eastAsia="微软雅黑" w:hAnsi="Tahoma" w:hint="eastAsia"/>
-          <w:kern w:val="0"/>
-          <w:sz w:val="22"/>
-        </w:rPr>
-        <w:t>迷宫墙壁是否为动态</w:t>
-      </w:r>
-      <w:r>
-        <w:rPr>
-          <w:rFonts w:ascii="Tahoma" w:eastAsia="微软雅黑" w:hAnsi="Tahoma" w:hint="eastAsia"/>
-          <w:kern w:val="0"/>
-          <w:sz w:val="22"/>
-        </w:rPr>
-        <w:t>，能影响关卡难度</w:t>
-      </w:r>
-      <w:r>
-        <w:rPr>
-          <w:rFonts w:ascii="Tahoma" w:eastAsia="微软雅黑" w:hAnsi="Tahoma" w:hint="eastAsia"/>
-          <w:kern w:val="0"/>
-          <w:sz w:val="22"/>
-        </w:rPr>
-        <w:t>。</w:t>
-      </w:r>
-    </w:p>
-    <w:p>
-      <w:pPr>
-        <w:widowControl/>
-        <w:adjustRightInd w:val="0"/>
-        <w:snapToGrid w:val="0"/>
-        <w:jc w:val="left"/>
-        <w:rPr>
-          <w:rFonts w:ascii="Tahoma" w:eastAsia="微软雅黑" w:hAnsi="Tahoma"/>
-          <w:kern w:val="0"/>
-          <w:sz w:val="22"/>
-        </w:rPr>
-      </w:pPr>
-      <w:r>
-        <w:rPr>
-          <w:rFonts w:ascii="Tahoma" w:eastAsia="微软雅黑" w:hAnsi="Tahoma" w:hint="eastAsia"/>
-          <w:kern w:val="0"/>
-          <w:sz w:val="22"/>
-        </w:rPr>
-        <w:t>迷宫路线的长度</w:t>
-      </w:r>
-      <w:r>
-        <w:rPr>
-          <w:rFonts w:ascii="Tahoma" w:eastAsia="微软雅黑" w:hAnsi="Tahoma" w:hint="eastAsia"/>
-          <w:kern w:val="0"/>
-          <w:sz w:val="22"/>
-        </w:rPr>
-        <w:t>，能影响关卡难度。</w:t>
-      </w:r>
-    </w:p>
-    <w:p>
-      <w:pPr>
-        <w:widowControl/>
-        <w:adjustRightInd w:val="0"/>
-        <w:snapToGrid w:val="0"/>
-        <w:jc w:val="left"/>
-        <w:rPr>
-          <w:rFonts w:ascii="Tahoma" w:eastAsia="微软雅黑" w:hAnsi="Tahoma"/>
-          <w:kern w:val="0"/>
-          <w:sz w:val="22"/>
-        </w:rPr>
-      </w:pPr>
-    </w:p>
-    <w:p>
-      <w:pPr>
-        <w:pStyle w:val="4"/>
-        <w:rPr>
-          <w:rFonts w:hint="eastAsia"/>
-        </w:rPr>
-      </w:pPr>
-      <w:bookmarkStart w:id="0" w:name="_Hlk74556982"/>
-      <w:r>
-        <w:t>3</w:t>
-      </w:r>
-      <w:r>
-        <w:rPr>
-          <w:rFonts w:hint="eastAsia"/>
-        </w:rPr>
-        <w:t>）禁用能力</w:t>
-      </w:r>
-    </w:p>
-    <w:bookmarkEnd w:id="0"/>
-    <w:p>
-      <w:pPr>
-        <w:widowControl/>
-        <w:adjustRightInd w:val="0"/>
-        <w:snapToGrid w:val="0"/>
-        <w:jc w:val="left"/>
-        <w:rPr>
-          <w:rFonts w:ascii="Tahoma" w:eastAsia="微软雅黑" w:hAnsi="Tahoma"/>
-          <w:kern w:val="0"/>
-          <w:sz w:val="22"/>
-        </w:rPr>
-      </w:pPr>
-      <w:r>
-        <w:rPr>
-          <w:rFonts w:ascii="Tahoma" w:eastAsia="微软雅黑" w:hAnsi="Tahoma" w:hint="eastAsia"/>
-          <w:kern w:val="0"/>
-          <w:sz w:val="22"/>
-        </w:rPr>
-        <w:t>禁跳跃。</w:t>
-      </w:r>
-    </w:p>
-    <w:p>
-      <w:pPr>
-        <w:widowControl/>
-        <w:adjustRightInd w:val="0"/>
-        <w:snapToGrid w:val="0"/>
-        <w:jc w:val="left"/>
-        <w:rPr>
-          <w:rFonts w:ascii="Tahoma" w:eastAsia="微软雅黑" w:hAnsi="Tahoma"/>
-          <w:kern w:val="0"/>
-          <w:sz w:val="22"/>
-        </w:rPr>
-      </w:pPr>
-    </w:p>
-    <w:p>
-      <w:pPr>
-        <w:pStyle w:val="4"/>
-        <w:rPr>
-          <w:rFonts w:hint="eastAsia"/>
-        </w:rPr>
-      </w:pPr>
-      <w:bookmarkStart w:id="1" w:name="_Hlk75009677"/>
-      <w:r>
-        <w:t>4</w:t>
-      </w:r>
-      <w:r>
-        <w:rPr>
-          <w:rFonts w:hint="eastAsia"/>
-        </w:rPr>
-        <w:t>）</w:t>
-      </w:r>
-      <w:proofErr w:type="gramStart"/>
-      <w:r>
-        <w:rPr>
-          <w:rFonts w:hint="eastAsia"/>
-        </w:rPr>
-        <w:t>卡关注意</w:t>
-      </w:r>
-      <w:proofErr w:type="gramEnd"/>
-      <w:r>
-        <w:rPr>
-          <w:rFonts w:hint="eastAsia"/>
-        </w:rPr>
-        <w:t>事项</w:t>
-      </w:r>
-    </w:p>
-    <w:p>
-      <w:pPr>
-        <w:widowControl/>
-        <w:adjustRightInd w:val="0"/>
-        <w:snapToGrid w:val="0"/>
-        <w:spacing w:after="200"/>
-        <w:jc w:val="left"/>
-        <w:rPr>
-          <w:rFonts w:ascii="Tahoma" w:eastAsia="微软雅黑" w:hAnsi="Tahoma"/>
-          <w:kern w:val="0"/>
-          <w:sz w:val="22"/>
-        </w:rPr>
-      </w:pPr>
-      <w:r>
-        <w:rPr>
-          <w:rFonts w:ascii="Tahoma" w:eastAsia="微软雅黑" w:hAnsi="Tahoma" w:hint="eastAsia"/>
-          <w:kern w:val="0"/>
-          <w:sz w:val="22"/>
-        </w:rPr>
-        <w:t>该解谜</w:t>
-      </w:r>
-      <w:r>
-        <w:rPr>
-          <w:rFonts w:ascii="Tahoma" w:eastAsia="微软雅黑" w:hAnsi="Tahoma" w:hint="eastAsia"/>
-          <w:kern w:val="0"/>
-          <w:sz w:val="22"/>
-        </w:rPr>
-        <w:t>可随时用鼠标重置，</w:t>
-      </w:r>
-      <w:proofErr w:type="gramStart"/>
-      <w:r>
-        <w:rPr>
-          <w:rFonts w:ascii="Tahoma" w:eastAsia="微软雅黑" w:hAnsi="Tahoma" w:hint="eastAsia"/>
-          <w:kern w:val="0"/>
-          <w:sz w:val="22"/>
-        </w:rPr>
-        <w:t>不会卡关</w:t>
-      </w:r>
-      <w:proofErr w:type="gramEnd"/>
-      <w:r>
-        <w:rPr>
-          <w:rFonts w:ascii="Tahoma" w:eastAsia="微软雅黑" w:hAnsi="Tahoma" w:hint="eastAsia"/>
-          <w:kern w:val="0"/>
-          <w:sz w:val="22"/>
-        </w:rPr>
-        <w:t>。</w:t>
-      </w:r>
-    </w:p>
-    <w:p>
-      <w:pPr>
-        <w:widowControl/>
-        <w:adjustRightInd w:val="0"/>
-        <w:snapToGrid w:val="0"/>
-        <w:spacing w:after="200"/>
-        <w:jc w:val="left"/>
-        <w:rPr>
-          <w:rFonts w:ascii="Tahoma" w:eastAsia="微软雅黑" w:hAnsi="Tahoma"/>
-          <w:kern w:val="0"/>
-          <w:sz w:val="22"/>
-        </w:rPr>
-      </w:pPr>
-    </w:p>
-    <w:bookmarkEnd w:id="1"/>
-    <w:p>
-      <w:pPr>
-        <w:widowControl/>
-        <w:jc w:val="left"/>
-        <w:rPr>
-          <w:rFonts w:ascii="Tahoma" w:eastAsia="微软雅黑" w:hAnsi="Tahoma"/>
-          <w:kern w:val="0"/>
-          <w:sz w:val="22"/>
-        </w:rPr>
-      </w:pPr>
-      <w:r>
-        <w:rPr>
-          <w:rFonts w:ascii="Tahoma" w:eastAsia="微软雅黑" w:hAnsi="Tahoma"/>
-          <w:kern w:val="0"/>
-          <w:sz w:val="22"/>
-        </w:rPr>
-        <w:br w:type="page"/>
-      </w:r>
-    </w:p>
-    <w:p>
-      <w:pPr>
-        <w:pStyle w:val="3"/>
-        <w:rPr>
-          <w:rFonts w:hint="eastAsia"/>
-        </w:rPr>
-      </w:pPr>
-      <w:r>
-        <w:rPr>
-          <w:rFonts w:hint="eastAsia"/>
-        </w:rPr>
-        <w:lastRenderedPageBreak/>
-        <w:t>设计建议</w:t>
-      </w:r>
-    </w:p>
-    <w:p>
-      <w:pPr>
-        <w:pStyle w:val="4"/>
-        <w:rPr>
-          <w:rFonts w:hint="eastAsia"/>
-        </w:rPr>
-      </w:pPr>
-      <w:r>
-        <w:rPr>
-          <w:rFonts w:hint="eastAsia"/>
-        </w:rPr>
-        <w:t>1</w:t>
-      </w:r>
-      <w:r>
-        <w:rPr>
-          <w:rFonts w:hint="eastAsia"/>
-        </w:rPr>
-        <w:t>）</w:t>
-      </w:r>
-      <w:r>
-        <w:rPr>
-          <w:rFonts w:hint="eastAsia"/>
-        </w:rPr>
-        <w:t>设计者视角</w:t>
-      </w:r>
-    </w:p>
-    <w:p>
-      <w:pPr>
-        <w:snapToGrid w:val="0"/>
-        <w:rPr>
-          <w:rFonts w:ascii="Tahoma" w:eastAsia="微软雅黑" w:hAnsi="Tahoma"/>
-          <w:kern w:val="0"/>
-          <w:sz w:val="22"/>
-        </w:rPr>
-      </w:pPr>
-      <w:r>
-        <w:rPr>
-          <w:rFonts w:ascii="Tahoma" w:eastAsia="微软雅黑" w:hAnsi="Tahoma" w:hint="eastAsia"/>
-          <w:kern w:val="0"/>
-          <w:sz w:val="22"/>
-        </w:rPr>
-        <w:t>从设计者的角度来说，</w:t>
-      </w:r>
-      <w:r>
-        <w:rPr>
-          <w:rFonts w:ascii="Tahoma" w:eastAsia="微软雅黑" w:hAnsi="Tahoma" w:hint="eastAsia"/>
-          <w:kern w:val="0"/>
-          <w:sz w:val="22"/>
-        </w:rPr>
-        <w:t>这个小游戏单独看并不好玩。</w:t>
-      </w:r>
-    </w:p>
-    <w:p>
-      <w:pPr>
-        <w:snapToGrid w:val="0"/>
-        <w:rPr>
-          <w:rFonts w:ascii="Tahoma" w:eastAsia="微软雅黑" w:hAnsi="Tahoma"/>
-          <w:kern w:val="0"/>
-          <w:sz w:val="22"/>
-        </w:rPr>
-      </w:pPr>
-      <w:r>
-        <w:rPr>
-          <w:rFonts w:ascii="Tahoma" w:eastAsia="微软雅黑" w:hAnsi="Tahoma" w:hint="eastAsia"/>
-          <w:kern w:val="0"/>
-          <w:sz w:val="22"/>
-        </w:rPr>
-        <w:t>该小游戏需要一个剧情契机，</w:t>
-      </w:r>
-    </w:p>
-    <w:p>
-      <w:pPr>
-        <w:snapToGrid w:val="0"/>
-        <w:rPr>
-          <w:rFonts w:ascii="Tahoma" w:eastAsia="微软雅黑" w:hAnsi="Tahoma"/>
-          <w:kern w:val="0"/>
-          <w:sz w:val="22"/>
-        </w:rPr>
-      </w:pPr>
-      <w:r>
-        <w:rPr>
-          <w:rFonts w:ascii="Tahoma" w:eastAsia="微软雅黑" w:hAnsi="Tahoma" w:hint="eastAsia"/>
-          <w:kern w:val="0"/>
-          <w:sz w:val="22"/>
-        </w:rPr>
-        <w:t>比如：“解密码锁时”、“打开保险柜时”、“拆开某炸弹时”。</w:t>
-      </w:r>
-    </w:p>
-    <w:p>
-      <w:pPr>
-        <w:snapToGrid w:val="0"/>
-        <w:rPr>
-          <w:rFonts w:ascii="Tahoma" w:eastAsia="微软雅黑" w:hAnsi="Tahoma"/>
-          <w:kern w:val="0"/>
-          <w:sz w:val="22"/>
-        </w:rPr>
-      </w:pPr>
-      <w:r>
-        <w:rPr>
-          <w:rFonts w:ascii="Tahoma" w:eastAsia="微软雅黑" w:hAnsi="Tahoma" w:hint="eastAsia"/>
-          <w:kern w:val="0"/>
-          <w:sz w:val="22"/>
-        </w:rPr>
-        <w:t>在这些剧情中穿插</w:t>
-      </w:r>
-      <w:r>
-        <w:rPr>
-          <w:rFonts w:ascii="Tahoma" w:eastAsia="微软雅黑" w:hAnsi="Tahoma" w:hint="eastAsia"/>
-          <w:kern w:val="0"/>
-          <w:sz w:val="22"/>
-        </w:rPr>
-        <w:t>该</w:t>
-      </w:r>
-      <w:r>
-        <w:rPr>
-          <w:rFonts w:ascii="Tahoma" w:eastAsia="微软雅黑" w:hAnsi="Tahoma" w:hint="eastAsia"/>
-          <w:kern w:val="0"/>
-          <w:sz w:val="22"/>
-        </w:rPr>
-        <w:t>小游戏，可以给玩家提供一部分代入感。</w:t>
-      </w:r>
-    </w:p>
-    <w:p>
-      <w:pPr>
-        <w:snapToGrid w:val="0"/>
-        <w:rPr>
-          <w:rFonts w:ascii="Tahoma" w:eastAsia="微软雅黑" w:hAnsi="Tahoma"/>
-          <w:kern w:val="0"/>
-          <w:sz w:val="22"/>
-        </w:rPr>
-      </w:pPr>
-    </w:p>
-    <w:p>
-      <w:pPr>
-        <w:pStyle w:val="4"/>
-        <w:rPr>
-          <w:rFonts w:hint="eastAsia"/>
-        </w:rPr>
-      </w:pPr>
-      <w:r>
-        <w:rPr>
-          <w:rFonts w:hint="eastAsia"/>
-        </w:rPr>
-        <w:t>2</w:t>
-      </w:r>
-      <w:r>
-        <w:rPr>
-          <w:rFonts w:hint="eastAsia"/>
-        </w:rPr>
-        <w:t>）关卡安排建议</w:t>
-      </w:r>
-    </w:p>
-    <w:p>
-      <w:pPr>
-        <w:snapToGrid w:val="0"/>
-        <w:rPr>
-          <w:rFonts w:ascii="Tahoma" w:eastAsia="微软雅黑" w:hAnsi="Tahoma"/>
-          <w:kern w:val="0"/>
-          <w:sz w:val="22"/>
-        </w:rPr>
-      </w:pPr>
-      <w:r>
-        <w:rPr>
-          <w:rFonts w:ascii="Tahoma" w:eastAsia="微软雅黑" w:hAnsi="Tahoma" w:hint="eastAsia"/>
-          <w:kern w:val="0"/>
-          <w:sz w:val="22"/>
-        </w:rPr>
-        <w:t>如果在</w:t>
-      </w:r>
-      <w:r>
-        <w:rPr>
-          <w:rFonts w:ascii="Tahoma" w:eastAsia="微软雅黑" w:hAnsi="Tahoma" w:hint="eastAsia"/>
-          <w:kern w:val="0"/>
-          <w:sz w:val="22"/>
-        </w:rPr>
-        <w:t>主线剧情中</w:t>
-      </w:r>
-      <w:r>
-        <w:rPr>
-          <w:rFonts w:ascii="Tahoma" w:eastAsia="微软雅黑" w:hAnsi="Tahoma" w:hint="eastAsia"/>
-          <w:kern w:val="0"/>
-          <w:sz w:val="22"/>
-        </w:rPr>
-        <w:t>加此小游戏</w:t>
-      </w:r>
-      <w:r>
-        <w:rPr>
-          <w:rFonts w:ascii="Tahoma" w:eastAsia="微软雅黑" w:hAnsi="Tahoma" w:hint="eastAsia"/>
-          <w:kern w:val="0"/>
-          <w:sz w:val="22"/>
-        </w:rPr>
-        <w:t>，注意不要设计的太难</w:t>
-      </w:r>
-      <w:r>
-        <w:rPr>
-          <w:rFonts w:ascii="Tahoma" w:eastAsia="微软雅黑" w:hAnsi="Tahoma" w:hint="eastAsia"/>
-          <w:kern w:val="0"/>
-          <w:sz w:val="22"/>
-        </w:rPr>
-        <w:t>。</w:t>
-      </w:r>
-    </w:p>
-    <w:p>
-      <w:pPr>
-        <w:widowControl/>
-        <w:snapToGrid w:val="0"/>
-        <w:jc w:val="left"/>
-        <w:rPr>
-          <w:rFonts w:ascii="Tahoma" w:eastAsia="微软雅黑" w:hAnsi="Tahoma"/>
-          <w:kern w:val="0"/>
-          <w:sz w:val="22"/>
-        </w:rPr>
-      </w:pPr>
-      <w:r>
-        <w:rPr>
-          <w:rFonts w:ascii="Tahoma" w:eastAsia="微软雅黑" w:hAnsi="Tahoma" w:hint="eastAsia"/>
-          <w:kern w:val="0"/>
-          <w:sz w:val="22"/>
-        </w:rPr>
-        <w:t>在支线剧情中，</w:t>
-      </w:r>
-      <w:r>
-        <w:rPr>
-          <w:rFonts w:ascii="Tahoma" w:eastAsia="微软雅黑" w:hAnsi="Tahoma" w:hint="eastAsia"/>
-          <w:kern w:val="0"/>
-          <w:sz w:val="22"/>
-        </w:rPr>
-        <w:t>可以作为</w:t>
-      </w:r>
-      <w:r>
-        <w:rPr>
-          <w:rFonts w:ascii="Tahoma" w:eastAsia="微软雅黑" w:hAnsi="Tahoma" w:hint="eastAsia"/>
-          <w:kern w:val="0"/>
-          <w:sz w:val="22"/>
-        </w:rPr>
-        <w:t xml:space="preserve"> </w:t>
-      </w:r>
-      <w:r>
-        <w:rPr>
-          <w:rFonts w:ascii="Tahoma" w:eastAsia="微软雅黑" w:hAnsi="Tahoma" w:hint="eastAsia"/>
-          <w:kern w:val="0"/>
-          <w:sz w:val="22"/>
-        </w:rPr>
-        <w:t>宝箱开锁时</w:t>
-      </w:r>
-      <w:r>
-        <w:rPr>
-          <w:rFonts w:ascii="Tahoma" w:eastAsia="微软雅黑" w:hAnsi="Tahoma" w:hint="eastAsia"/>
-          <w:kern w:val="0"/>
-          <w:sz w:val="22"/>
-        </w:rPr>
-        <w:t xml:space="preserve"> </w:t>
-      </w:r>
-      <w:r>
-        <w:rPr>
-          <w:rFonts w:ascii="Tahoma" w:eastAsia="微软雅黑" w:hAnsi="Tahoma" w:hint="eastAsia"/>
-          <w:kern w:val="0"/>
-          <w:sz w:val="22"/>
-        </w:rPr>
-        <w:t>的开锁用小游戏</w:t>
-      </w:r>
-      <w:r>
-        <w:rPr>
-          <w:rFonts w:ascii="Tahoma" w:eastAsia="微软雅黑" w:hAnsi="Tahoma" w:hint="eastAsia"/>
-          <w:kern w:val="0"/>
-          <w:sz w:val="22"/>
-        </w:rPr>
-        <w:t>。</w:t>
-      </w:r>
-    </w:p>
-    <w:p>
-      <w:pPr>
-        <w:widowControl/>
-        <w:snapToGrid w:val="0"/>
-        <w:jc w:val="left"/>
-        <w:rPr>
-          <w:rFonts w:ascii="Tahoma" w:eastAsia="微软雅黑" w:hAnsi="Tahoma"/>
-          <w:kern w:val="0"/>
-          <w:sz w:val="22"/>
-        </w:rPr>
-      </w:pPr>
-    </w:p>
-    <w:p>
-      <w:pPr>
-        <w:pStyle w:val="4"/>
-        <w:rPr>
-          <w:rFonts w:hint="eastAsia"/>
-        </w:rPr>
-      </w:pPr>
-      <w:bookmarkStart w:id="2" w:name="_Hlk171877238"/>
-      <w:r>
-        <w:rPr>
-          <w:rFonts w:hint="eastAsia"/>
-        </w:rPr>
-        <w:t>3</w:t>
-      </w:r>
-      <w:r>
-        <w:rPr>
-          <w:rFonts w:hint="eastAsia"/>
-        </w:rPr>
-        <w:t>）</w:t>
-      </w:r>
-      <w:r>
-        <w:rPr>
-          <w:rFonts w:hint="eastAsia"/>
-        </w:rPr>
-        <w:t>灵感来源</w:t>
-      </w:r>
-    </w:p>
-    <w:bookmarkEnd w:id="2"/>
-    <w:p>
-      <w:pPr>
-        <w:widowControl/>
-        <w:snapToGrid w:val="0"/>
-        <w:jc w:val="left"/>
-        <w:rPr>
-          <w:rFonts w:ascii="Tahoma" w:eastAsia="微软雅黑" w:hAnsi="Tahoma"/>
-          <w:kern w:val="0"/>
-          <w:sz w:val="22"/>
-        </w:rPr>
-      </w:pPr>
-      <w:r>
-        <w:rPr>
-          <w:rFonts w:ascii="Tahoma" w:eastAsia="微软雅黑" w:hAnsi="Tahoma" w:hint="eastAsia"/>
-          <w:kern w:val="0"/>
-          <w:sz w:val="22"/>
-        </w:rPr>
-        <w:t>2024</w:t>
-      </w:r>
-      <w:r>
-        <w:rPr>
-          <w:rFonts w:ascii="Tahoma" w:eastAsia="微软雅黑" w:hAnsi="Tahoma" w:hint="eastAsia"/>
-          <w:kern w:val="0"/>
-          <w:sz w:val="22"/>
-        </w:rPr>
-        <w:t>年</w:t>
-      </w:r>
-      <w:r>
-        <w:rPr>
-          <w:rFonts w:ascii="Tahoma" w:eastAsia="微软雅黑" w:hAnsi="Tahoma" w:hint="eastAsia"/>
-          <w:kern w:val="0"/>
-          <w:sz w:val="22"/>
-        </w:rPr>
-        <w:t>5</w:t>
-      </w:r>
-      <w:r>
-        <w:rPr>
-          <w:rFonts w:ascii="Tahoma" w:eastAsia="微软雅黑" w:hAnsi="Tahoma" w:hint="eastAsia"/>
-          <w:kern w:val="0"/>
-          <w:sz w:val="22"/>
-        </w:rPr>
-        <w:t>月</w:t>
-      </w:r>
-      <w:r>
-        <w:rPr>
-          <w:rFonts w:ascii="Tahoma" w:eastAsia="微软雅黑" w:hAnsi="Tahoma" w:hint="eastAsia"/>
-          <w:kern w:val="0"/>
-          <w:sz w:val="22"/>
-        </w:rPr>
-        <w:t>2</w:t>
-      </w:r>
-      <w:r>
-        <w:rPr>
-          <w:rFonts w:ascii="Tahoma" w:eastAsia="微软雅黑" w:hAnsi="Tahoma" w:hint="eastAsia"/>
-          <w:kern w:val="0"/>
-          <w:sz w:val="22"/>
-        </w:rPr>
-        <w:t>日，作者我整合了图片的所有插件。</w:t>
-      </w:r>
-    </w:p>
-    <w:p>
-      <w:pPr>
-        <w:widowControl/>
-        <w:snapToGrid w:val="0"/>
-        <w:jc w:val="left"/>
-        <w:rPr>
-          <w:rFonts w:ascii="Tahoma" w:eastAsia="微软雅黑" w:hAnsi="Tahoma"/>
-          <w:kern w:val="0"/>
-          <w:sz w:val="22"/>
-        </w:rPr>
-      </w:pPr>
-      <w:r>
-        <w:rPr>
-          <w:rFonts w:ascii="Tahoma" w:eastAsia="微软雅黑" w:hAnsi="Tahoma" w:hint="eastAsia"/>
-          <w:kern w:val="0"/>
-          <w:sz w:val="22"/>
-        </w:rPr>
-        <w:t>也完成了</w:t>
-      </w:r>
-      <w:r>
-        <w:rPr>
-          <w:rFonts w:ascii="Tahoma" w:eastAsia="微软雅黑" w:hAnsi="Tahoma" w:hint="eastAsia"/>
-          <w:kern w:val="0"/>
-          <w:sz w:val="22"/>
-        </w:rPr>
-        <w:t xml:space="preserve"> </w:t>
-      </w:r>
-      <w:r>
-        <w:rPr>
-          <w:rFonts w:ascii="Tahoma" w:eastAsia="微软雅黑" w:hAnsi="Tahoma" w:hint="eastAsia"/>
-          <w:kern w:val="0"/>
-          <w:sz w:val="22"/>
-        </w:rPr>
-        <w:t>鼠标悬停触发图片</w:t>
-      </w:r>
-      <w:r>
-        <w:rPr>
-          <w:rFonts w:ascii="Tahoma" w:eastAsia="微软雅黑" w:hAnsi="Tahoma" w:hint="eastAsia"/>
-          <w:kern w:val="0"/>
-          <w:sz w:val="22"/>
-        </w:rPr>
-        <w:t xml:space="preserve"> </w:t>
-      </w:r>
-      <w:r>
-        <w:rPr>
-          <w:rFonts w:ascii="Tahoma" w:eastAsia="微软雅黑" w:hAnsi="Tahoma" w:hint="eastAsia"/>
-          <w:kern w:val="0"/>
-          <w:sz w:val="22"/>
-        </w:rPr>
-        <w:t>插件。</w:t>
-      </w:r>
-    </w:p>
-    <w:p>
-      <w:pPr>
-        <w:widowControl/>
-        <w:snapToGrid w:val="0"/>
-        <w:jc w:val="left"/>
-        <w:rPr>
-          <w:rFonts w:ascii="Tahoma" w:eastAsia="微软雅黑" w:hAnsi="Tahoma"/>
-          <w:kern w:val="0"/>
-          <w:sz w:val="22"/>
-        </w:rPr>
-      </w:pPr>
-      <w:r>
-        <w:rPr>
-          <w:rFonts w:ascii="Tahoma" w:eastAsia="微软雅黑" w:hAnsi="Tahoma" w:hint="eastAsia"/>
-          <w:kern w:val="0"/>
-          <w:sz w:val="22"/>
-        </w:rPr>
-        <w:t>但是好几个群友用了最新插件后，总是跑来问我：</w:t>
-      </w:r>
-    </w:p>
-    <w:p>
-      <w:pPr>
-        <w:widowControl/>
-        <w:snapToGrid w:val="0"/>
-        <w:ind w:firstLine="420"/>
-        <w:jc w:val="left"/>
-        <w:rPr>
-          <w:rFonts w:ascii="Tahoma" w:eastAsia="微软雅黑" w:hAnsi="Tahoma"/>
-          <w:kern w:val="0"/>
-          <w:sz w:val="22"/>
-        </w:rPr>
-      </w:pPr>
-      <w:r>
-        <w:rPr>
-          <w:rFonts w:ascii="Tahoma" w:eastAsia="微软雅黑" w:hAnsi="Tahoma" w:hint="eastAsia"/>
-          <w:kern w:val="0"/>
-          <w:sz w:val="22"/>
-        </w:rPr>
-        <w:t>“</w:t>
-      </w:r>
-      <w:r>
-        <w:rPr>
-          <w:rFonts w:ascii="Tahoma" w:eastAsia="微软雅黑" w:hAnsi="Tahoma" w:hint="eastAsia"/>
-          <w:kern w:val="0"/>
-          <w:sz w:val="22"/>
-        </w:rPr>
-        <w:t>为什么不能根据图片的透明部分来判断悬停？为什么没有“像素判定”？</w:t>
-      </w:r>
-      <w:r>
-        <w:rPr>
-          <w:rFonts w:ascii="Tahoma" w:eastAsia="微软雅黑" w:hAnsi="Tahoma" w:hint="eastAsia"/>
-          <w:kern w:val="0"/>
-          <w:sz w:val="22"/>
-        </w:rPr>
-        <w:t>“</w:t>
-      </w:r>
-    </w:p>
-    <w:p>
-      <w:pPr>
-        <w:widowControl/>
-        <w:snapToGrid w:val="0"/>
-        <w:ind w:firstLine="420"/>
-        <w:jc w:val="left"/>
-        <w:rPr>
-          <w:rFonts w:ascii="Tahoma" w:eastAsia="微软雅黑" w:hAnsi="Tahoma"/>
-          <w:kern w:val="0"/>
-          <w:sz w:val="22"/>
-        </w:rPr>
-      </w:pPr>
-      <w:r>
-        <w:rPr>
-          <w:rFonts w:ascii="Tahoma" w:eastAsia="微软雅黑" w:hAnsi="Tahoma" w:hint="eastAsia"/>
-          <w:kern w:val="0"/>
-          <w:sz w:val="22"/>
-        </w:rPr>
-        <w:t>因为以前有个麻烦的家伙开发了能根据</w:t>
-      </w:r>
-      <w:r>
-        <w:rPr>
-          <w:rFonts w:ascii="Tahoma" w:eastAsia="微软雅黑" w:hAnsi="Tahoma" w:hint="eastAsia"/>
-          <w:kern w:val="0"/>
-          <w:sz w:val="22"/>
-        </w:rPr>
-        <w:t xml:space="preserve"> </w:t>
-      </w:r>
-      <w:r>
-        <w:rPr>
-          <w:rFonts w:ascii="Tahoma" w:eastAsia="微软雅黑" w:hAnsi="Tahoma" w:hint="eastAsia"/>
-          <w:kern w:val="0"/>
-          <w:sz w:val="22"/>
-        </w:rPr>
-        <w:t>图片的透明部分来判断悬停</w:t>
-      </w:r>
-      <w:r>
-        <w:rPr>
-          <w:rFonts w:ascii="Tahoma" w:eastAsia="微软雅黑" w:hAnsi="Tahoma" w:hint="eastAsia"/>
-          <w:kern w:val="0"/>
-          <w:sz w:val="22"/>
-        </w:rPr>
-        <w:t xml:space="preserve"> </w:t>
-      </w:r>
-      <w:r>
-        <w:rPr>
-          <w:rFonts w:ascii="Tahoma" w:eastAsia="微软雅黑" w:hAnsi="Tahoma" w:hint="eastAsia"/>
-          <w:kern w:val="0"/>
-          <w:sz w:val="22"/>
-        </w:rPr>
-        <w:t>的功能。</w:t>
-      </w:r>
-    </w:p>
-    <w:p>
-      <w:pPr>
-        <w:widowControl/>
-        <w:snapToGrid w:val="0"/>
-        <w:ind w:firstLine="420"/>
-        <w:jc w:val="left"/>
-        <w:rPr>
-          <w:rFonts w:ascii="Tahoma" w:eastAsia="微软雅黑" w:hAnsi="Tahoma"/>
-          <w:kern w:val="0"/>
-          <w:sz w:val="22"/>
-        </w:rPr>
-      </w:pPr>
-      <w:r>
-        <w:rPr>
-          <w:rFonts w:ascii="Tahoma" w:eastAsia="微软雅黑" w:hAnsi="Tahoma" w:hint="eastAsia"/>
-          <w:kern w:val="0"/>
-          <w:sz w:val="22"/>
-        </w:rPr>
-        <w:t>（插件</w:t>
-      </w:r>
-      <w:r>
-        <w:rPr>
-          <w:rFonts w:ascii="Tahoma" w:eastAsia="微软雅黑" w:hAnsi="Tahoma"/>
-          <w:kern w:val="0"/>
-          <w:sz w:val="22"/>
-        </w:rPr>
-        <w:t>PictureCallCommon.js</w:t>
-      </w:r>
-      <w:r>
-        <w:rPr>
-          <w:rFonts w:ascii="Tahoma" w:eastAsia="微软雅黑" w:hAnsi="Tahoma" w:hint="eastAsia"/>
-          <w:kern w:val="0"/>
-          <w:sz w:val="22"/>
-        </w:rPr>
-        <w:t>）</w:t>
-      </w:r>
-    </w:p>
-    <w:p>
-      <w:pPr>
-        <w:widowControl/>
-        <w:snapToGrid w:val="0"/>
-        <w:spacing w:after="200"/>
-        <w:jc w:val="left"/>
-        <w:rPr>
-          <w:rFonts w:ascii="Tahoma" w:eastAsia="微软雅黑" w:hAnsi="Tahoma"/>
-          <w:kern w:val="0"/>
-          <w:sz w:val="22"/>
-        </w:rPr>
-      </w:pPr>
-      <w:r>
-        <w:rPr>
-          <w:rFonts w:ascii="Tahoma" w:eastAsia="微软雅黑" w:hAnsi="Tahoma" w:hint="eastAsia"/>
-          <w:kern w:val="0"/>
-          <w:sz w:val="22"/>
-        </w:rPr>
-        <w:t>本来我一点都不想加的。ヽ</w:t>
-      </w:r>
-      <w:r>
-        <w:rPr>
-          <w:rFonts w:ascii="Tahoma" w:eastAsia="微软雅黑" w:hAnsi="Tahoma" w:hint="eastAsia"/>
-          <w:kern w:val="0"/>
-          <w:sz w:val="22"/>
-        </w:rPr>
-        <w:t>(#`</w:t>
-      </w:r>
-      <w:r>
-        <w:rPr>
-          <w:rFonts w:ascii="Tahoma" w:eastAsia="微软雅黑" w:hAnsi="Tahoma" w:hint="eastAsia"/>
-          <w:kern w:val="0"/>
-          <w:sz w:val="22"/>
-        </w:rPr>
-        <w:t>Д´</w:t>
-      </w:r>
-      <w:r>
-        <w:rPr>
-          <w:rFonts w:ascii="Tahoma" w:eastAsia="微软雅黑" w:hAnsi="Tahoma" w:hint="eastAsia"/>
-          <w:kern w:val="0"/>
-          <w:sz w:val="22"/>
-        </w:rPr>
-        <w:t>)</w:t>
-      </w:r>
-      <w:r>
-        <w:rPr>
-          <w:rFonts w:ascii="Tahoma" w:eastAsia="微软雅黑" w:hAnsi="Tahoma" w:hint="eastAsia"/>
-          <w:kern w:val="0"/>
-          <w:sz w:val="22"/>
-        </w:rPr>
-        <w:t>ノ</w:t>
-      </w:r>
-      <w:r>
-        <w:rPr>
-          <w:rFonts w:ascii="Tahoma" w:eastAsia="微软雅黑" w:hAnsi="Tahoma" w:hint="eastAsia"/>
-          <w:kern w:val="0"/>
-          <w:sz w:val="22"/>
-        </w:rPr>
-        <w:t xml:space="preserve"> </w:t>
-      </w:r>
-      <w:r>
-        <w:rPr>
-          <w:rFonts w:ascii="Tahoma" w:eastAsia="微软雅黑" w:hAnsi="Tahoma" w:hint="eastAsia"/>
-          <w:kern w:val="0"/>
-          <w:sz w:val="22"/>
-        </w:rPr>
-        <w:t>最后还是勉强加一下吧。</w:t>
-      </w:r>
-    </w:p>
-    <w:p>
-      <w:pPr>
-        <w:widowControl/>
-        <w:snapToGrid w:val="0"/>
-        <w:jc w:val="left"/>
-        <w:rPr>
-          <w:rFonts w:ascii="Tahoma" w:eastAsia="微软雅黑" w:hAnsi="Tahoma"/>
-          <w:kern w:val="0"/>
-          <w:sz w:val="22"/>
-        </w:rPr>
-      </w:pPr>
-      <w:r>
-        <w:rPr>
-          <w:rFonts w:ascii="Tahoma" w:eastAsia="微软雅黑" w:hAnsi="Tahoma" w:hint="eastAsia"/>
-          <w:kern w:val="0"/>
-          <w:sz w:val="22"/>
-        </w:rPr>
-        <w:t>加了之后，灵感涌现，我发现基于这个</w:t>
-      </w:r>
-      <w:r>
-        <w:rPr>
-          <w:rFonts w:ascii="Tahoma" w:eastAsia="微软雅黑" w:hAnsi="Tahoma" w:hint="eastAsia"/>
-          <w:kern w:val="0"/>
-          <w:sz w:val="22"/>
-        </w:rPr>
-        <w:t xml:space="preserve"> </w:t>
-      </w:r>
-      <w:r>
-        <w:rPr>
-          <w:rFonts w:ascii="Tahoma" w:eastAsia="微软雅黑" w:hAnsi="Tahoma" w:hint="eastAsia"/>
-          <w:kern w:val="0"/>
-          <w:sz w:val="22"/>
-        </w:rPr>
-        <w:t>像素判定</w:t>
-      </w:r>
-      <w:r>
-        <w:rPr>
-          <w:rFonts w:ascii="Tahoma" w:eastAsia="微软雅黑" w:hAnsi="Tahoma" w:hint="eastAsia"/>
-          <w:kern w:val="0"/>
-          <w:sz w:val="22"/>
-        </w:rPr>
-        <w:t xml:space="preserve"> </w:t>
-      </w:r>
-      <w:r>
-        <w:rPr>
-          <w:rFonts w:ascii="Tahoma" w:eastAsia="微软雅黑" w:hAnsi="Tahoma" w:hint="eastAsia"/>
-          <w:kern w:val="0"/>
-          <w:sz w:val="22"/>
-        </w:rPr>
-        <w:t>的特性，</w:t>
-      </w:r>
-    </w:p>
-    <w:p>
-      <w:pPr>
-        <w:widowControl/>
-        <w:snapToGrid w:val="0"/>
-        <w:jc w:val="left"/>
-        <w:rPr>
-          <w:rFonts w:ascii="Tahoma" w:eastAsia="微软雅黑" w:hAnsi="Tahoma"/>
-          <w:kern w:val="0"/>
-          <w:sz w:val="22"/>
-        </w:rPr>
-      </w:pPr>
-      <w:r>
-        <w:rPr>
-          <w:rFonts w:ascii="Tahoma" w:eastAsia="微软雅黑" w:hAnsi="Tahoma" w:hint="eastAsia"/>
-          <w:kern w:val="0"/>
-          <w:sz w:val="22"/>
-        </w:rPr>
-        <w:t>可以制作那个</w:t>
-      </w:r>
-      <w:r>
-        <w:rPr>
-          <w:rFonts w:ascii="Tahoma" w:eastAsia="微软雅黑" w:hAnsi="Tahoma" w:hint="eastAsia"/>
-          <w:kern w:val="0"/>
-          <w:sz w:val="22"/>
-        </w:rPr>
-        <w:t xml:space="preserve"> </w:t>
-      </w:r>
-      <w:r>
-        <w:rPr>
-          <w:rFonts w:ascii="Tahoma" w:eastAsia="微软雅黑" w:hAnsi="Tahoma" w:hint="eastAsia"/>
-          <w:kern w:val="0"/>
-          <w:sz w:val="22"/>
-        </w:rPr>
-        <w:t>“</w:t>
-      </w:r>
-      <w:r>
-        <w:rPr>
-          <w:rFonts w:ascii="Tahoma" w:eastAsia="微软雅黑" w:hAnsi="Tahoma" w:hint="eastAsia"/>
-          <w:kern w:val="0"/>
-          <w:sz w:val="22"/>
-        </w:rPr>
-        <w:t>胖子打穿电脑</w:t>
-      </w:r>
-      <w:r>
-        <w:rPr>
-          <w:rFonts w:ascii="Tahoma" w:eastAsia="微软雅黑" w:hAnsi="Tahoma" w:hint="eastAsia"/>
-          <w:kern w:val="0"/>
-          <w:sz w:val="22"/>
-        </w:rPr>
-        <w:t>”</w:t>
-      </w:r>
-      <w:r>
-        <w:rPr>
-          <w:rFonts w:ascii="Tahoma" w:eastAsia="微软雅黑" w:hAnsi="Tahoma" w:hint="eastAsia"/>
-          <w:kern w:val="0"/>
-          <w:sz w:val="22"/>
-        </w:rPr>
-        <w:t xml:space="preserve"> </w:t>
-      </w:r>
-      <w:r>
-        <w:rPr>
-          <w:rFonts w:ascii="Tahoma" w:eastAsia="微软雅黑" w:hAnsi="Tahoma" w:hint="eastAsia"/>
-          <w:kern w:val="0"/>
-          <w:sz w:val="22"/>
-        </w:rPr>
-        <w:t>中的小游戏。</w:t>
-      </w:r>
-    </w:p>
-    <w:p>
-      <w:pPr>
-        <w:widowControl/>
-        <w:jc w:val="center"/>
-        <w:rPr>
-          <w:rFonts w:ascii="宋体" w:eastAsia="宋体" w:hAnsi="宋体" w:cs="宋体" w:hint="eastAsia"/>
-          <w:kern w:val="0"/>
-          <w:sz w:val="24"/>
-          <w:szCs w:val="24"/>
-        </w:rPr>
-      </w:pPr>
-      <w:r>
-        <w:rPr>
-          <w:rFonts w:ascii="宋体" w:eastAsia="宋体" w:hAnsi="宋体" w:cs="宋体"/>
-          <w:noProof/>
-          <w:kern w:val="0"/>
-          <w:sz w:val="24"/>
-          <w:szCs w:val="24"/>
-        </w:rPr>
-        <w:drawing>
-          <wp:inline distT="0" distB="0" distL="0" distR="0" wp14:anchorId="63DB210D" wp14:editId="688FC943">
-            <wp:extent cx="2571750" cy="1781057"/>
-            <wp:effectExtent l="0" t="0" r="0" b="0"/>
-            <wp:docPr id="993052701" name="图片 1"/>
-            <wp:cNvGraphicFramePr>
-              <a:graphicFrameLocks xmlns:a="http://schemas.openxmlformats.org/drawingml/2006/main" noChangeAspect="1"/>
-            </wp:cNvGraphicFramePr>
-            <a:graphic xmlns:a="http://schemas.openxmlformats.org/drawingml/2006/main">
-              <a:graphicData uri="http://schemas.openxmlformats.org/drawingml/2006/picture">
-                <pic:pic xmlns:pic="http://schemas.openxmlformats.org/drawingml/2006/picture">
-                  <pic:nvPicPr>
-                    <pic:cNvPr id="0" name="Picture 1"/>
-                    <pic:cNvPicPr>
-                      <a:picLocks noChangeAspect="1" noChangeArrowheads="1"/>
-                    </pic:cNvPicPr>
-                  </pic:nvPicPr>
-                  <pic:blipFill>
-                    <a:blip r:embed="rId17">
-                      <a:extLst>
-                        <a:ext uri="{28A0092B-C50C-407E-A947-70E740481C1C}">
-                          <a14:useLocalDpi xmlns:a14="http://schemas.microsoft.com/office/drawing/2010/main" val="0"/>
-                        </a:ext>
-                      </a:extLst>
-                    </a:blip>
-                    <a:srcRect/>
-                    <a:stretch>
-                      <a:fillRect/>
-                    </a:stretch>
-                  </pic:blipFill>
-                  <pic:spPr bwMode="auto">
-                    <a:xfrm>
-                      <a:off x="0" y="0"/>
-                      <a:ext cx="2573618" cy="1782350"/>
-                    </a:xfrm>
-                    <a:prstGeom prst="rect">
-                      <a:avLst/>
-                    </a:prstGeom>
-                    <a:noFill/>
-                    <a:ln>
-                      <a:noFill/>
-                    </a:ln>
-                  </pic:spPr>
-                </pic:pic>
-              </a:graphicData>
-            </a:graphic>
-          </wp:inline>
-        </w:drawing>
-      </w:r>
-    </w:p>
-    <w:p>
-      <w:pPr>
-        <w:widowControl/>
-        <w:snapToGrid w:val="0"/>
-        <w:jc w:val="left"/>
-        <w:rPr>
-          <w:rFonts w:ascii="Tahoma" w:eastAsia="微软雅黑" w:hAnsi="Tahoma"/>
-          <w:kern w:val="0"/>
-          <w:sz w:val="22"/>
-        </w:rPr>
-      </w:pPr>
-      <w:r>
-        <w:rPr>
-          <w:rFonts w:ascii="Tahoma" w:eastAsia="微软雅黑" w:hAnsi="Tahoma" w:hint="eastAsia"/>
-          <w:kern w:val="0"/>
-          <w:sz w:val="22"/>
-        </w:rPr>
-        <w:t>于是</w:t>
-      </w:r>
-      <w:proofErr w:type="gramStart"/>
-      <w:r>
-        <w:rPr>
-          <w:rFonts w:ascii="Tahoma" w:eastAsia="微软雅黑" w:hAnsi="Tahoma" w:hint="eastAsia"/>
-          <w:kern w:val="0"/>
-          <w:sz w:val="22"/>
-        </w:rPr>
-        <w:t>就开坑了</w:t>
-      </w:r>
-      <w:proofErr w:type="gramEnd"/>
-      <w:r>
-        <w:rPr>
-          <w:rFonts w:ascii="Tahoma" w:eastAsia="微软雅黑" w:hAnsi="Tahoma" w:hint="eastAsia"/>
-          <w:kern w:val="0"/>
-          <w:sz w:val="22"/>
-        </w:rPr>
-        <w:t>。</w:t>
-      </w:r>
-    </w:p>
-    <w:p>
-      <w:pPr>
-        <w:widowControl/>
-        <w:snapToGrid w:val="0"/>
-        <w:jc w:val="left"/>
-        <w:rPr>
-          <w:rFonts w:ascii="Tahoma" w:eastAsia="微软雅黑" w:hAnsi="Tahoma"/>
-          <w:kern w:val="0"/>
-          <w:sz w:val="22"/>
-        </w:rPr>
-      </w:pPr>
-    </w:p>
-    <w:p>
-      <w:pPr>
-        <w:widowControl/>
-        <w:jc w:val="left"/>
-        <w:rPr>
-          <w:rFonts w:ascii="Tahoma" w:eastAsia="微软雅黑" w:hAnsi="Tahoma"/>
-          <w:kern w:val="0"/>
-          <w:sz w:val="22"/>
-        </w:rPr>
-      </w:pPr>
-      <w:r>
-        <w:rPr>
-          <w:rFonts w:ascii="Tahoma" w:eastAsia="微软雅黑" w:hAnsi="Tahoma"/>
-          <w:kern w:val="0"/>
-          <w:sz w:val="22"/>
-        </w:rPr>
-        <w:br w:type="page"/>
-      </w:r>
-    </w:p>
-    <w:p>
-      <w:pPr>
         <w:pStyle w:val="3"/>
         <w:rPr>
           <w:rFonts w:hint="eastAsia"/>
@@ -3723,7 +4062,7 @@
                     </pic:cNvPicPr>
                   </pic:nvPicPr>
                   <pic:blipFill>
-                    <a:blip r:embed="rId18">
+                    <a:blip r:embed="rId21">
                       <a:extLst>
                         <a:ext uri="{28A0092B-C50C-407E-A947-70E740481C1C}">
                           <a14:useLocalDpi xmlns:a14="http://schemas.microsoft.com/office/drawing/2010/main" val="0"/>
@@ -3791,7 +4130,7 @@
                     </pic:cNvPicPr>
                   </pic:nvPicPr>
                   <pic:blipFill>
-                    <a:blip r:embed="rId19">
+                    <a:blip r:embed="rId22">
                       <a:extLst>
                         <a:ext uri="{28A0092B-C50C-407E-A947-70E740481C1C}">
                           <a14:useLocalDpi xmlns:a14="http://schemas.microsoft.com/office/drawing/2010/main" val="0"/>
@@ -3862,7 +4201,7 @@
                     </pic:cNvPicPr>
                   </pic:nvPicPr>
                   <pic:blipFill>
-                    <a:blip r:embed="rId20">
+                    <a:blip r:embed="rId23">
                       <a:extLst>
                         <a:ext uri="{28A0092B-C50C-407E-A947-70E740481C1C}">
                           <a14:useLocalDpi xmlns:a14="http://schemas.microsoft.com/office/drawing/2010/main" val="0"/>
@@ -4048,7 +4387,7 @@
                     </pic:cNvPicPr>
                   </pic:nvPicPr>
                   <pic:blipFill>
-                    <a:blip r:embed="rId21">
+                    <a:blip r:embed="rId24">
                       <a:extLst>
                         <a:ext uri="{28A0092B-C50C-407E-A947-70E740481C1C}">
                           <a14:useLocalDpi xmlns:a14="http://schemas.microsoft.com/office/drawing/2010/main" val="0"/>
@@ -4208,7 +4547,7 @@
                     </pic:cNvPicPr>
                   </pic:nvPicPr>
                   <pic:blipFill>
-                    <a:blip r:embed="rId22">
+                    <a:blip r:embed="rId25">
                       <a:extLst>
                         <a:ext uri="{28A0092B-C50C-407E-A947-70E740481C1C}">
                           <a14:useLocalDpi xmlns:a14="http://schemas.microsoft.com/office/drawing/2010/main" val="0"/>
@@ -4287,7 +4626,7 @@
                     </pic:cNvPicPr>
                   </pic:nvPicPr>
                   <pic:blipFill>
-                    <a:blip r:embed="rId23">
+                    <a:blip r:embed="rId26">
                       <a:extLst>
                         <a:ext uri="{28A0092B-C50C-407E-A947-70E740481C1C}">
                           <a14:useLocalDpi xmlns:a14="http://schemas.microsoft.com/office/drawing/2010/main" val="0"/>
@@ -4475,7 +4814,7 @@
                     </pic:cNvPicPr>
                   </pic:nvPicPr>
                   <pic:blipFill>
-                    <a:blip r:embed="rId21">
+                    <a:blip r:embed="rId24">
                       <a:extLst>
                         <a:ext uri="{28A0092B-C50C-407E-A947-70E740481C1C}">
                           <a14:useLocalDpi xmlns:a14="http://schemas.microsoft.com/office/drawing/2010/main" val="0"/>
@@ -4532,7 +4871,7 @@
                     </pic:cNvPicPr>
                   </pic:nvPicPr>
                   <pic:blipFill>
-                    <a:blip r:embed="rId24">
+                    <a:blip r:embed="rId27">
                       <a:extLst>
                         <a:ext uri="{28A0092B-C50C-407E-A947-70E740481C1C}">
                           <a14:useLocalDpi xmlns:a14="http://schemas.microsoft.com/office/drawing/2010/main" val="0"/>
@@ -5119,7 +5458,7 @@
                     </pic:cNvPicPr>
                   </pic:nvPicPr>
                   <pic:blipFill>
-                    <a:blip r:embed="rId25">
+                    <a:blip r:embed="rId28">
                       <a:extLst>
                         <a:ext uri="{28A0092B-C50C-407E-A947-70E740481C1C}">
                           <a14:useLocalDpi xmlns:a14="http://schemas.microsoft.com/office/drawing/2010/main" val="0"/>
@@ -5173,7 +5512,7 @@
           <w:szCs w:val="24"/>
         </w:rPr>
         <w:drawing>
-          <wp:inline distT="0" distB="0" distL="0" distR="0" wp14:anchorId="2489684A" wp14:editId="72D28756">
+          <wp:inline distT="0" distB="0" distL="0" distR="0" wp14:anchorId="2489684A" wp14:editId="42A7BDDC">
             <wp:extent cx="3939540" cy="2327867"/>
             <wp:effectExtent l="0" t="0" r="3810" b="0"/>
             <wp:docPr id="838402466" name="图片 2"/>
@@ -5190,7 +5529,7 @@
                     </pic:cNvPicPr>
                   </pic:nvPicPr>
                   <pic:blipFill>
-                    <a:blip r:embed="rId26" cstate="print">
+                    <a:blip r:embed="rId29" cstate="print">
                       <a:extLst>
                         <a:ext uri="{28A0092B-C50C-407E-A947-70E740481C1C}">
                           <a14:useLocalDpi xmlns:a14="http://schemas.microsoft.com/office/drawing/2010/main" val="0"/>
@@ -5367,7 +5706,7 @@
                     </pic:cNvPicPr>
                   </pic:nvPicPr>
                   <pic:blipFill>
-                    <a:blip r:embed="rId27">
+                    <a:blip r:embed="rId30">
                       <a:extLst>
                         <a:ext uri="{28A0092B-C50C-407E-A947-70E740481C1C}">
                           <a14:useLocalDpi xmlns:a14="http://schemas.microsoft.com/office/drawing/2010/main" val="0"/>
@@ -5541,7 +5880,7 @@
                     </pic:cNvPicPr>
                   </pic:nvPicPr>
                   <pic:blipFill>
-                    <a:blip r:embed="rId28">
+                    <a:blip r:embed="rId31">
                       <a:extLst>
                         <a:ext uri="{28A0092B-C50C-407E-A947-70E740481C1C}">
                           <a14:useLocalDpi xmlns:a14="http://schemas.microsoft.com/office/drawing/2010/main" val="0"/>
@@ -5602,7 +5941,7 @@
                     </pic:cNvPicPr>
                   </pic:nvPicPr>
                   <pic:blipFill>
-                    <a:blip r:embed="rId29">
+                    <a:blip r:embed="rId32">
                       <a:extLst>
                         <a:ext uri="{28A0092B-C50C-407E-A947-70E740481C1C}">
                           <a14:useLocalDpi xmlns:a14="http://schemas.microsoft.com/office/drawing/2010/main" val="0"/>
@@ -6280,7 +6619,7 @@
                     </pic:cNvPicPr>
                   </pic:nvPicPr>
                   <pic:blipFill>
-                    <a:blip r:embed="rId30">
+                    <a:blip r:embed="rId33">
                       <a:extLst>
                         <a:ext uri="{28A0092B-C50C-407E-A947-70E740481C1C}">
                           <a14:useLocalDpi xmlns:a14="http://schemas.microsoft.com/office/drawing/2010/main" val="0"/>
@@ -6333,7 +6672,7 @@
                     </pic:cNvPicPr>
                   </pic:nvPicPr>
                   <pic:blipFill>
-                    <a:blip r:embed="rId31" cstate="print">
+                    <a:blip r:embed="rId34" cstate="print">
                       <a:extLst>
                         <a:ext uri="{28A0092B-C50C-407E-A947-70E740481C1C}">
                           <a14:useLocalDpi xmlns:a14="http://schemas.microsoft.com/office/drawing/2010/main" val="0"/>
@@ -6540,7 +6879,7 @@
                     </pic:cNvPicPr>
                   </pic:nvPicPr>
                   <pic:blipFill>
-                    <a:blip r:embed="rId32">
+                    <a:blip r:embed="rId35">
                       <a:extLst>
                         <a:ext uri="{28A0092B-C50C-407E-A947-70E740481C1C}">
                           <a14:useLocalDpi xmlns:a14="http://schemas.microsoft.com/office/drawing/2010/main" val="0"/>
@@ -6693,7 +7032,7 @@
                     </pic:cNvPicPr>
                   </pic:nvPicPr>
                   <pic:blipFill>
-                    <a:blip r:embed="rId33">
+                    <a:blip r:embed="rId36">
                       <a:extLst>
                         <a:ext uri="{28A0092B-C50C-407E-A947-70E740481C1C}">
                           <a14:useLocalDpi xmlns:a14="http://schemas.microsoft.com/office/drawing/2010/main" val="0"/>
@@ -6868,7 +7207,7 @@
                     </pic:cNvPicPr>
                   </pic:nvPicPr>
                   <pic:blipFill>
-                    <a:blip r:embed="rId34">
+                    <a:blip r:embed="rId37">
                       <a:extLst>
                         <a:ext uri="{28A0092B-C50C-407E-A947-70E740481C1C}">
                           <a14:useLocalDpi xmlns:a14="http://schemas.microsoft.com/office/drawing/2010/main" val="0"/>
@@ -6939,7 +7278,7 @@
                     </pic:cNvPicPr>
                   </pic:nvPicPr>
                   <pic:blipFill>
-                    <a:blip r:embed="rId35">
+                    <a:blip r:embed="rId38">
                       <a:extLst>
                         <a:ext uri="{28A0092B-C50C-407E-A947-70E740481C1C}">
                           <a14:useLocalDpi xmlns:a14="http://schemas.microsoft.com/office/drawing/2010/main" val="0"/>
@@ -7045,7 +7384,7 @@
                     </pic:cNvPicPr>
                   </pic:nvPicPr>
                   <pic:blipFill>
-                    <a:blip r:embed="rId36">
+                    <a:blip r:embed="rId39">
                       <a:extLst>
                         <a:ext uri="{28A0092B-C50C-407E-A947-70E740481C1C}">
                           <a14:useLocalDpi xmlns:a14="http://schemas.microsoft.com/office/drawing/2010/main" val="0"/>
@@ -7135,7 +7474,7 @@
                     </pic:cNvPicPr>
                   </pic:nvPicPr>
                   <pic:blipFill>
-                    <a:blip r:embed="rId37">
+                    <a:blip r:embed="rId40">
                       <a:extLst>
                         <a:ext uri="{28A0092B-C50C-407E-A947-70E740481C1C}">
                           <a14:useLocalDpi xmlns:a14="http://schemas.microsoft.com/office/drawing/2010/main" val="0"/>
@@ -7206,20 +7545,24 @@
           <w:rFonts w:hint="eastAsia"/>
         </w:rPr>
       </w:pPr>
-      <w:bookmarkStart w:id="3" w:name="_基础规律"/>
-      <w:bookmarkEnd w:id="3"/>
       <w:r>
         <w:rPr>
           <w:rFonts w:hint="eastAsia"/>
         </w:rPr>
         <w:lastRenderedPageBreak/>
-        <w:t>鼠标迷宫</w:t>
-      </w:r>
-      <w:r>
-        <w:rPr>
-          <w:rFonts w:hint="eastAsia"/>
-        </w:rPr>
-        <w:t>-谜题解法</w:t>
+        <w:t xml:space="preserve">===鼠标迷宫 - </w:t>
+      </w:r>
+      <w:r>
+        <w:rPr>
+          <w:rFonts w:hint="eastAsia"/>
+        </w:rPr>
+        <w:t>注意事项</w:t>
+      </w:r>
+      <w:r>
+        <w:rPr>
+          <w:rFonts w:hint="eastAsia"/>
+        </w:rPr>
+        <w:t>===</w:t>
       </w:r>
     </w:p>
     <w:p>
@@ -7233,44 +7576,34 @@
         <w:rPr>
           <w:rFonts w:hint="eastAsia"/>
         </w:rPr>
-        <w:t>放大窗口</w:t>
-      </w:r>
-      <w:r>
-        <w:rPr>
-          <w:rFonts w:hint="eastAsia"/>
-        </w:rPr>
-        <w:t>法</w:t>
-      </w:r>
-    </w:p>
-    <w:p>
-      <w:pPr>
-        <w:snapToGrid w:val="0"/>
-        <w:rPr>
-          <w:rFonts w:ascii="Tahoma" w:eastAsia="微软雅黑" w:hAnsi="Tahoma"/>
-          <w:kern w:val="0"/>
-          <w:sz w:val="22"/>
-        </w:rPr>
-      </w:pPr>
-      <w:r>
-        <w:rPr>
-          <w:rFonts w:ascii="Tahoma" w:eastAsia="微软雅黑" w:hAnsi="Tahoma" w:hint="eastAsia"/>
-          <w:kern w:val="0"/>
-          <w:sz w:val="22"/>
-        </w:rPr>
-        <w:t>把</w:t>
-      </w:r>
-      <w:r>
-        <w:rPr>
-          <w:rFonts w:ascii="Tahoma" w:eastAsia="微软雅黑" w:hAnsi="Tahoma" w:hint="eastAsia"/>
-          <w:kern w:val="0"/>
-          <w:sz w:val="22"/>
-        </w:rPr>
-        <w:t>游戏窗口放大，这样鼠标能活动的范围就变宽了，同时也降低了难度。</w:t>
-      </w:r>
-    </w:p>
-    <w:p>
-      <w:pPr>
-        <w:snapToGrid w:val="0"/>
+        <w:t>允许玩家取巧</w:t>
+      </w:r>
+    </w:p>
+    <w:p>
+      <w:pPr>
+        <w:widowControl/>
+        <w:adjustRightInd w:val="0"/>
+        <w:snapToGrid w:val="0"/>
+        <w:jc w:val="left"/>
+        <w:rPr>
+          <w:rFonts w:ascii="Tahoma" w:eastAsia="微软雅黑" w:hAnsi="Tahoma"/>
+          <w:kern w:val="0"/>
+          <w:sz w:val="22"/>
+        </w:rPr>
+      </w:pPr>
+      <w:r>
+        <w:rPr>
+          <w:rFonts w:ascii="Tahoma" w:eastAsia="微软雅黑" w:hAnsi="Tahoma" w:hint="eastAsia"/>
+          <w:kern w:val="0"/>
+          <w:sz w:val="22"/>
+        </w:rPr>
+        <w:t>前面章节介绍了，墙壁应该加厚。</w:t>
+      </w:r>
+    </w:p>
+    <w:p>
+      <w:pPr>
+        <w:widowControl/>
+        <w:adjustRightInd w:val="0"/>
         <w:jc w:val="center"/>
         <w:rPr>
           <w:rFonts w:ascii="Tahoma" w:eastAsia="微软雅黑" w:hAnsi="Tahoma"/>
@@ -7280,16 +7613,13 @@
       </w:pPr>
       <w:r>
         <w:rPr>
-          <w:rFonts w:ascii="Tahoma" w:eastAsia="微软雅黑" w:hAnsi="Tahoma" w:hint="eastAsia"/>
           <w:noProof/>
-          <w:kern w:val="0"/>
-          <w:sz w:val="22"/>
         </w:rPr>
         <w:drawing>
-          <wp:inline distT="0" distB="0" distL="0" distR="0" wp14:anchorId="38A39FFB" wp14:editId="6663FF68">
-            <wp:extent cx="1866900" cy="708134"/>
-            <wp:effectExtent l="0" t="0" r="0" b="0"/>
-            <wp:docPr id="1350281329" name="图片 5"/>
+          <wp:inline distT="0" distB="0" distL="0" distR="0" wp14:anchorId="7D916E2B" wp14:editId="4F3C759C">
+            <wp:extent cx="1343025" cy="1343025"/>
+            <wp:effectExtent l="0" t="0" r="9525" b="9525"/>
+            <wp:docPr id="1064553157" name="图片 1"/>
             <wp:cNvGraphicFramePr>
               <a:graphicFrameLocks xmlns:a="http://schemas.openxmlformats.org/drawingml/2006/main" noChangeAspect="1"/>
             </wp:cNvGraphicFramePr>
@@ -7297,13 +7627,13 @@
               <a:graphicData uri="http://schemas.openxmlformats.org/drawingml/2006/picture">
                 <pic:pic xmlns:pic="http://schemas.openxmlformats.org/drawingml/2006/picture">
                   <pic:nvPicPr>
-                    <pic:cNvPr id="0" name="Picture 9"/>
+                    <pic:cNvPr id="0" name="Picture 1"/>
                     <pic:cNvPicPr>
                       <a:picLocks noChangeAspect="1" noChangeArrowheads="1"/>
                     </pic:cNvPicPr>
                   </pic:nvPicPr>
                   <pic:blipFill>
-                    <a:blip r:embed="rId38">
+                    <a:blip r:embed="rId31">
                       <a:extLst>
                         <a:ext uri="{28A0092B-C50C-407E-A947-70E740481C1C}">
                           <a14:useLocalDpi xmlns:a14="http://schemas.microsoft.com/office/drawing/2010/main" val="0"/>
@@ -7318,7 +7648,7 @@
                   <pic:spPr bwMode="auto">
                     <a:xfrm>
                       <a:off x="0" y="0"/>
-                      <a:ext cx="1882895" cy="714201"/>
+                      <a:ext cx="1343025" cy="1343025"/>
                     </a:xfrm>
                     <a:prstGeom prst="rect">
                       <a:avLst/>
@@ -7334,129 +7664,23 @@
           </wp:inline>
         </w:drawing>
       </w:r>
-    </w:p>
-    <w:p>
-      <w:pPr>
-        <w:snapToGrid w:val="0"/>
-        <w:rPr>
-          <w:rFonts w:ascii="Tahoma" w:eastAsia="微软雅黑" w:hAnsi="Tahoma"/>
-          <w:kern w:val="0"/>
-          <w:sz w:val="22"/>
-        </w:rPr>
-      </w:pPr>
-    </w:p>
-    <w:p>
-      <w:pPr>
-        <w:pStyle w:val="3"/>
-        <w:rPr>
-          <w:rFonts w:hint="eastAsia"/>
-        </w:rPr>
-      </w:pPr>
-      <w:r>
-        <w:rPr>
-          <w:rFonts w:hint="eastAsia"/>
-        </w:rPr>
-        <w:t>调整鼠标灵敏度</w:t>
-      </w:r>
-      <w:r>
-        <w:rPr>
-          <w:rFonts w:hint="eastAsia"/>
-        </w:rPr>
-        <w:t>法</w:t>
-      </w:r>
-    </w:p>
-    <w:p>
-      <w:pPr>
-        <w:snapToGrid w:val="0"/>
-        <w:rPr>
-          <w:rFonts w:ascii="Tahoma" w:eastAsia="微软雅黑" w:hAnsi="Tahoma"/>
-          <w:kern w:val="0"/>
-          <w:sz w:val="22"/>
-        </w:rPr>
-      </w:pPr>
-      <w:r>
-        <w:rPr>
-          <w:rFonts w:ascii="Tahoma" w:eastAsia="微软雅黑" w:hAnsi="Tahoma" w:hint="eastAsia"/>
-          <w:kern w:val="0"/>
-          <w:sz w:val="22"/>
-        </w:rPr>
-        <w:t>这个游戏最大的问题就是容易手抖，然后就炸了。</w:t>
-      </w:r>
-    </w:p>
-    <w:p>
-      <w:pPr>
-        <w:snapToGrid w:val="0"/>
-        <w:rPr>
-          <w:rFonts w:ascii="Tahoma" w:eastAsia="微软雅黑" w:hAnsi="Tahoma"/>
-          <w:kern w:val="0"/>
-          <w:sz w:val="22"/>
-        </w:rPr>
-      </w:pPr>
-      <w:r>
-        <w:rPr>
-          <w:rFonts w:ascii="Tahoma" w:eastAsia="微软雅黑" w:hAnsi="Tahoma" w:hint="eastAsia"/>
-          <w:kern w:val="0"/>
-          <w:sz w:val="22"/>
-        </w:rPr>
-        <w:t>面对这个问题，可以直接修改系统里的鼠标灵敏度，降低</w:t>
-      </w:r>
-      <w:r>
-        <w:rPr>
-          <w:rFonts w:ascii="Tahoma" w:eastAsia="微软雅黑" w:hAnsi="Tahoma" w:hint="eastAsia"/>
-          <w:kern w:val="0"/>
-          <w:sz w:val="22"/>
-        </w:rPr>
-        <w:t>鼠标</w:t>
-      </w:r>
-      <w:r>
-        <w:rPr>
-          <w:rFonts w:ascii="Tahoma" w:eastAsia="微软雅黑" w:hAnsi="Tahoma" w:hint="eastAsia"/>
-          <w:kern w:val="0"/>
-          <w:sz w:val="22"/>
-        </w:rPr>
-        <w:t>移动</w:t>
-      </w:r>
-      <w:r>
-        <w:rPr>
-          <w:rFonts w:ascii="Tahoma" w:eastAsia="微软雅黑" w:hAnsi="Tahoma" w:hint="eastAsia"/>
-          <w:kern w:val="0"/>
-          <w:sz w:val="22"/>
-        </w:rPr>
-        <w:t>的</w:t>
-      </w:r>
-      <w:r>
-        <w:rPr>
-          <w:rFonts w:ascii="Tahoma" w:eastAsia="微软雅黑" w:hAnsi="Tahoma" w:hint="eastAsia"/>
-          <w:kern w:val="0"/>
-          <w:sz w:val="22"/>
-        </w:rPr>
-        <w:t>难度。</w:t>
-      </w:r>
-    </w:p>
-    <w:p>
-      <w:pPr>
-        <w:snapToGrid w:val="0"/>
-        <w:jc w:val="center"/>
-        <w:rPr>
-          <w:rFonts w:ascii="宋体" w:eastAsia="宋体" w:hAnsi="宋体" w:cs="宋体" w:hint="eastAsia"/>
-          <w:kern w:val="0"/>
-          <w:sz w:val="24"/>
-          <w:szCs w:val="24"/>
-        </w:rPr>
-      </w:pPr>
-      <w:r>
-        <w:rPr>
-          <w:rFonts w:ascii="宋体" w:eastAsia="宋体" w:hAnsi="宋体" w:cs="宋体"/>
+      <w:r>
+        <w:rPr>
+          <w:rFonts w:ascii="Tahoma" w:eastAsia="微软雅黑" w:hAnsi="Tahoma" w:hint="eastAsia"/>
+          <w:kern w:val="0"/>
+          <w:sz w:val="22"/>
+        </w:rPr>
+        <w:t xml:space="preserve">  </w:t>
+      </w:r>
+      <w:r>
+        <w:rPr>
           <w:noProof/>
-          <w:kern w:val="0"/>
-          <w:sz w:val="24"/>
-          <w:szCs w:val="24"/>
         </w:rPr>
         <w:drawing>
-          <wp:inline distT="0" distB="0" distL="0" distR="0" wp14:anchorId="1EFFEA49" wp14:editId="51F4C585">
-            <wp:extent cx="2247900" cy="843583"/>
+          <wp:inline distT="0" distB="0" distL="0" distR="0" wp14:anchorId="5D78C39A" wp14:editId="7CF4D44B">
+            <wp:extent cx="1428750" cy="1428750"/>
             <wp:effectExtent l="0" t="0" r="0" b="0"/>
-            <wp:docPr id="1580817717" name="图片 1"/>
+            <wp:docPr id="585546182" name="图片 2"/>
             <wp:cNvGraphicFramePr>
               <a:graphicFrameLocks xmlns:a="http://schemas.openxmlformats.org/drawingml/2006/main" noChangeAspect="1"/>
             </wp:cNvGraphicFramePr>
@@ -7464,13 +7688,13 @@
               <a:graphicData uri="http://schemas.openxmlformats.org/drawingml/2006/picture">
                 <pic:pic xmlns:pic="http://schemas.openxmlformats.org/drawingml/2006/picture">
                   <pic:nvPicPr>
-                    <pic:cNvPr id="0" name="Picture 1"/>
+                    <pic:cNvPr id="0" name="Picture 3"/>
                     <pic:cNvPicPr>
                       <a:picLocks noChangeAspect="1" noChangeArrowheads="1"/>
                     </pic:cNvPicPr>
                   </pic:nvPicPr>
                   <pic:blipFill>
-                    <a:blip r:embed="rId39">
+                    <a:blip r:embed="rId32">
                       <a:extLst>
                         <a:ext uri="{28A0092B-C50C-407E-A947-70E740481C1C}">
                           <a14:useLocalDpi xmlns:a14="http://schemas.microsoft.com/office/drawing/2010/main" val="0"/>
@@ -7485,7 +7709,7 @@
                   <pic:spPr bwMode="auto">
                     <a:xfrm>
                       <a:off x="0" y="0"/>
-                      <a:ext cx="2249108" cy="844036"/>
+                      <a:ext cx="1428750" cy="1428750"/>
                     </a:xfrm>
                     <a:prstGeom prst="rect">
                       <a:avLst/>
@@ -7505,160 +7729,130 @@
     <w:p>
       <w:pPr>
         <w:widowControl/>
-        <w:jc w:val="center"/>
-        <w:rPr>
-          <w:rFonts w:ascii="宋体" w:eastAsia="宋体" w:hAnsi="宋体" w:cs="宋体" w:hint="eastAsia"/>
-          <w:kern w:val="0"/>
-          <w:sz w:val="24"/>
-          <w:szCs w:val="24"/>
-        </w:rPr>
-      </w:pPr>
-      <w:r>
-        <w:rPr>
-          <w:rFonts w:ascii="宋体" w:eastAsia="宋体" w:hAnsi="宋体" w:cs="宋体"/>
-          <w:noProof/>
-          <w:kern w:val="0"/>
-          <w:sz w:val="24"/>
-          <w:szCs w:val="24"/>
-        </w:rPr>
-        <w:drawing>
-          <wp:inline distT="0" distB="0" distL="0" distR="0" wp14:anchorId="7B269A7C" wp14:editId="2939EBDA">
-            <wp:extent cx="3757930" cy="2031888"/>
-            <wp:effectExtent l="0" t="0" r="0" b="6985"/>
-            <wp:docPr id="95430794" name="图片 2"/>
-            <wp:cNvGraphicFramePr>
-              <a:graphicFrameLocks xmlns:a="http://schemas.openxmlformats.org/drawingml/2006/main" noChangeAspect="1"/>
-            </wp:cNvGraphicFramePr>
-            <a:graphic xmlns:a="http://schemas.openxmlformats.org/drawingml/2006/main">
-              <a:graphicData uri="http://schemas.openxmlformats.org/drawingml/2006/picture">
-                <pic:pic xmlns:pic="http://schemas.openxmlformats.org/drawingml/2006/picture">
-                  <pic:nvPicPr>
-                    <pic:cNvPr id="0" name="Picture 3"/>
-                    <pic:cNvPicPr>
-                      <a:picLocks noChangeAspect="1" noChangeArrowheads="1"/>
-                    </pic:cNvPicPr>
-                  </pic:nvPicPr>
-                  <pic:blipFill>
-                    <a:blip r:embed="rId40">
-                      <a:extLst>
-                        <a:ext uri="{28A0092B-C50C-407E-A947-70E740481C1C}">
-                          <a14:useLocalDpi xmlns:a14="http://schemas.microsoft.com/office/drawing/2010/main" val="0"/>
-                        </a:ext>
-                      </a:extLst>
-                    </a:blip>
-                    <a:srcRect/>
-                    <a:stretch>
-                      <a:fillRect/>
-                    </a:stretch>
-                  </pic:blipFill>
-                  <pic:spPr bwMode="auto">
-                    <a:xfrm>
-                      <a:off x="0" y="0"/>
-                      <a:ext cx="3766582" cy="2036566"/>
-                    </a:xfrm>
-                    <a:prstGeom prst="rect">
-                      <a:avLst/>
-                    </a:prstGeom>
-                    <a:noFill/>
-                    <a:ln>
-                      <a:noFill/>
-                    </a:ln>
-                  </pic:spPr>
-                </pic:pic>
-              </a:graphicData>
-            </a:graphic>
-          </wp:inline>
-        </w:drawing>
-      </w:r>
-    </w:p>
-    <w:tbl>
-      <w:tblPr>
-        <w:tblStyle w:val="af"/>
-        <w:tblW w:w="0" w:type="auto"/>
-        <w:shd w:val="clear" w:color="auto" w:fill="DEEAF6" w:themeFill="accent1" w:themeFillTint="33"/>
-        <w:tblLook w:val="04A0" w:firstRow="1" w:lastRow="0" w:firstColumn="1" w:lastColumn="0" w:noHBand="0" w:noVBand="1"/>
-      </w:tblPr>
-      <w:tblGrid>
-        <w:gridCol w:w="8522"/>
-      </w:tblGrid>
-      <w:tr>
-        <w:tc>
-          <w:tcPr>
-            <w:tcW w:w="8522" w:type="dxa"/>
-            <w:shd w:val="clear" w:color="auto" w:fill="DEEAF6" w:themeFill="accent1" w:themeFillTint="33"/>
-          </w:tcPr>
-          <w:p>
-            <w:pPr>
-              <w:snapToGrid w:val="0"/>
-              <w:rPr>
-                <w:rFonts w:ascii="Tahoma" w:eastAsia="微软雅黑" w:hAnsi="Tahoma"/>
-                <w:kern w:val="0"/>
-                <w:sz w:val="22"/>
-              </w:rPr>
-            </w:pPr>
-            <w:r>
-              <w:rPr>
-                <w:rFonts w:ascii="Tahoma" w:eastAsia="微软雅黑" w:hAnsi="Tahoma" w:hint="eastAsia"/>
-                <w:kern w:val="0"/>
-                <w:sz w:val="22"/>
-              </w:rPr>
-              <w:t>图中是</w:t>
-            </w:r>
-            <w:r>
-              <w:rPr>
-                <w:rFonts w:ascii="Tahoma" w:eastAsia="微软雅黑" w:hAnsi="Tahoma" w:hint="eastAsia"/>
-                <w:kern w:val="0"/>
-                <w:sz w:val="22"/>
-              </w:rPr>
-              <w:t>win10</w:t>
-            </w:r>
-            <w:r>
-              <w:rPr>
-                <w:rFonts w:ascii="Tahoma" w:eastAsia="微软雅黑" w:hAnsi="Tahoma" w:hint="eastAsia"/>
-                <w:kern w:val="0"/>
-                <w:sz w:val="22"/>
-              </w:rPr>
-              <w:t>的鼠标灵敏度设置。</w:t>
-            </w:r>
-          </w:p>
-          <w:p>
-            <w:pPr>
-              <w:snapToGrid w:val="0"/>
-              <w:rPr>
-                <w:rFonts w:ascii="Tahoma" w:eastAsia="微软雅黑" w:hAnsi="Tahoma"/>
-                <w:kern w:val="0"/>
-                <w:sz w:val="22"/>
-              </w:rPr>
-            </w:pPr>
-            <w:r>
-              <w:rPr>
-                <w:rFonts w:ascii="Tahoma" w:eastAsia="微软雅黑" w:hAnsi="Tahoma" w:hint="eastAsia"/>
-                <w:kern w:val="0"/>
-                <w:sz w:val="22"/>
-              </w:rPr>
-              <w:t>如果是其他操作系统，可以去百度搜索修改鼠标灵敏度。</w:t>
-            </w:r>
-          </w:p>
-        </w:tc>
-      </w:tr>
-    </w:tbl>
-    <w:p>
-      <w:pPr>
-        <w:widowControl/>
+        <w:adjustRightInd w:val="0"/>
+        <w:snapToGrid w:val="0"/>
+        <w:spacing w:after="200"/>
         <w:jc w:val="left"/>
         <w:rPr>
-          <w:rFonts w:ascii="Tahoma" w:eastAsia="微软雅黑" w:hAnsi="Tahoma"/>
-          <w:kern w:val="0"/>
-          <w:sz w:val="22"/>
-        </w:rPr>
-      </w:pPr>
-    </w:p>
-    <w:p>
-      <w:pPr>
-        <w:widowControl/>
+          <w:rFonts w:ascii="Tahoma" w:eastAsia="微软雅黑" w:hAnsi="Tahoma" w:hint="eastAsia"/>
+          <w:kern w:val="0"/>
+          <w:sz w:val="22"/>
+        </w:rPr>
+      </w:pPr>
+      <w:r>
+        <w:rPr>
+          <w:rFonts w:ascii="Tahoma" w:eastAsia="微软雅黑" w:hAnsi="Tahoma" w:hint="eastAsia"/>
+          <w:kern w:val="0"/>
+          <w:sz w:val="22"/>
+        </w:rPr>
+        <w:t>但实际游玩的时候，只要玩家在一瞬间移动鼠标，依然能做到穿墙。</w:t>
+      </w:r>
+    </w:p>
+    <w:p>
+      <w:pPr>
+        <w:widowControl/>
+        <w:adjustRightInd w:val="0"/>
+        <w:snapToGrid w:val="0"/>
         <w:jc w:val="left"/>
         <w:rPr>
-          <w:rFonts w:ascii="Tahoma" w:eastAsia="微软雅黑" w:hAnsi="Tahoma"/>
+          <w:rFonts w:ascii="Tahoma" w:eastAsia="微软雅黑" w:hAnsi="Tahoma" w:hint="eastAsia"/>
+          <w:kern w:val="0"/>
+          <w:sz w:val="22"/>
+        </w:rPr>
+      </w:pPr>
+      <w:r>
+        <w:rPr>
+          <w:rFonts w:ascii="Tahoma" w:eastAsia="微软雅黑" w:hAnsi="Tahoma" w:hint="eastAsia"/>
+          <w:kern w:val="0"/>
+          <w:sz w:val="22"/>
+        </w:rPr>
+        <w:t>那么，墙壁是否需要继续加厚？不需要。</w:t>
+      </w:r>
+    </w:p>
+    <w:p>
+      <w:pPr>
+        <w:widowControl/>
+        <w:adjustRightInd w:val="0"/>
+        <w:snapToGrid w:val="0"/>
+        <w:jc w:val="left"/>
+        <w:rPr>
+          <w:rFonts w:ascii="Tahoma" w:eastAsia="微软雅黑" w:hAnsi="Tahoma"/>
+          <w:kern w:val="0"/>
+          <w:sz w:val="22"/>
+        </w:rPr>
+      </w:pPr>
+      <w:r>
+        <w:rPr>
+          <w:rFonts w:ascii="Tahoma" w:eastAsia="微软雅黑" w:hAnsi="Tahoma" w:hint="eastAsia"/>
+          <w:kern w:val="0"/>
+          <w:sz w:val="22"/>
+        </w:rPr>
+        <w:t>对于我们设计者来说，</w:t>
+      </w:r>
+    </w:p>
+    <w:p>
+      <w:pPr>
+        <w:widowControl/>
+        <w:adjustRightInd w:val="0"/>
+        <w:snapToGrid w:val="0"/>
+        <w:jc w:val="left"/>
+        <w:rPr>
+          <w:rFonts w:ascii="Tahoma" w:eastAsia="微软雅黑" w:hAnsi="Tahoma"/>
+          <w:kern w:val="0"/>
+          <w:sz w:val="22"/>
+        </w:rPr>
+      </w:pPr>
+      <w:r>
+        <w:rPr>
+          <w:rFonts w:ascii="Tahoma" w:eastAsia="微软雅黑" w:hAnsi="Tahoma" w:hint="eastAsia"/>
+          <w:kern w:val="0"/>
+          <w:sz w:val="22"/>
+        </w:rPr>
+        <w:t>只要玩家不那么“轻易”的穿墙，就足够了。</w:t>
+      </w:r>
+    </w:p>
+    <w:p>
+      <w:pPr>
+        <w:widowControl/>
+        <w:adjustRightInd w:val="0"/>
+        <w:snapToGrid w:val="0"/>
+        <w:jc w:val="left"/>
+        <w:rPr>
+          <w:rFonts w:ascii="Tahoma" w:eastAsia="微软雅黑" w:hAnsi="Tahoma" w:hint="eastAsia"/>
+          <w:kern w:val="0"/>
+          <w:sz w:val="22"/>
+        </w:rPr>
+      </w:pPr>
+      <w:r>
+        <w:rPr>
+          <w:rFonts w:ascii="Tahoma" w:eastAsia="微软雅黑" w:hAnsi="Tahoma" w:hint="eastAsia"/>
+          <w:kern w:val="0"/>
+          <w:sz w:val="22"/>
+        </w:rPr>
+        <w:t>允许玩家取巧，并不是一件坏事。</w:t>
+      </w:r>
+    </w:p>
+    <w:p>
+      <w:pPr>
+        <w:widowControl/>
+        <w:adjustRightInd w:val="0"/>
+        <w:snapToGrid w:val="0"/>
+        <w:jc w:val="left"/>
+        <w:rPr>
+          <w:rFonts w:ascii="Tahoma" w:eastAsia="微软雅黑" w:hAnsi="Tahoma"/>
+          <w:kern w:val="0"/>
+          <w:sz w:val="22"/>
+        </w:rPr>
+      </w:pPr>
+    </w:p>
+    <w:p>
+      <w:pPr>
+        <w:widowControl/>
+        <w:adjustRightInd w:val="0"/>
+        <w:snapToGrid w:val="0"/>
+        <w:jc w:val="left"/>
+        <w:rPr>
+          <w:rFonts w:ascii="Tahoma" w:eastAsia="微软雅黑" w:hAnsi="Tahoma" w:hint="eastAsia"/>
           <w:kern w:val="0"/>
           <w:sz w:val="22"/>
         </w:rPr>
@@ -7679,12 +7873,26 @@
           <w:rFonts w:hint="eastAsia"/>
         </w:rPr>
       </w:pPr>
+      <w:bookmarkStart w:id="3" w:name="_基础规律"/>
+      <w:bookmarkEnd w:id="3"/>
       <w:r>
         <w:rPr>
           <w:rFonts w:hint="eastAsia"/>
         </w:rPr>
         <w:lastRenderedPageBreak/>
+        <w:t xml:space="preserve">===鼠标迷宫 - </w:t>
+      </w:r>
+      <w:r>
+        <w:rPr>
+          <w:rFonts w:hint="eastAsia"/>
+        </w:rPr>
         <w:t>常见问题（FAQ）</w:t>
+      </w:r>
+      <w:r>
+        <w:rPr>
+          <w:rFonts w:hint="eastAsia"/>
+        </w:rPr>
+        <w:t>===</w:t>
       </w:r>
     </w:p>
     <w:p>
@@ -7773,15 +7981,7 @@
                 <w:kern w:val="0"/>
                 <w:sz w:val="22"/>
               </w:rPr>
-              <w:t>复制</w:t>
-            </w:r>
-            <w:r>
-              <w:rPr>
-                <w:rFonts w:ascii="Tahoma" w:eastAsia="微软雅黑" w:hAnsi="Tahoma" w:hint="eastAsia"/>
-                <w:kern w:val="0"/>
-                <w:sz w:val="22"/>
-              </w:rPr>
-              <w:t>公共事件后报错</w:t>
+              <w:t>复制公共事件后报错</w:t>
             </w:r>
           </w:p>
         </w:tc>
@@ -7944,39 +8144,7 @@
                 <w:kern w:val="0"/>
                 <w:sz w:val="22"/>
               </w:rPr>
-              <w:t>复制了示例中的</w:t>
-            </w:r>
-            <w:r>
-              <w:rPr>
-                <w:rFonts w:ascii="Tahoma" w:eastAsia="微软雅黑" w:hAnsi="Tahoma" w:hint="eastAsia"/>
-                <w:kern w:val="0"/>
-                <w:sz w:val="22"/>
-              </w:rPr>
-              <w:t>公共事件</w:t>
-            </w:r>
-            <w:r>
-              <w:rPr>
-                <w:rFonts w:ascii="Tahoma" w:eastAsia="微软雅黑" w:hAnsi="Tahoma" w:hint="eastAsia"/>
-                <w:kern w:val="0"/>
-                <w:sz w:val="22"/>
-              </w:rPr>
-              <w:t>，</w:t>
-            </w:r>
-            <w:r>
-              <w:rPr>
-                <w:rFonts w:ascii="Tahoma" w:eastAsia="微软雅黑" w:hAnsi="Tahoma" w:hint="eastAsia"/>
-                <w:kern w:val="0"/>
-                <w:sz w:val="22"/>
-              </w:rPr>
-              <w:t>出现了这个错误</w:t>
-            </w:r>
-            <w:r>
-              <w:rPr>
-                <w:rFonts w:ascii="Tahoma" w:eastAsia="微软雅黑" w:hAnsi="Tahoma" w:hint="eastAsia"/>
-                <w:kern w:val="0"/>
-                <w:sz w:val="22"/>
-              </w:rPr>
-              <w:t>。</w:t>
+              <w:t>复制了示例中的公共事件，出现了这个错误。</w:t>
             </w:r>
           </w:p>
         </w:tc>
@@ -8036,15 +8204,7 @@
                 <w:kern w:val="0"/>
                 <w:sz w:val="22"/>
               </w:rPr>
-              <w:t>常规问题，因为复制了很多固定的插件指令到其它地方</w:t>
-            </w:r>
-            <w:r>
-              <w:rPr>
-                <w:rFonts w:ascii="Tahoma" w:eastAsia="微软雅黑" w:hAnsi="Tahoma" w:hint="eastAsia"/>
-                <w:kern w:val="0"/>
-                <w:sz w:val="22"/>
-              </w:rPr>
-              <w:t>。</w:t>
+              <w:t>常规问题，因为复制了很多固定的插件指令到其它地方。</w:t>
             </w:r>
           </w:p>
           <w:p>
@@ -8055,7 +8215,7 @@
               <w:spacing w:line="276" w:lineRule="auto"/>
               <w:jc w:val="left"/>
               <w:rPr>
-                <w:rFonts w:ascii="Tahoma" w:eastAsia="微软雅黑" w:hAnsi="Tahoma" w:hint="eastAsia"/>
+                <w:rFonts w:ascii="Tahoma" w:eastAsia="微软雅黑" w:hAnsi="Tahoma"/>
                 <w:kern w:val="0"/>
                 <w:sz w:val="22"/>
               </w:rPr>
@@ -8179,7 +8339,7 @@
               <w:adjustRightInd w:val="0"/>
               <w:snapToGrid w:val="0"/>
               <w:rPr>
-                <w:rFonts w:ascii="Tahoma" w:eastAsia="微软雅黑" w:hAnsi="Tahoma" w:hint="eastAsia"/>
+                <w:rFonts w:ascii="Tahoma" w:eastAsia="微软雅黑" w:hAnsi="Tahoma"/>
                 <w:kern w:val="0"/>
                 <w:sz w:val="22"/>
               </w:rPr>
@@ -8230,7 +8390,7 @@
                           </pic:cNvPicPr>
                         </pic:nvPicPr>
                         <pic:blipFill>
-                          <a:blip r:embed="rId14">
+                          <a:blip r:embed="rId18">
                             <a:extLst>
                               <a:ext uri="{28A0092B-C50C-407E-A947-70E740481C1C}">
                                 <a14:useLocalDpi xmlns:a14="http://schemas.microsoft.com/office/drawing/2010/main" val="0"/>
@@ -8368,7 +8528,7 @@
               <w:adjustRightInd w:val="0"/>
               <w:snapToGrid w:val="0"/>
               <w:rPr>
-                <w:rFonts w:ascii="Tahoma" w:eastAsia="微软雅黑" w:hAnsi="Tahoma" w:hint="eastAsia"/>
+                <w:rFonts w:ascii="Tahoma" w:eastAsia="微软雅黑" w:hAnsi="Tahoma"/>
                 <w:kern w:val="0"/>
                 <w:sz w:val="22"/>
               </w:rPr>
@@ -8454,7 +8614,7 @@
               <w:adjustRightInd w:val="0"/>
               <w:snapToGrid w:val="0"/>
               <w:rPr>
-                <w:rFonts w:ascii="Tahoma" w:eastAsia="微软雅黑" w:hAnsi="Tahoma" w:hint="eastAsia"/>
+                <w:rFonts w:ascii="Tahoma" w:eastAsia="微软雅黑" w:hAnsi="Tahoma"/>
                 <w:kern w:val="0"/>
                 <w:sz w:val="22"/>
               </w:rPr>
@@ -8506,7 +8666,7 @@
               <w:adjustRightInd w:val="0"/>
               <w:snapToGrid w:val="0"/>
               <w:rPr>
-                <w:rFonts w:ascii="Tahoma" w:eastAsia="微软雅黑" w:hAnsi="Tahoma" w:hint="eastAsia"/>
+                <w:rFonts w:ascii="Tahoma" w:eastAsia="微软雅黑" w:hAnsi="Tahoma"/>
                 <w:kern w:val="0"/>
                 <w:sz w:val="22"/>
               </w:rPr>
@@ -8574,7 +8734,7 @@
         <w:widowControl/>
         <w:jc w:val="left"/>
         <w:rPr>
-          <w:rFonts w:ascii="Tahoma" w:eastAsia="微软雅黑" w:hAnsi="Tahoma" w:hint="eastAsia"/>
+          <w:rFonts w:ascii="Tahoma" w:eastAsia="微软雅黑" w:hAnsi="Tahoma"/>
           <w:kern w:val="0"/>
           <w:sz w:val="22"/>
         </w:rPr>
